--- a/docs/Himam-Quiz-APIs.docx
+++ b/docs/Himam-Quiz-APIs.docx
@@ -7843,22 +7843,22 @@
           <w:sz w:val="17"/>
           <w:szCs w:val="17"/>
         </w:rPr>
-        <w:t xml:space="preserve">      "id": 39,</w:t>
-      </w:r>
-    </w:p>
-    <w:p>
-      <w:pPr>
-        <w:shd w:fill="F6F6F4" w:val="clear"/>
-        <w:spacing w:after="0" w:before="0" w:line="240"/>
-        <w:ind w:left="180" w:right="180"/>
-      </w:pPr>
-      <w:r>
-        <w:rPr>
-          <w:rFonts w:ascii="Consolas" w:cs="Consolas" w:eastAsia="Consolas" w:hAnsi="Consolas"/>
-          <w:sz w:val="17"/>
-          <w:szCs w:val="17"/>
-        </w:rPr>
-        <w:t xml:space="preserve">      "serial": "CERT-2026-VNLD8D",</w:t>
+        <w:t xml:space="preserve">      "id": 41,</w:t>
+      </w:r>
+    </w:p>
+    <w:p>
+      <w:pPr>
+        <w:shd w:fill="F6F6F4" w:val="clear"/>
+        <w:spacing w:after="0" w:before="0" w:line="240"/>
+        <w:ind w:left="180" w:right="180"/>
+      </w:pPr>
+      <w:r>
+        <w:rPr>
+          <w:rFonts w:ascii="Consolas" w:cs="Consolas" w:eastAsia="Consolas" w:hAnsi="Consolas"/>
+          <w:sz w:val="17"/>
+          <w:szCs w:val="17"/>
+        </w:rPr>
+        <w:t xml:space="preserve">      "serial": "CERT-2026-59YYKL",</w:t>
       </w:r>
     </w:p>
     <w:p>
@@ -7903,7 +7903,7 @@
           <w:sz w:val="17"/>
           <w:szCs w:val="17"/>
         </w:rPr>
-        <w:t xml:space="preserve">      "verification_url": "http://127.0.0.1:8000/api/certificates/verify/dd671d21-1597-47e3-b2cb-35fe7a221067"</w:t>
+        <w:t xml:space="preserve">      "verification_url": "http://127.0.0.1:8000/api/certificates/verify/76f5b1c3-df05-42b3-b87c-36c8cf5b8057"</w:t>
       </w:r>
     </w:p>
     <w:p>
@@ -9834,7 +9834,7 @@
           <w:sz w:val="17"/>
           <w:szCs w:val="17"/>
         </w:rPr>
-        <w:t xml:space="preserve">      "id": 99,</w:t>
+        <w:t xml:space="preserve">      "id": 104,</w:t>
       </w:r>
     </w:p>
     <w:p>
@@ -9924,7 +9924,7 @@
           <w:sz w:val="17"/>
           <w:szCs w:val="17"/>
         </w:rPr>
-        <w:t xml:space="preserve">      "published_at": "2026-10-14T17:40:14+00:00",</w:t>
+        <w:t xml:space="preserve">      "published_at": "2026-10-14T17:48:01+00:00",</w:t>
       </w:r>
     </w:p>
     <w:p>
@@ -9984,7 +9984,7 @@
           <w:sz w:val="17"/>
           <w:szCs w:val="17"/>
         </w:rPr>
-        <w:t xml:space="preserve">      "id": 97,</w:t>
+        <w:t xml:space="preserve">      "id": 102,</w:t>
       </w:r>
     </w:p>
     <w:p>
@@ -10074,7 +10074,7 @@
           <w:sz w:val="17"/>
           <w:szCs w:val="17"/>
         </w:rPr>
-        <w:t xml:space="preserve">      "published_at": "2026-10-14T17:40:09+00:00",</w:t>
+        <w:t xml:space="preserve">      "published_at": "2026-10-14T17:47:56+00:00",</w:t>
       </w:r>
     </w:p>
     <w:p>
@@ -10134,7 +10134,7 @@
           <w:sz w:val="17"/>
           <w:szCs w:val="17"/>
         </w:rPr>
-        <w:t xml:space="preserve">      "id": 98,</w:t>
+        <w:t xml:space="preserve">      "id": 103,</w:t>
       </w:r>
     </w:p>
     <w:p>
@@ -10179,7 +10179,7 @@
           <w:sz w:val="17"/>
           <w:szCs w:val="17"/>
         </w:rPr>
-        <w:t xml:space="preserve">      "body": "Congratulations — your certificate for “A book without sections” has been issued with serial CERT-2026-VNLD8D. You will find it on the certificates page.",</w:t>
+        <w:t xml:space="preserve">      "body": "Congratulations — your certificate for “A book without sections” has been issued with serial CERT-2026-59YYKL. You will find it on the certificates page.",</w:t>
       </w:r>
     </w:p>
     <w:p>
@@ -10224,7 +10224,7 @@
           <w:sz w:val="17"/>
           <w:szCs w:val="17"/>
         </w:rPr>
-        <w:t xml:space="preserve">      "published_at": "2026-10-14T17:40:09+00:00",</w:t>
+        <w:t xml:space="preserve">      "published_at": "2026-10-14T17:47:56+00:00",</w:t>
       </w:r>
     </w:p>
     <w:p>
@@ -11039,22 +11039,22 @@
           <w:sz w:val="17"/>
           <w:szCs w:val="17"/>
         </w:rPr>
-        <w:t xml:space="preserve">      "id": 39,</w:t>
-      </w:r>
-    </w:p>
-    <w:p>
-      <w:pPr>
-        <w:shd w:fill="F6F6F4" w:val="clear"/>
-        <w:spacing w:after="0" w:before="0" w:line="240"/>
-        <w:ind w:left="180" w:right="180"/>
-      </w:pPr>
-      <w:r>
-        <w:rPr>
-          <w:rFonts w:ascii="Consolas" w:cs="Consolas" w:eastAsia="Consolas" w:hAnsi="Consolas"/>
-          <w:sz w:val="17"/>
-          <w:szCs w:val="17"/>
-        </w:rPr>
-        <w:t xml:space="preserve">      "serial": "CERT-2026-VNLD8D",</w:t>
+        <w:t xml:space="preserve">      "id": 41,</w:t>
+      </w:r>
+    </w:p>
+    <w:p>
+      <w:pPr>
+        <w:shd w:fill="F6F6F4" w:val="clear"/>
+        <w:spacing w:after="0" w:before="0" w:line="240"/>
+        <w:ind w:left="180" w:right="180"/>
+      </w:pPr>
+      <w:r>
+        <w:rPr>
+          <w:rFonts w:ascii="Consolas" w:cs="Consolas" w:eastAsia="Consolas" w:hAnsi="Consolas"/>
+          <w:sz w:val="17"/>
+          <w:szCs w:val="17"/>
+        </w:rPr>
+        <w:t xml:space="preserve">      "serial": "CERT-2026-59YYKL",</w:t>
       </w:r>
     </w:p>
     <w:p>
@@ -11354,7 +11354,7 @@
           <w:sz w:val="17"/>
           <w:szCs w:val="17"/>
         </w:rPr>
-        <w:t xml:space="preserve">      "verification_url": "http://127.0.0.1:8000/api/certificates/verify/dd671d21-1597-47e3-b2cb-35fe7a221067"</w:t>
+        <w:t xml:space="preserve">      "verification_url": "http://127.0.0.1:8000/api/certificates/verify/76f5b1c3-df05-42b3-b87c-36c8cf5b8057"</w:t>
       </w:r>
     </w:p>
     <w:p>

--- a/docs/Himam-Quiz-APIs.docx
+++ b/docs/Himam-Quiz-APIs.docx
@@ -1187,7 +1187,7 @@
           <w:sz w:val="17"/>
           <w:szCs w:val="17"/>
         </w:rPr>
-        <w:t xml:space="preserve">GET /api/books/9</w:t>
+        <w:t xml:space="preserve">GET /api/books/7</w:t>
       </w:r>
     </w:p>
     <w:p>
@@ -1292,52 +1292,52 @@
           <w:sz w:val="17"/>
           <w:szCs w:val="17"/>
         </w:rPr>
-        <w:t xml:space="preserve">    "id": 9,</w:t>
-      </w:r>
-    </w:p>
-    <w:p>
-      <w:pPr>
-        <w:shd w:fill="F6F6F4" w:val="clear"/>
-        <w:spacing w:after="0" w:before="0" w:line="240"/>
-        <w:ind w:left="180" w:right="180"/>
-      </w:pPr>
-      <w:r>
-        <w:rPr>
-          <w:rFonts w:ascii="Consolas" w:cs="Consolas" w:eastAsia="Consolas" w:hAnsi="Consolas"/>
-          <w:sz w:val="17"/>
-          <w:szCs w:val="17"/>
-        </w:rPr>
-        <w:t xml:space="preserve">    "title": "A book without sections",</w:t>
-      </w:r>
-    </w:p>
-    <w:p>
-      <w:pPr>
-        <w:shd w:fill="F6F6F4" w:val="clear"/>
-        <w:spacing w:after="0" w:before="0" w:line="240"/>
-        <w:ind w:left="180" w:right="180"/>
-      </w:pPr>
-      <w:r>
-        <w:rPr>
-          <w:rFonts w:ascii="Consolas" w:cs="Consolas" w:eastAsia="Consolas" w:hAnsi="Consolas"/>
-          <w:sz w:val="17"/>
-          <w:szCs w:val="17"/>
-        </w:rPr>
-        <w:t xml:space="preserve">    "author": "An author",</w:t>
-      </w:r>
-    </w:p>
-    <w:p>
-      <w:pPr>
-        <w:shd w:fill="F6F6F4" w:val="clear"/>
-        <w:spacing w:after="0" w:before="0" w:line="240"/>
-        <w:ind w:left="180" w:right="180"/>
-      </w:pPr>
-      <w:r>
-        <w:rPr>
-          <w:rFonts w:ascii="Consolas" w:cs="Consolas" w:eastAsia="Consolas" w:hAnsi="Consolas"/>
-          <w:sz w:val="17"/>
-          <w:szCs w:val="17"/>
-        </w:rPr>
-        <w:t xml:space="preserve">    "description": "Read as a whole",</w:t>
+        <w:t xml:space="preserve">    "id": 7,</w:t>
+      </w:r>
+    </w:p>
+    <w:p>
+      <w:pPr>
+        <w:shd w:fill="F6F6F4" w:val="clear"/>
+        <w:spacing w:after="0" w:before="0" w:line="240"/>
+        <w:ind w:left="180" w:right="180"/>
+      </w:pPr>
+      <w:r>
+        <w:rPr>
+          <w:rFonts w:ascii="Consolas" w:cs="Consolas" w:eastAsia="Consolas" w:hAnsi="Consolas"/>
+          <w:sz w:val="17"/>
+          <w:szCs w:val="17"/>
+        </w:rPr>
+        <w:t xml:space="preserve">    "title": "A book read whole",</w:t>
+      </w:r>
+    </w:p>
+    <w:p>
+      <w:pPr>
+        <w:shd w:fill="F6F6F4" w:val="clear"/>
+        <w:spacing w:after="0" w:before="0" w:line="240"/>
+        <w:ind w:left="180" w:right="180"/>
+      </w:pPr>
+      <w:r>
+        <w:rPr>
+          <w:rFonts w:ascii="Consolas" w:cs="Consolas" w:eastAsia="Consolas" w:hAnsi="Consolas"/>
+          <w:sz w:val="17"/>
+          <w:szCs w:val="17"/>
+        </w:rPr>
+        <w:t xml:space="preserve">    "author": "The author",</w:t>
+      </w:r>
+    </w:p>
+    <w:p>
+      <w:pPr>
+        <w:shd w:fill="F6F6F4" w:val="clear"/>
+        <w:spacing w:after="0" w:before="0" w:line="240"/>
+        <w:ind w:left="180" w:right="180"/>
+      </w:pPr>
+      <w:r>
+        <w:rPr>
+          <w:rFonts w:ascii="Consolas" w:cs="Consolas" w:eastAsia="Consolas" w:hAnsi="Consolas"/>
+          <w:sz w:val="17"/>
+          <w:szCs w:val="17"/>
+        </w:rPr>
+        <w:t xml:space="preserve">    "description": "Read as one document.",</w:t>
       </w:r>
     </w:p>
     <w:p>
@@ -1367,7 +1367,7 @@
           <w:sz w:val="17"/>
           <w:szCs w:val="17"/>
         </w:rPr>
-        <w:t xml:space="preserve">    "pdf": "http://127.0.0.1:8000/storage/uploads/sample-section.pdf",</w:t>
+        <w:t xml:space="preserve">    "pdf": "http://127.0.0.1:8005/storage/uploads/sample-section.pdf",</w:t>
       </w:r>
     </w:p>
     <w:p>
@@ -1427,7 +1427,7 @@
           <w:sz w:val="17"/>
           <w:szCs w:val="17"/>
         </w:rPr>
-        <w:t xml:space="preserve">      "label": "Revised exam"</w:t>
+        <w:t xml:space="preserve">      "label": "Exam on the whole book"</w:t>
       </w:r>
     </w:p>
     <w:p>
@@ -1457,7 +1457,127 @@
           <w:sz w:val="17"/>
           <w:szCs w:val="17"/>
         </w:rPr>
-        <w:t xml:space="preserve">    "pages": 80,</w:t>
+        <w:t xml:space="preserve">    "exam": {</w:t>
+      </w:r>
+    </w:p>
+    <w:p>
+      <w:pPr>
+        <w:shd w:fill="F6F6F4" w:val="clear"/>
+        <w:spacing w:after="0" w:before="0" w:line="240"/>
+        <w:ind w:left="180" w:right="180"/>
+      </w:pPr>
+      <w:r>
+        <w:rPr>
+          <w:rFonts w:ascii="Consolas" w:cs="Consolas" w:eastAsia="Consolas" w:hAnsi="Consolas"/>
+          <w:sz w:val="17"/>
+          <w:szCs w:val="17"/>
+        </w:rPr>
+        <w:t xml:space="preserve">      "scope": "book",</w:t>
+      </w:r>
+    </w:p>
+    <w:p>
+      <w:pPr>
+        <w:shd w:fill="F6F6F4" w:val="clear"/>
+        <w:spacing w:after="0" w:before="0" w:line="240"/>
+        <w:ind w:left="180" w:right="180"/>
+      </w:pPr>
+      <w:r>
+        <w:rPr>
+          <w:rFonts w:ascii="Consolas" w:cs="Consolas" w:eastAsia="Consolas" w:hAnsi="Consolas"/>
+          <w:sz w:val="17"/>
+          <w:szCs w:val="17"/>
+        </w:rPr>
+        <w:t xml:space="preserve">      "button": {</w:t>
+      </w:r>
+    </w:p>
+    <w:p>
+      <w:pPr>
+        <w:shd w:fill="F6F6F4" w:val="clear"/>
+        <w:spacing w:after="0" w:before="0" w:line="240"/>
+        <w:ind w:left="180" w:right="180"/>
+      </w:pPr>
+      <w:r>
+        <w:rPr>
+          <w:rFonts w:ascii="Consolas" w:cs="Consolas" w:eastAsia="Consolas" w:hAnsi="Consolas"/>
+          <w:sz w:val="17"/>
+          <w:szCs w:val="17"/>
+        </w:rPr>
+        <w:t xml:space="preserve">        "visible": true,</w:t>
+      </w:r>
+    </w:p>
+    <w:p>
+      <w:pPr>
+        <w:shd w:fill="F6F6F4" w:val="clear"/>
+        <w:spacing w:after="0" w:before="0" w:line="240"/>
+        <w:ind w:left="180" w:right="180"/>
+      </w:pPr>
+      <w:r>
+        <w:rPr>
+          <w:rFonts w:ascii="Consolas" w:cs="Consolas" w:eastAsia="Consolas" w:hAnsi="Consolas"/>
+          <w:sz w:val="17"/>
+          <w:szCs w:val="17"/>
+        </w:rPr>
+        <w:t xml:space="preserve">        "label": "Exam on the whole book"</w:t>
+      </w:r>
+    </w:p>
+    <w:p>
+      <w:pPr>
+        <w:shd w:fill="F6F6F4" w:val="clear"/>
+        <w:spacing w:after="0" w:before="0" w:line="240"/>
+        <w:ind w:left="180" w:right="180"/>
+      </w:pPr>
+      <w:r>
+        <w:rPr>
+          <w:rFonts w:ascii="Consolas" w:cs="Consolas" w:eastAsia="Consolas" w:hAnsi="Consolas"/>
+          <w:sz w:val="17"/>
+          <w:szCs w:val="17"/>
+        </w:rPr>
+        <w:t xml:space="preserve">      },</w:t>
+      </w:r>
+    </w:p>
+    <w:p>
+      <w:pPr>
+        <w:shd w:fill="F6F6F4" w:val="clear"/>
+        <w:spacing w:after="0" w:before="0" w:line="240"/>
+        <w:ind w:left="180" w:right="180"/>
+      </w:pPr>
+      <w:r>
+        <w:rPr>
+          <w:rFonts w:ascii="Consolas" w:cs="Consolas" w:eastAsia="Consolas" w:hAnsi="Consolas"/>
+          <w:sz w:val="17"/>
+          <w:szCs w:val="17"/>
+        </w:rPr>
+        <w:t xml:space="preserve">      "questions_total": 3</w:t>
+      </w:r>
+    </w:p>
+    <w:p>
+      <w:pPr>
+        <w:shd w:fill="F6F6F4" w:val="clear"/>
+        <w:spacing w:after="0" w:before="0" w:line="240"/>
+        <w:ind w:left="180" w:right="180"/>
+      </w:pPr>
+      <w:r>
+        <w:rPr>
+          <w:rFonts w:ascii="Consolas" w:cs="Consolas" w:eastAsia="Consolas" w:hAnsi="Consolas"/>
+          <w:sz w:val="17"/>
+          <w:szCs w:val="17"/>
+        </w:rPr>
+        <w:t xml:space="preserve">    },</w:t>
+      </w:r>
+    </w:p>
+    <w:p>
+      <w:pPr>
+        <w:shd w:fill="F6F6F4" w:val="clear"/>
+        <w:spacing w:after="0" w:before="0" w:line="240"/>
+        <w:ind w:left="180" w:right="180"/>
+      </w:pPr>
+      <w:r>
+        <w:rPr>
+          <w:rFonts w:ascii="Consolas" w:cs="Consolas" w:eastAsia="Consolas" w:hAnsi="Consolas"/>
+          <w:sz w:val="17"/>
+          <w:szCs w:val="17"/>
+        </w:rPr>
+        <w:t xml:space="preserve">    "pages": 120,</w:t>
       </w:r>
     </w:p>
     <w:p>
@@ -1487,7 +1607,7 @@
           <w:sz w:val="17"/>
           <w:szCs w:val="17"/>
         </w:rPr>
-        <w:t xml:space="preserve">    "position": 99,</w:t>
+        <w:t xml:space="preserve">    "position": 10,</w:t>
       </w:r>
     </w:p>
     <w:p>
@@ -1988,22 +2108,22 @@
           <w:sz w:val="17"/>
           <w:szCs w:val="17"/>
         </w:rPr>
-        <w:t xml:space="preserve">    "cover": "http://127.0.0.1:8000/assets/banner.svg",</w:t>
-      </w:r>
-    </w:p>
-    <w:p>
-      <w:pPr>
-        <w:shd w:fill="F6F6F4" w:val="clear"/>
-        <w:spacing w:after="0" w:before="0" w:line="240"/>
-        <w:ind w:left="180" w:right="180"/>
-      </w:pPr>
-      <w:r>
-        <w:rPr>
-          <w:rFonts w:ascii="Consolas" w:cs="Consolas" w:eastAsia="Consolas" w:hAnsi="Consolas"/>
-          <w:sz w:val="17"/>
-          <w:szCs w:val="17"/>
-        </w:rPr>
-        <w:t xml:space="preserve">    "pdf": "http://127.0.0.1:8000/storage/uploads/sample-section.pdf",</w:t>
+        <w:t xml:space="preserve">    "cover": "http://127.0.0.1:8005/assets/banner.svg",</w:t>
+      </w:r>
+    </w:p>
+    <w:p>
+      <w:pPr>
+        <w:shd w:fill="F6F6F4" w:val="clear"/>
+        <w:spacing w:after="0" w:before="0" w:line="240"/>
+        <w:ind w:left="180" w:right="180"/>
+      </w:pPr>
+      <w:r>
+        <w:rPr>
+          <w:rFonts w:ascii="Consolas" w:cs="Consolas" w:eastAsia="Consolas" w:hAnsi="Consolas"/>
+          <w:sz w:val="17"/>
+          <w:szCs w:val="17"/>
+        </w:rPr>
+        <w:t xml:space="preserve">    "pdf": null,</w:t>
       </w:r>
     </w:p>
     <w:p>
@@ -2063,7 +2183,7 @@
           <w:sz w:val="17"/>
           <w:szCs w:val="17"/>
         </w:rPr>
-        <w:t xml:space="preserve">      "label": "Exam on the whole book"</w:t>
+        <w:t xml:space="preserve">      "label": "Take the quiz"</w:t>
       </w:r>
     </w:p>
     <w:p>
@@ -2093,6 +2213,126 @@
           <w:sz w:val="17"/>
           <w:szCs w:val="17"/>
         </w:rPr>
+        <w:t xml:space="preserve">    "exam": {</w:t>
+      </w:r>
+    </w:p>
+    <w:p>
+      <w:pPr>
+        <w:shd w:fill="F6F6F4" w:val="clear"/>
+        <w:spacing w:after="0" w:before="0" w:line="240"/>
+        <w:ind w:left="180" w:right="180"/>
+      </w:pPr>
+      <w:r>
+        <w:rPr>
+          <w:rFonts w:ascii="Consolas" w:cs="Consolas" w:eastAsia="Consolas" w:hAnsi="Consolas"/>
+          <w:sz w:val="17"/>
+          <w:szCs w:val="17"/>
+        </w:rPr>
+        <w:t xml:space="preserve">      "scope": "book",</w:t>
+      </w:r>
+    </w:p>
+    <w:p>
+      <w:pPr>
+        <w:shd w:fill="F6F6F4" w:val="clear"/>
+        <w:spacing w:after="0" w:before="0" w:line="240"/>
+        <w:ind w:left="180" w:right="180"/>
+      </w:pPr>
+      <w:r>
+        <w:rPr>
+          <w:rFonts w:ascii="Consolas" w:cs="Consolas" w:eastAsia="Consolas" w:hAnsi="Consolas"/>
+          <w:sz w:val="17"/>
+          <w:szCs w:val="17"/>
+        </w:rPr>
+        <w:t xml:space="preserve">      "button": {</w:t>
+      </w:r>
+    </w:p>
+    <w:p>
+      <w:pPr>
+        <w:shd w:fill="F6F6F4" w:val="clear"/>
+        <w:spacing w:after="0" w:before="0" w:line="240"/>
+        <w:ind w:left="180" w:right="180"/>
+      </w:pPr>
+      <w:r>
+        <w:rPr>
+          <w:rFonts w:ascii="Consolas" w:cs="Consolas" w:eastAsia="Consolas" w:hAnsi="Consolas"/>
+          <w:sz w:val="17"/>
+          <w:szCs w:val="17"/>
+        </w:rPr>
+        <w:t xml:space="preserve">        "visible": true,</w:t>
+      </w:r>
+    </w:p>
+    <w:p>
+      <w:pPr>
+        <w:shd w:fill="F6F6F4" w:val="clear"/>
+        <w:spacing w:after="0" w:before="0" w:line="240"/>
+        <w:ind w:left="180" w:right="180"/>
+      </w:pPr>
+      <w:r>
+        <w:rPr>
+          <w:rFonts w:ascii="Consolas" w:cs="Consolas" w:eastAsia="Consolas" w:hAnsi="Consolas"/>
+          <w:sz w:val="17"/>
+          <w:szCs w:val="17"/>
+        </w:rPr>
+        <w:t xml:space="preserve">        "label": "Take the quiz"</w:t>
+      </w:r>
+    </w:p>
+    <w:p>
+      <w:pPr>
+        <w:shd w:fill="F6F6F4" w:val="clear"/>
+        <w:spacing w:after="0" w:before="0" w:line="240"/>
+        <w:ind w:left="180" w:right="180"/>
+      </w:pPr>
+      <w:r>
+        <w:rPr>
+          <w:rFonts w:ascii="Consolas" w:cs="Consolas" w:eastAsia="Consolas" w:hAnsi="Consolas"/>
+          <w:sz w:val="17"/>
+          <w:szCs w:val="17"/>
+        </w:rPr>
+        <w:t xml:space="preserve">      },</w:t>
+      </w:r>
+    </w:p>
+    <w:p>
+      <w:pPr>
+        <w:shd w:fill="F6F6F4" w:val="clear"/>
+        <w:spacing w:after="0" w:before="0" w:line="240"/>
+        <w:ind w:left="180" w:right="180"/>
+      </w:pPr>
+      <w:r>
+        <w:rPr>
+          <w:rFonts w:ascii="Consolas" w:cs="Consolas" w:eastAsia="Consolas" w:hAnsi="Consolas"/>
+          <w:sz w:val="17"/>
+          <w:szCs w:val="17"/>
+        </w:rPr>
+        <w:t xml:space="preserve">      "questions_total": 9</w:t>
+      </w:r>
+    </w:p>
+    <w:p>
+      <w:pPr>
+        <w:shd w:fill="F6F6F4" w:val="clear"/>
+        <w:spacing w:after="0" w:before="0" w:line="240"/>
+        <w:ind w:left="180" w:right="180"/>
+      </w:pPr>
+      <w:r>
+        <w:rPr>
+          <w:rFonts w:ascii="Consolas" w:cs="Consolas" w:eastAsia="Consolas" w:hAnsi="Consolas"/>
+          <w:sz w:val="17"/>
+          <w:szCs w:val="17"/>
+        </w:rPr>
+        <w:t xml:space="preserve">    },</w:t>
+      </w:r>
+    </w:p>
+    <w:p>
+      <w:pPr>
+        <w:shd w:fill="F6F6F4" w:val="clear"/>
+        <w:spacing w:after="0" w:before="0" w:line="240"/>
+        <w:ind w:left="180" w:right="180"/>
+      </w:pPr>
+      <w:r>
+        <w:rPr>
+          <w:rFonts w:ascii="Consolas" w:cs="Consolas" w:eastAsia="Consolas" w:hAnsi="Consolas"/>
+          <w:sz w:val="17"/>
+          <w:szCs w:val="17"/>
+        </w:rPr>
         <w:t xml:space="preserve">    "pages": 140,</w:t>
       </w:r>
     </w:p>
@@ -2318,22 +2558,37 @@
           <w:sz w:val="17"/>
           <w:szCs w:val="17"/>
         </w:rPr>
-        <w:t xml:space="preserve">        "questions_count": 3,</w:t>
-      </w:r>
-    </w:p>
-    <w:p>
-      <w:pPr>
-        <w:shd w:fill="F6F6F4" w:val="clear"/>
-        <w:spacing w:after="0" w:before="0" w:line="240"/>
-        <w:ind w:left="180" w:right="180"/>
-      </w:pPr>
-      <w:r>
-        <w:rPr>
-          <w:rFonts w:ascii="Consolas" w:cs="Consolas" w:eastAsia="Consolas" w:hAnsi="Consolas"/>
-          <w:sz w:val="17"/>
-          <w:szCs w:val="17"/>
-        </w:rPr>
-        <w:t xml:space="preserve">        "pdf": "http://127.0.0.1:8000/storage/uploads/sample-section.pdf",</w:t>
+        <w:t xml:space="preserve">        "questions_count": 0,</w:t>
+      </w:r>
+    </w:p>
+    <w:p>
+      <w:pPr>
+        <w:shd w:fill="F6F6F4" w:val="clear"/>
+        <w:spacing w:after="0" w:before="0" w:line="240"/>
+        <w:ind w:left="180" w:right="180"/>
+      </w:pPr>
+      <w:r>
+        <w:rPr>
+          <w:rFonts w:ascii="Consolas" w:cs="Consolas" w:eastAsia="Consolas" w:hAnsi="Consolas"/>
+          <w:sz w:val="17"/>
+          <w:szCs w:val="17"/>
+        </w:rPr>
+        <w:t xml:space="preserve">        "has_quiz": false,</w:t>
+      </w:r>
+    </w:p>
+    <w:p>
+      <w:pPr>
+        <w:shd w:fill="F6F6F4" w:val="clear"/>
+        <w:spacing w:after="0" w:before="0" w:line="240"/>
+        <w:ind w:left="180" w:right="180"/>
+      </w:pPr>
+      <w:r>
+        <w:rPr>
+          <w:rFonts w:ascii="Consolas" w:cs="Consolas" w:eastAsia="Consolas" w:hAnsi="Consolas"/>
+          <w:sz w:val="17"/>
+          <w:szCs w:val="17"/>
+        </w:rPr>
+        <w:t xml:space="preserve">        "pdf": "http://127.0.0.1:8005/storage/uploads/sample-section.pdf",</w:t>
       </w:r>
     </w:p>
     <w:p>
@@ -2468,22 +2723,37 @@
           <w:sz w:val="17"/>
           <w:szCs w:val="17"/>
         </w:rPr>
-        <w:t xml:space="preserve">        "questions_count": 3,</w:t>
-      </w:r>
-    </w:p>
-    <w:p>
-      <w:pPr>
-        <w:shd w:fill="F6F6F4" w:val="clear"/>
-        <w:spacing w:after="0" w:before="0" w:line="240"/>
-        <w:ind w:left="180" w:right="180"/>
-      </w:pPr>
-      <w:r>
-        <w:rPr>
-          <w:rFonts w:ascii="Consolas" w:cs="Consolas" w:eastAsia="Consolas" w:hAnsi="Consolas"/>
-          <w:sz w:val="17"/>
-          <w:szCs w:val="17"/>
-        </w:rPr>
-        <w:t xml:space="preserve">        "pdf": "http://127.0.0.1:8000/storage/uploads/sample-section.pdf",</w:t>
+        <w:t xml:space="preserve">        "questions_count": 0,</w:t>
+      </w:r>
+    </w:p>
+    <w:p>
+      <w:pPr>
+        <w:shd w:fill="F6F6F4" w:val="clear"/>
+        <w:spacing w:after="0" w:before="0" w:line="240"/>
+        <w:ind w:left="180" w:right="180"/>
+      </w:pPr>
+      <w:r>
+        <w:rPr>
+          <w:rFonts w:ascii="Consolas" w:cs="Consolas" w:eastAsia="Consolas" w:hAnsi="Consolas"/>
+          <w:sz w:val="17"/>
+          <w:szCs w:val="17"/>
+        </w:rPr>
+        <w:t xml:space="preserve">        "has_quiz": false,</w:t>
+      </w:r>
+    </w:p>
+    <w:p>
+      <w:pPr>
+        <w:shd w:fill="F6F6F4" w:val="clear"/>
+        <w:spacing w:after="0" w:before="0" w:line="240"/>
+        <w:ind w:left="180" w:right="180"/>
+      </w:pPr>
+      <w:r>
+        <w:rPr>
+          <w:rFonts w:ascii="Consolas" w:cs="Consolas" w:eastAsia="Consolas" w:hAnsi="Consolas"/>
+          <w:sz w:val="17"/>
+          <w:szCs w:val="17"/>
+        </w:rPr>
+        <w:t xml:space="preserve">        "pdf": "http://127.0.0.1:8005/storage/uploads/sample-section.pdf",</w:t>
       </w:r>
     </w:p>
     <w:p>
@@ -2618,97 +2888,7 @@
           <w:sz w:val="17"/>
           <w:szCs w:val="17"/>
         </w:rPr>
-        <w:t xml:space="preserve">        "questions_count": 3,</w:t>
-      </w:r>
-    </w:p>
-    <w:p>
-      <w:pPr>
-        <w:shd w:fill="F6F6F4" w:val="clear"/>
-        <w:spacing w:after="0" w:before="0" w:line="240"/>
-        <w:ind w:left="180" w:right="180"/>
-      </w:pPr>
-      <w:r>
-        <w:rPr>
-          <w:rFonts w:ascii="Consolas" w:cs="Consolas" w:eastAsia="Consolas" w:hAnsi="Consolas"/>
-          <w:sz w:val="17"/>
-          <w:szCs w:val="17"/>
-        </w:rPr>
-        <w:t xml:space="preserve">        "pdf": "http://127.0.0.1:8000/storage/uploads/sample-section.pdf",</w:t>
-      </w:r>
-    </w:p>
-    <w:p>
-      <w:pPr>
-        <w:shd w:fill="F6F6F4" w:val="clear"/>
-        <w:spacing w:after="0" w:before="0" w:line="240"/>
-        <w:ind w:left="180" w:right="180"/>
-      </w:pPr>
-      <w:r>
-        <w:rPr>
-          <w:rFonts w:ascii="Consolas" w:cs="Consolas" w:eastAsia="Consolas" w:hAnsi="Consolas"/>
-          <w:sz w:val="17"/>
-          <w:szCs w:val="17"/>
-        </w:rPr>
-        <w:t xml:space="preserve">        "read": false,</w:t>
-      </w:r>
-    </w:p>
-    <w:p>
-      <w:pPr>
-        <w:shd w:fill="F6F6F4" w:val="clear"/>
-        <w:spacing w:after="0" w:before="0" w:line="240"/>
-        <w:ind w:left="180" w:right="180"/>
-      </w:pPr>
-      <w:r>
-        <w:rPr>
-          <w:rFonts w:ascii="Consolas" w:cs="Consolas" w:eastAsia="Consolas" w:hAnsi="Consolas"/>
-          <w:sz w:val="17"/>
-          <w:szCs w:val="17"/>
-        </w:rPr>
-        <w:t xml:space="preserve">        "passed": false</w:t>
-      </w:r>
-    </w:p>
-    <w:p>
-      <w:pPr>
-        <w:shd w:fill="F6F6F4" w:val="clear"/>
-        <w:spacing w:after="0" w:before="0" w:line="240"/>
-        <w:ind w:left="180" w:right="180"/>
-      </w:pPr>
-      <w:r>
-        <w:rPr>
-          <w:rFonts w:ascii="Consolas" w:cs="Consolas" w:eastAsia="Consolas" w:hAnsi="Consolas"/>
-          <w:sz w:val="17"/>
-          <w:szCs w:val="17"/>
-        </w:rPr>
-        <w:t xml:space="preserve">      }</w:t>
-      </w:r>
-    </w:p>
-    <w:p>
-      <w:pPr>
-        <w:shd w:fill="F6F6F4" w:val="clear"/>
-        <w:spacing w:after="0" w:before="0" w:line="240"/>
-        <w:ind w:left="180" w:right="180"/>
-      </w:pPr>
-      <w:r>
-        <w:rPr>
-          <w:rFonts w:ascii="Consolas" w:cs="Consolas" w:eastAsia="Consolas" w:hAnsi="Consolas"/>
-          <w:sz w:val="17"/>
-          <w:szCs w:val="17"/>
-        </w:rPr>
-        <w:t xml:space="preserve">    ],</w:t>
-      </w:r>
-    </w:p>
-    <w:p>
-      <w:pPr>
-        <w:shd w:fill="F6F6F4" w:val="clear"/>
-        <w:spacing w:after="0" w:before="0" w:line="240"/>
-        <w:ind w:left="180" w:right="180"/>
-      </w:pPr>
-      <w:r>
-        <w:rPr>
-          <w:rFonts w:ascii="Consolas" w:cs="Consolas" w:eastAsia="Consolas" w:hAnsi="Consolas"/>
-          <w:sz w:val="17"/>
-          <w:szCs w:val="17"/>
-        </w:rPr>
-        <w:t xml:space="preserve">    "progress": {</w:t>
+        <w:t xml:space="preserve">        "questions_count": 0,</w:t>
       </w:r>
     </w:p>
     <w:p>
@@ -2986,7 +3166,7 @@
           <w:sz w:val="17"/>
           <w:szCs w:val="17"/>
         </w:rPr>
-        <w:t xml:space="preserve">    "cover": "http://127.0.0.1:8000/assets/banner.svg",</w:t>
+        <w:t xml:space="preserve">    "cover": "http://127.0.0.1:8005/assets/banner.svg",</w:t>
       </w:r>
     </w:p>
     <w:p>
@@ -3091,6 +3271,126 @@
           <w:sz w:val="17"/>
           <w:szCs w:val="17"/>
         </w:rPr>
+        <w:t xml:space="preserve">    "exam": {</w:t>
+      </w:r>
+    </w:p>
+    <w:p>
+      <w:pPr>
+        <w:shd w:fill="F6F6F4" w:val="clear"/>
+        <w:spacing w:after="0" w:before="0" w:line="240"/>
+        <w:ind w:left="180" w:right="180"/>
+      </w:pPr>
+      <w:r>
+        <w:rPr>
+          <w:rFonts w:ascii="Consolas" w:cs="Consolas" w:eastAsia="Consolas" w:hAnsi="Consolas"/>
+          <w:sz w:val="17"/>
+          <w:szCs w:val="17"/>
+        </w:rPr>
+        <w:t xml:space="preserve">      "scope": "sections",</w:t>
+      </w:r>
+    </w:p>
+    <w:p>
+      <w:pPr>
+        <w:shd w:fill="F6F6F4" w:val="clear"/>
+        <w:spacing w:after="0" w:before="0" w:line="240"/>
+        <w:ind w:left="180" w:right="180"/>
+      </w:pPr>
+      <w:r>
+        <w:rPr>
+          <w:rFonts w:ascii="Consolas" w:cs="Consolas" w:eastAsia="Consolas" w:hAnsi="Consolas"/>
+          <w:sz w:val="17"/>
+          <w:szCs w:val="17"/>
+        </w:rPr>
+        <w:t xml:space="preserve">      "button": {</w:t>
+      </w:r>
+    </w:p>
+    <w:p>
+      <w:pPr>
+        <w:shd w:fill="F6F6F4" w:val="clear"/>
+        <w:spacing w:after="0" w:before="0" w:line="240"/>
+        <w:ind w:left="180" w:right="180"/>
+      </w:pPr>
+      <w:r>
+        <w:rPr>
+          <w:rFonts w:ascii="Consolas" w:cs="Consolas" w:eastAsia="Consolas" w:hAnsi="Consolas"/>
+          <w:sz w:val="17"/>
+          <w:szCs w:val="17"/>
+        </w:rPr>
+        <w:t xml:space="preserve">        "visible": false,</w:t>
+      </w:r>
+    </w:p>
+    <w:p>
+      <w:pPr>
+        <w:shd w:fill="F6F6F4" w:val="clear"/>
+        <w:spacing w:after="0" w:before="0" w:line="240"/>
+        <w:ind w:left="180" w:right="180"/>
+      </w:pPr>
+      <w:r>
+        <w:rPr>
+          <w:rFonts w:ascii="Consolas" w:cs="Consolas" w:eastAsia="Consolas" w:hAnsi="Consolas"/>
+          <w:sz w:val="17"/>
+          <w:szCs w:val="17"/>
+        </w:rPr>
+        <w:t xml:space="preserve">        "label": "Take the quiz"</w:t>
+      </w:r>
+    </w:p>
+    <w:p>
+      <w:pPr>
+        <w:shd w:fill="F6F6F4" w:val="clear"/>
+        <w:spacing w:after="0" w:before="0" w:line="240"/>
+        <w:ind w:left="180" w:right="180"/>
+      </w:pPr>
+      <w:r>
+        <w:rPr>
+          <w:rFonts w:ascii="Consolas" w:cs="Consolas" w:eastAsia="Consolas" w:hAnsi="Consolas"/>
+          <w:sz w:val="17"/>
+          <w:szCs w:val="17"/>
+        </w:rPr>
+        <w:t xml:space="preserve">      },</w:t>
+      </w:r>
+    </w:p>
+    <w:p>
+      <w:pPr>
+        <w:shd w:fill="F6F6F4" w:val="clear"/>
+        <w:spacing w:after="0" w:before="0" w:line="240"/>
+        <w:ind w:left="180" w:right="180"/>
+      </w:pPr>
+      <w:r>
+        <w:rPr>
+          <w:rFonts w:ascii="Consolas" w:cs="Consolas" w:eastAsia="Consolas" w:hAnsi="Consolas"/>
+          <w:sz w:val="17"/>
+          <w:szCs w:val="17"/>
+        </w:rPr>
+        <w:t xml:space="preserve">      "sections_with_quiz": 3</w:t>
+      </w:r>
+    </w:p>
+    <w:p>
+      <w:pPr>
+        <w:shd w:fill="F6F6F4" w:val="clear"/>
+        <w:spacing w:after="0" w:before="0" w:line="240"/>
+        <w:ind w:left="180" w:right="180"/>
+      </w:pPr>
+      <w:r>
+        <w:rPr>
+          <w:rFonts w:ascii="Consolas" w:cs="Consolas" w:eastAsia="Consolas" w:hAnsi="Consolas"/>
+          <w:sz w:val="17"/>
+          <w:szCs w:val="17"/>
+        </w:rPr>
+        <w:t xml:space="preserve">    },</w:t>
+      </w:r>
+    </w:p>
+    <w:p>
+      <w:pPr>
+        <w:shd w:fill="F6F6F4" w:val="clear"/>
+        <w:spacing w:after="0" w:before="0" w:line="240"/>
+        <w:ind w:left="180" w:right="180"/>
+      </w:pPr>
+      <w:r>
+        <w:rPr>
+          <w:rFonts w:ascii="Consolas" w:cs="Consolas" w:eastAsia="Consolas" w:hAnsi="Consolas"/>
+          <w:sz w:val="17"/>
+          <w:szCs w:val="17"/>
+        </w:rPr>
         <w:t xml:space="preserve">    "pages": 165,</w:t>
       </w:r>
     </w:p>
@@ -3331,7 +3631,22 @@
           <w:sz w:val="17"/>
           <w:szCs w:val="17"/>
         </w:rPr>
-        <w:t xml:space="preserve">        "pdf": "http://127.0.0.1:8000/storage/uploads/sample-section.pdf",</w:t>
+        <w:t xml:space="preserve">        "has_quiz": true,</w:t>
+      </w:r>
+    </w:p>
+    <w:p>
+      <w:pPr>
+        <w:shd w:fill="F6F6F4" w:val="clear"/>
+        <w:spacing w:after="0" w:before="0" w:line="240"/>
+        <w:ind w:left="180" w:right="180"/>
+      </w:pPr>
+      <w:r>
+        <w:rPr>
+          <w:rFonts w:ascii="Consolas" w:cs="Consolas" w:eastAsia="Consolas" w:hAnsi="Consolas"/>
+          <w:sz w:val="17"/>
+          <w:szCs w:val="17"/>
+        </w:rPr>
+        <w:t xml:space="preserve">        "pdf": "http://127.0.0.1:8005/storage/uploads/sample-section.pdf",</w:t>
       </w:r>
     </w:p>
     <w:p>
@@ -3481,142 +3796,22 @@
           <w:sz w:val="17"/>
           <w:szCs w:val="17"/>
         </w:rPr>
-        <w:t xml:space="preserve">        "pdf": "http://127.0.0.1:8000/storage/uploads/sample-section.pdf",</w:t>
-      </w:r>
-    </w:p>
-    <w:p>
-      <w:pPr>
-        <w:shd w:fill="F6F6F4" w:val="clear"/>
-        <w:spacing w:after="0" w:before="0" w:line="240"/>
-        <w:ind w:left="180" w:right="180"/>
-      </w:pPr>
-      <w:r>
-        <w:rPr>
-          <w:rFonts w:ascii="Consolas" w:cs="Consolas" w:eastAsia="Consolas" w:hAnsi="Consolas"/>
-          <w:sz w:val="17"/>
-          <w:szCs w:val="17"/>
-        </w:rPr>
-        <w:t xml:space="preserve">        "read": false,</w:t>
-      </w:r>
-    </w:p>
-    <w:p>
-      <w:pPr>
-        <w:shd w:fill="F6F6F4" w:val="clear"/>
-        <w:spacing w:after="0" w:before="0" w:line="240"/>
-        <w:ind w:left="180" w:right="180"/>
-      </w:pPr>
-      <w:r>
-        <w:rPr>
-          <w:rFonts w:ascii="Consolas" w:cs="Consolas" w:eastAsia="Consolas" w:hAnsi="Consolas"/>
-          <w:sz w:val="17"/>
-          <w:szCs w:val="17"/>
-        </w:rPr>
-        <w:t xml:space="preserve">        "passed": false</w:t>
-      </w:r>
-    </w:p>
-    <w:p>
-      <w:pPr>
-        <w:shd w:fill="F6F6F4" w:val="clear"/>
-        <w:spacing w:after="0" w:before="0" w:line="240"/>
-        <w:ind w:left="180" w:right="180"/>
-      </w:pPr>
-      <w:r>
-        <w:rPr>
-          <w:rFonts w:ascii="Consolas" w:cs="Consolas" w:eastAsia="Consolas" w:hAnsi="Consolas"/>
-          <w:sz w:val="17"/>
-          <w:szCs w:val="17"/>
-        </w:rPr>
-        <w:t xml:space="preserve">      },</w:t>
-      </w:r>
-    </w:p>
-    <w:p>
-      <w:pPr>
-        <w:shd w:fill="F6F6F4" w:val="clear"/>
-        <w:spacing w:after="0" w:before="0" w:line="240"/>
-        <w:ind w:left="180" w:right="180"/>
-      </w:pPr>
-      <w:r>
-        <w:rPr>
-          <w:rFonts w:ascii="Consolas" w:cs="Consolas" w:eastAsia="Consolas" w:hAnsi="Consolas"/>
-          <w:sz w:val="17"/>
-          <w:szCs w:val="17"/>
-        </w:rPr>
-        <w:t xml:space="preserve">      {</w:t>
-      </w:r>
-    </w:p>
-    <w:p>
-      <w:pPr>
-        <w:shd w:fill="F6F6F4" w:val="clear"/>
-        <w:spacing w:after="0" w:before="0" w:line="240"/>
-        <w:ind w:left="180" w:right="180"/>
-      </w:pPr>
-      <w:r>
-        <w:rPr>
-          <w:rFonts w:ascii="Consolas" w:cs="Consolas" w:eastAsia="Consolas" w:hAnsi="Consolas"/>
-          <w:sz w:val="17"/>
-          <w:szCs w:val="17"/>
-        </w:rPr>
-        <w:t xml:space="preserve">        "id": 6,</w:t>
-      </w:r>
-    </w:p>
-    <w:p>
-      <w:pPr>
-        <w:shd w:fill="F6F6F4" w:val="clear"/>
-        <w:spacing w:after="0" w:before="0" w:line="240"/>
-        <w:ind w:left="180" w:right="180"/>
-      </w:pPr>
-      <w:r>
-        <w:rPr>
-          <w:rFonts w:ascii="Consolas" w:cs="Consolas" w:eastAsia="Consolas" w:hAnsi="Consolas"/>
-          <w:sz w:val="17"/>
-          <w:szCs w:val="17"/>
-        </w:rPr>
-        <w:t xml:space="preserve">        "book_id": 2,</w:t>
-      </w:r>
-    </w:p>
-    <w:p>
-      <w:pPr>
-        <w:shd w:fill="F6F6F4" w:val="clear"/>
-        <w:spacing w:after="0" w:before="0" w:line="240"/>
-        <w:ind w:left="180" w:right="180"/>
-      </w:pPr>
-      <w:r>
-        <w:rPr>
-          <w:rFonts w:ascii="Consolas" w:cs="Consolas" w:eastAsia="Consolas" w:hAnsi="Consolas"/>
-          <w:sz w:val="17"/>
-          <w:szCs w:val="17"/>
-        </w:rPr>
-        <w:t xml:space="preserve">        "title": "Review and Summary",</w:t>
-      </w:r>
-    </w:p>
-    <w:p>
-      <w:pPr>
-        <w:shd w:fill="F6F6F4" w:val="clear"/>
-        <w:spacing w:after="0" w:before="0" w:line="240"/>
-        <w:ind w:left="180" w:right="180"/>
-      </w:pPr>
-      <w:r>
-        <w:rPr>
-          <w:rFonts w:ascii="Consolas" w:cs="Consolas" w:eastAsia="Consolas" w:hAnsi="Consolas"/>
-          <w:sz w:val="17"/>
-          <w:szCs w:val="17"/>
-        </w:rPr>
-        <w:t xml:space="preserve">        "position": 3,</w:t>
-      </w:r>
-    </w:p>
-    <w:p>
-      <w:pPr>
-        <w:shd w:fill="F6F6F4" w:val="clear"/>
-        <w:spacing w:after="0" w:before="0" w:line="240"/>
-        <w:ind w:left="180" w:right="180"/>
-      </w:pPr>
-      <w:r>
-        <w:rPr>
-          <w:rFonts w:ascii="Consolas" w:cs="Consolas" w:eastAsia="Consolas" w:hAnsi="Consolas"/>
-          <w:sz w:val="17"/>
-          <w:szCs w:val="17"/>
-        </w:rPr>
-        <w:t xml:space="preserve">        "questions_count": 3,</w:t>
+        <w:t xml:space="preserve">        "has_quiz": true,</w:t>
+      </w:r>
+    </w:p>
+    <w:p>
+      <w:pPr>
+        <w:shd w:fill="F6F6F4" w:val="clear"/>
+        <w:spacing w:after="0" w:before="0" w:line="240"/>
+        <w:ind w:left="180" w:right="180"/>
+      </w:pPr>
+      <w:r>
+        <w:rPr>
+          <w:rFonts w:ascii="Consolas" w:cs="Consolas" w:eastAsia="Consolas" w:hAnsi="Consolas"/>
+          <w:sz w:val="17"/>
+          <w:szCs w:val="17"/>
+        </w:rPr>
+        <w:t xml:space="preserve">        "pdf": "http://127.0.0.1:8005/storage/uploads/sample-section.pdf",</w:t>
       </w:r>
     </w:p>
     <w:p>
@@ -4032,7 +4227,7 @@
           <w:sz w:val="17"/>
           <w:szCs w:val="17"/>
         </w:rPr>
-        <w:t xml:space="preserve">POST /api/books/9/read</w:t>
+        <w:t xml:space="preserve">POST /api/books/7/read</w:t>
       </w:r>
     </w:p>
     <w:p>
@@ -4137,7 +4332,7 @@
           <w:sz w:val="17"/>
           <w:szCs w:val="17"/>
         </w:rPr>
-        <w:t xml:space="preserve">    "id": 9,</w:t>
+        <w:t xml:space="preserve">    "id": 7,</w:t>
       </w:r>
     </w:p>
     <w:p>
@@ -4652,22 +4847,22 @@
           <w:sz w:val="17"/>
           <w:szCs w:val="17"/>
         </w:rPr>
-        <w:t xml:space="preserve">    "cover": "http://127.0.0.1:8000/assets/banner.svg",</w:t>
-      </w:r>
-    </w:p>
-    <w:p>
-      <w:pPr>
-        <w:shd w:fill="F6F6F4" w:val="clear"/>
-        <w:spacing w:after="0" w:before="0" w:line="240"/>
-        <w:ind w:left="180" w:right="180"/>
-      </w:pPr>
-      <w:r>
-        <w:rPr>
-          <w:rFonts w:ascii="Consolas" w:cs="Consolas" w:eastAsia="Consolas" w:hAnsi="Consolas"/>
-          <w:sz w:val="17"/>
-          <w:szCs w:val="17"/>
-        </w:rPr>
-        <w:t xml:space="preserve">    "pdf": "http://127.0.0.1:8000/storage/uploads/sample-section.pdf",</w:t>
+        <w:t xml:space="preserve">    "cover": "http://127.0.0.1:8005/assets/banner.svg",</w:t>
+      </w:r>
+    </w:p>
+    <w:p>
+      <w:pPr>
+        <w:shd w:fill="F6F6F4" w:val="clear"/>
+        <w:spacing w:after="0" w:before="0" w:line="240"/>
+        <w:ind w:left="180" w:right="180"/>
+      </w:pPr>
+      <w:r>
+        <w:rPr>
+          <w:rFonts w:ascii="Consolas" w:cs="Consolas" w:eastAsia="Consolas" w:hAnsi="Consolas"/>
+          <w:sz w:val="17"/>
+          <w:szCs w:val="17"/>
+        </w:rPr>
+        <w:t xml:space="preserve">    "pdf": null,</w:t>
       </w:r>
     </w:p>
     <w:p>
@@ -4727,7 +4922,7 @@
           <w:sz w:val="17"/>
           <w:szCs w:val="17"/>
         </w:rPr>
-        <w:t xml:space="preserve">      "label": "Exam on the whole book"</w:t>
+        <w:t xml:space="preserve">      "label": "Take the quiz"</w:t>
       </w:r>
     </w:p>
     <w:p>
@@ -4757,6 +4952,126 @@
           <w:sz w:val="17"/>
           <w:szCs w:val="17"/>
         </w:rPr>
+        <w:t xml:space="preserve">    "exam": {</w:t>
+      </w:r>
+    </w:p>
+    <w:p>
+      <w:pPr>
+        <w:shd w:fill="F6F6F4" w:val="clear"/>
+        <w:spacing w:after="0" w:before="0" w:line="240"/>
+        <w:ind w:left="180" w:right="180"/>
+      </w:pPr>
+      <w:r>
+        <w:rPr>
+          <w:rFonts w:ascii="Consolas" w:cs="Consolas" w:eastAsia="Consolas" w:hAnsi="Consolas"/>
+          <w:sz w:val="17"/>
+          <w:szCs w:val="17"/>
+        </w:rPr>
+        <w:t xml:space="preserve">      "scope": "book",</w:t>
+      </w:r>
+    </w:p>
+    <w:p>
+      <w:pPr>
+        <w:shd w:fill="F6F6F4" w:val="clear"/>
+        <w:spacing w:after="0" w:before="0" w:line="240"/>
+        <w:ind w:left="180" w:right="180"/>
+      </w:pPr>
+      <w:r>
+        <w:rPr>
+          <w:rFonts w:ascii="Consolas" w:cs="Consolas" w:eastAsia="Consolas" w:hAnsi="Consolas"/>
+          <w:sz w:val="17"/>
+          <w:szCs w:val="17"/>
+        </w:rPr>
+        <w:t xml:space="preserve">      "button": {</w:t>
+      </w:r>
+    </w:p>
+    <w:p>
+      <w:pPr>
+        <w:shd w:fill="F6F6F4" w:val="clear"/>
+        <w:spacing w:after="0" w:before="0" w:line="240"/>
+        <w:ind w:left="180" w:right="180"/>
+      </w:pPr>
+      <w:r>
+        <w:rPr>
+          <w:rFonts w:ascii="Consolas" w:cs="Consolas" w:eastAsia="Consolas" w:hAnsi="Consolas"/>
+          <w:sz w:val="17"/>
+          <w:szCs w:val="17"/>
+        </w:rPr>
+        <w:t xml:space="preserve">        "visible": true,</w:t>
+      </w:r>
+    </w:p>
+    <w:p>
+      <w:pPr>
+        <w:shd w:fill="F6F6F4" w:val="clear"/>
+        <w:spacing w:after="0" w:before="0" w:line="240"/>
+        <w:ind w:left="180" w:right="180"/>
+      </w:pPr>
+      <w:r>
+        <w:rPr>
+          <w:rFonts w:ascii="Consolas" w:cs="Consolas" w:eastAsia="Consolas" w:hAnsi="Consolas"/>
+          <w:sz w:val="17"/>
+          <w:szCs w:val="17"/>
+        </w:rPr>
+        <w:t xml:space="preserve">        "label": "Take the quiz"</w:t>
+      </w:r>
+    </w:p>
+    <w:p>
+      <w:pPr>
+        <w:shd w:fill="F6F6F4" w:val="clear"/>
+        <w:spacing w:after="0" w:before="0" w:line="240"/>
+        <w:ind w:left="180" w:right="180"/>
+      </w:pPr>
+      <w:r>
+        <w:rPr>
+          <w:rFonts w:ascii="Consolas" w:cs="Consolas" w:eastAsia="Consolas" w:hAnsi="Consolas"/>
+          <w:sz w:val="17"/>
+          <w:szCs w:val="17"/>
+        </w:rPr>
+        <w:t xml:space="preserve">      },</w:t>
+      </w:r>
+    </w:p>
+    <w:p>
+      <w:pPr>
+        <w:shd w:fill="F6F6F4" w:val="clear"/>
+        <w:spacing w:after="0" w:before="0" w:line="240"/>
+        <w:ind w:left="180" w:right="180"/>
+      </w:pPr>
+      <w:r>
+        <w:rPr>
+          <w:rFonts w:ascii="Consolas" w:cs="Consolas" w:eastAsia="Consolas" w:hAnsi="Consolas"/>
+          <w:sz w:val="17"/>
+          <w:szCs w:val="17"/>
+        </w:rPr>
+        <w:t xml:space="preserve">      "questions_total": 9</w:t>
+      </w:r>
+    </w:p>
+    <w:p>
+      <w:pPr>
+        <w:shd w:fill="F6F6F4" w:val="clear"/>
+        <w:spacing w:after="0" w:before="0" w:line="240"/>
+        <w:ind w:left="180" w:right="180"/>
+      </w:pPr>
+      <w:r>
+        <w:rPr>
+          <w:rFonts w:ascii="Consolas" w:cs="Consolas" w:eastAsia="Consolas" w:hAnsi="Consolas"/>
+          <w:sz w:val="17"/>
+          <w:szCs w:val="17"/>
+        </w:rPr>
+        <w:t xml:space="preserve">    },</w:t>
+      </w:r>
+    </w:p>
+    <w:p>
+      <w:pPr>
+        <w:shd w:fill="F6F6F4" w:val="clear"/>
+        <w:spacing w:after="0" w:before="0" w:line="240"/>
+        <w:ind w:left="180" w:right="180"/>
+      </w:pPr>
+      <w:r>
+        <w:rPr>
+          <w:rFonts w:ascii="Consolas" w:cs="Consolas" w:eastAsia="Consolas" w:hAnsi="Consolas"/>
+          <w:sz w:val="17"/>
+          <w:szCs w:val="17"/>
+        </w:rPr>
         <w:t xml:space="preserve">    "pages": 140,</w:t>
       </w:r>
     </w:p>
@@ -4982,22 +5297,37 @@
           <w:sz w:val="17"/>
           <w:szCs w:val="17"/>
         </w:rPr>
-        <w:t xml:space="preserve">        "questions_count": 3,</w:t>
-      </w:r>
-    </w:p>
-    <w:p>
-      <w:pPr>
-        <w:shd w:fill="F6F6F4" w:val="clear"/>
-        <w:spacing w:after="0" w:before="0" w:line="240"/>
-        <w:ind w:left="180" w:right="180"/>
-      </w:pPr>
-      <w:r>
-        <w:rPr>
-          <w:rFonts w:ascii="Consolas" w:cs="Consolas" w:eastAsia="Consolas" w:hAnsi="Consolas"/>
-          <w:sz w:val="17"/>
-          <w:szCs w:val="17"/>
-        </w:rPr>
-        <w:t xml:space="preserve">        "pdf": "http://127.0.0.1:8000/storage/uploads/sample-section.pdf",</w:t>
+        <w:t xml:space="preserve">        "questions_count": 0,</w:t>
+      </w:r>
+    </w:p>
+    <w:p>
+      <w:pPr>
+        <w:shd w:fill="F6F6F4" w:val="clear"/>
+        <w:spacing w:after="0" w:before="0" w:line="240"/>
+        <w:ind w:left="180" w:right="180"/>
+      </w:pPr>
+      <w:r>
+        <w:rPr>
+          <w:rFonts w:ascii="Consolas" w:cs="Consolas" w:eastAsia="Consolas" w:hAnsi="Consolas"/>
+          <w:sz w:val="17"/>
+          <w:szCs w:val="17"/>
+        </w:rPr>
+        <w:t xml:space="preserve">        "has_quiz": false,</w:t>
+      </w:r>
+    </w:p>
+    <w:p>
+      <w:pPr>
+        <w:shd w:fill="F6F6F4" w:val="clear"/>
+        <w:spacing w:after="0" w:before="0" w:line="240"/>
+        <w:ind w:left="180" w:right="180"/>
+      </w:pPr>
+      <w:r>
+        <w:rPr>
+          <w:rFonts w:ascii="Consolas" w:cs="Consolas" w:eastAsia="Consolas" w:hAnsi="Consolas"/>
+          <w:sz w:val="17"/>
+          <w:szCs w:val="17"/>
+        </w:rPr>
+        <w:t xml:space="preserve">        "pdf": "http://127.0.0.1:8005/storage/uploads/sample-section.pdf",</w:t>
       </w:r>
     </w:p>
     <w:p>
@@ -5132,22 +5462,37 @@
           <w:sz w:val="17"/>
           <w:szCs w:val="17"/>
         </w:rPr>
-        <w:t xml:space="preserve">        "questions_count": 3,</w:t>
-      </w:r>
-    </w:p>
-    <w:p>
-      <w:pPr>
-        <w:shd w:fill="F6F6F4" w:val="clear"/>
-        <w:spacing w:after="0" w:before="0" w:line="240"/>
-        <w:ind w:left="180" w:right="180"/>
-      </w:pPr>
-      <w:r>
-        <w:rPr>
-          <w:rFonts w:ascii="Consolas" w:cs="Consolas" w:eastAsia="Consolas" w:hAnsi="Consolas"/>
-          <w:sz w:val="17"/>
-          <w:szCs w:val="17"/>
-        </w:rPr>
-        <w:t xml:space="preserve">        "pdf": "http://127.0.0.1:8000/storage/uploads/sample-section.pdf",</w:t>
+        <w:t xml:space="preserve">        "questions_count": 0,</w:t>
+      </w:r>
+    </w:p>
+    <w:p>
+      <w:pPr>
+        <w:shd w:fill="F6F6F4" w:val="clear"/>
+        <w:spacing w:after="0" w:before="0" w:line="240"/>
+        <w:ind w:left="180" w:right="180"/>
+      </w:pPr>
+      <w:r>
+        <w:rPr>
+          <w:rFonts w:ascii="Consolas" w:cs="Consolas" w:eastAsia="Consolas" w:hAnsi="Consolas"/>
+          <w:sz w:val="17"/>
+          <w:szCs w:val="17"/>
+        </w:rPr>
+        <w:t xml:space="preserve">        "has_quiz": false,</w:t>
+      </w:r>
+    </w:p>
+    <w:p>
+      <w:pPr>
+        <w:shd w:fill="F6F6F4" w:val="clear"/>
+        <w:spacing w:after="0" w:before="0" w:line="240"/>
+        <w:ind w:left="180" w:right="180"/>
+      </w:pPr>
+      <w:r>
+        <w:rPr>
+          <w:rFonts w:ascii="Consolas" w:cs="Consolas" w:eastAsia="Consolas" w:hAnsi="Consolas"/>
+          <w:sz w:val="17"/>
+          <w:szCs w:val="17"/>
+        </w:rPr>
+        <w:t xml:space="preserve">        "pdf": "http://127.0.0.1:8005/storage/uploads/sample-section.pdf",</w:t>
       </w:r>
     </w:p>
     <w:p>
@@ -5238,51 +5583,6 @@
           <w:szCs w:val="17"/>
         </w:rPr>
         <w:t xml:space="preserve">        "book_id": 1,</w:t>
-      </w:r>
-    </w:p>
-    <w:p>
-      <w:pPr>
-        <w:shd w:fill="F6F6F4" w:val="clear"/>
-        <w:spacing w:after="0" w:before="0" w:line="240"/>
-        <w:ind w:left="180" w:right="180"/>
-      </w:pPr>
-      <w:r>
-        <w:rPr>
-          <w:rFonts w:ascii="Consolas" w:cs="Consolas" w:eastAsia="Consolas" w:hAnsi="Consolas"/>
-          <w:sz w:val="17"/>
-          <w:szCs w:val="17"/>
-        </w:rPr>
-        <w:t xml:space="preserve">        "title": "Review and Summary",</w:t>
-      </w:r>
-    </w:p>
-    <w:p>
-      <w:pPr>
-        <w:shd w:fill="F6F6F4" w:val="clear"/>
-        <w:spacing w:after="0" w:before="0" w:line="240"/>
-        <w:ind w:left="180" w:right="180"/>
-      </w:pPr>
-      <w:r>
-        <w:rPr>
-          <w:rFonts w:ascii="Consolas" w:cs="Consolas" w:eastAsia="Consolas" w:hAnsi="Consolas"/>
-          <w:sz w:val="17"/>
-          <w:szCs w:val="17"/>
-        </w:rPr>
-        <w:t xml:space="preserve">        "position": 3,</w:t>
-      </w:r>
-    </w:p>
-    <w:p>
-      <w:pPr>
-        <w:shd w:fill="F6F6F4" w:val="clear"/>
-        <w:spacing w:after="0" w:before="0" w:line="240"/>
-        <w:ind w:left="180" w:right="180"/>
-      </w:pPr>
-      <w:r>
-        <w:rPr>
-          <w:rFonts w:ascii="Consolas" w:cs="Consolas" w:eastAsia="Consolas" w:hAnsi="Consolas"/>
-          <w:sz w:val="17"/>
-          <w:szCs w:val="17"/>
-        </w:rPr>
-        <w:t xml:space="preserve">        "questions_count": 3,</w:t>
       </w:r>
     </w:p>
     <w:p>
@@ -5893,7 +6193,7 @@
           <w:sz w:val="17"/>
           <w:szCs w:val="17"/>
         </w:rPr>
-        <w:t xml:space="preserve">GET /api/books/9/quiz</w:t>
+        <w:t xml:space="preserve">GET /api/books/7/quiz</w:t>
       </w:r>
     </w:p>
     <w:p>
@@ -6283,6 +6583,186 @@
           <w:sz w:val="17"/>
           <w:szCs w:val="17"/>
         </w:rPr>
+        <w:t xml:space="preserve">        }</w:t>
+      </w:r>
+    </w:p>
+    <w:p>
+      <w:pPr>
+        <w:shd w:fill="F6F6F4" w:val="clear"/>
+        <w:spacing w:after="0" w:before="0" w:line="240"/>
+        <w:ind w:left="180" w:right="180"/>
+      </w:pPr>
+      <w:r>
+        <w:rPr>
+          <w:rFonts w:ascii="Consolas" w:cs="Consolas" w:eastAsia="Consolas" w:hAnsi="Consolas"/>
+          <w:sz w:val="17"/>
+          <w:szCs w:val="17"/>
+        </w:rPr>
+        <w:t xml:space="preserve">      ]</w:t>
+      </w:r>
+    </w:p>
+    <w:p>
+      <w:pPr>
+        <w:shd w:fill="F6F6F4" w:val="clear"/>
+        <w:spacing w:after="0" w:before="0" w:line="240"/>
+        <w:ind w:left="180" w:right="180"/>
+      </w:pPr>
+      <w:r>
+        <w:rPr>
+          <w:rFonts w:ascii="Consolas" w:cs="Consolas" w:eastAsia="Consolas" w:hAnsi="Consolas"/>
+          <w:sz w:val="17"/>
+          <w:szCs w:val="17"/>
+        </w:rPr>
+        <w:t xml:space="preserve">    },</w:t>
+      </w:r>
+    </w:p>
+    <w:p>
+      <w:pPr>
+        <w:shd w:fill="F6F6F4" w:val="clear"/>
+        <w:spacing w:after="0" w:before="0" w:line="240"/>
+        <w:ind w:left="180" w:right="180"/>
+      </w:pPr>
+      <w:r>
+        <w:rPr>
+          <w:rFonts w:ascii="Consolas" w:cs="Consolas" w:eastAsia="Consolas" w:hAnsi="Consolas"/>
+          <w:sz w:val="17"/>
+          <w:szCs w:val="17"/>
+        </w:rPr>
+        <w:t xml:space="preserve">    {</w:t>
+      </w:r>
+    </w:p>
+    <w:p>
+      <w:pPr>
+        <w:shd w:fill="F6F6F4" w:val="clear"/>
+        <w:spacing w:after="0" w:before="0" w:line="240"/>
+        <w:ind w:left="180" w:right="180"/>
+      </w:pPr>
+      <w:r>
+        <w:rPr>
+          <w:rFonts w:ascii="Consolas" w:cs="Consolas" w:eastAsia="Consolas" w:hAnsi="Consolas"/>
+          <w:sz w:val="17"/>
+          <w:szCs w:val="17"/>
+        </w:rPr>
+        <w:t xml:space="preserve">      "id": 56,</w:t>
+      </w:r>
+    </w:p>
+    <w:p>
+      <w:pPr>
+        <w:shd w:fill="F6F6F4" w:val="clear"/>
+        <w:spacing w:after="0" w:before="0" w:line="240"/>
+        <w:ind w:left="180" w:right="180"/>
+      </w:pPr>
+      <w:r>
+        <w:rPr>
+          <w:rFonts w:ascii="Consolas" w:cs="Consolas" w:eastAsia="Consolas" w:hAnsi="Consolas"/>
+          <w:sz w:val="17"/>
+          <w:szCs w:val="17"/>
+        </w:rPr>
+        <w:t xml:space="preserve">      "text": "Question 2?",</w:t>
+      </w:r>
+    </w:p>
+    <w:p>
+      <w:pPr>
+        <w:shd w:fill="F6F6F4" w:val="clear"/>
+        <w:spacing w:after="0" w:before="0" w:line="240"/>
+        <w:ind w:left="180" w:right="180"/>
+      </w:pPr>
+      <w:r>
+        <w:rPr>
+          <w:rFonts w:ascii="Consolas" w:cs="Consolas" w:eastAsia="Consolas" w:hAnsi="Consolas"/>
+          <w:sz w:val="17"/>
+          <w:szCs w:val="17"/>
+        </w:rPr>
+        <w:t xml:space="preserve">      "position": 2,</w:t>
+      </w:r>
+    </w:p>
+    <w:p>
+      <w:pPr>
+        <w:shd w:fill="F6F6F4" w:val="clear"/>
+        <w:spacing w:after="0" w:before="0" w:line="240"/>
+        <w:ind w:left="180" w:right="180"/>
+      </w:pPr>
+      <w:r>
+        <w:rPr>
+          <w:rFonts w:ascii="Consolas" w:cs="Consolas" w:eastAsia="Consolas" w:hAnsi="Consolas"/>
+          <w:sz w:val="17"/>
+          <w:szCs w:val="17"/>
+        </w:rPr>
+        <w:t xml:space="preserve">      "options": [</w:t>
+      </w:r>
+    </w:p>
+    <w:p>
+      <w:pPr>
+        <w:shd w:fill="F6F6F4" w:val="clear"/>
+        <w:spacing w:after="0" w:before="0" w:line="240"/>
+        <w:ind w:left="180" w:right="180"/>
+      </w:pPr>
+      <w:r>
+        <w:rPr>
+          <w:rFonts w:ascii="Consolas" w:cs="Consolas" w:eastAsia="Consolas" w:hAnsi="Consolas"/>
+          <w:sz w:val="17"/>
+          <w:szCs w:val="17"/>
+        </w:rPr>
+        <w:t xml:space="preserve">        {</w:t>
+      </w:r>
+    </w:p>
+    <w:p>
+      <w:pPr>
+        <w:shd w:fill="F6F6F4" w:val="clear"/>
+        <w:spacing w:after="0" w:before="0" w:line="240"/>
+        <w:ind w:left="180" w:right="180"/>
+      </w:pPr>
+      <w:r>
+        <w:rPr>
+          <w:rFonts w:ascii="Consolas" w:cs="Consolas" w:eastAsia="Consolas" w:hAnsi="Consolas"/>
+          <w:sz w:val="17"/>
+          <w:szCs w:val="17"/>
+        </w:rPr>
+        <w:t xml:space="preserve">          "id": 166,</w:t>
+      </w:r>
+    </w:p>
+    <w:p>
+      <w:pPr>
+        <w:shd w:fill="F6F6F4" w:val="clear"/>
+        <w:spacing w:after="0" w:before="0" w:line="240"/>
+        <w:ind w:left="180" w:right="180"/>
+      </w:pPr>
+      <w:r>
+        <w:rPr>
+          <w:rFonts w:ascii="Consolas" w:cs="Consolas" w:eastAsia="Consolas" w:hAnsi="Consolas"/>
+          <w:sz w:val="17"/>
+          <w:szCs w:val="17"/>
+        </w:rPr>
+        <w:t xml:space="preserve">          "text": "Option 1",</w:t>
+      </w:r>
+    </w:p>
+    <w:p>
+      <w:pPr>
+        <w:shd w:fill="F6F6F4" w:val="clear"/>
+        <w:spacing w:after="0" w:before="0" w:line="240"/>
+        <w:ind w:left="180" w:right="180"/>
+      </w:pPr>
+      <w:r>
+        <w:rPr>
+          <w:rFonts w:ascii="Consolas" w:cs="Consolas" w:eastAsia="Consolas" w:hAnsi="Consolas"/>
+          <w:sz w:val="17"/>
+          <w:szCs w:val="17"/>
+        </w:rPr>
+        <w:t xml:space="preserve">          "position": 1</w:t>
+      </w:r>
+    </w:p>
+    <w:p>
+      <w:pPr>
+        <w:shd w:fill="F6F6F4" w:val="clear"/>
+        <w:spacing w:after="0" w:before="0" w:line="240"/>
+        <w:ind w:left="180" w:right="180"/>
+      </w:pPr>
+      <w:r>
+        <w:rPr>
+          <w:rFonts w:ascii="Consolas" w:cs="Consolas" w:eastAsia="Consolas" w:hAnsi="Consolas"/>
+          <w:sz w:val="17"/>
+          <w:szCs w:val="17"/>
+        </w:rPr>
         <w:t xml:space="preserve">        },</w:t>
       </w:r>
     </w:p>
@@ -6313,37 +6793,112 @@
           <w:sz w:val="17"/>
           <w:szCs w:val="17"/>
         </w:rPr>
-        <w:t xml:space="preserve">          "id": 166,</w:t>
-      </w:r>
-    </w:p>
-    <w:p>
-      <w:pPr>
-        <w:shd w:fill="F6F6F4" w:val="clear"/>
-        <w:spacing w:after="0" w:before="0" w:line="240"/>
-        <w:ind w:left="180" w:right="180"/>
-      </w:pPr>
-      <w:r>
-        <w:rPr>
-          <w:rFonts w:ascii="Consolas" w:cs="Consolas" w:eastAsia="Consolas" w:hAnsi="Consolas"/>
-          <w:sz w:val="17"/>
-          <w:szCs w:val="17"/>
-        </w:rPr>
-        <w:t xml:space="preserve">          "text": "Option 4",</w:t>
-      </w:r>
-    </w:p>
-    <w:p>
-      <w:pPr>
-        <w:shd w:fill="F6F6F4" w:val="clear"/>
-        <w:spacing w:after="0" w:before="0" w:line="240"/>
-        <w:ind w:left="180" w:right="180"/>
-      </w:pPr>
-      <w:r>
-        <w:rPr>
-          <w:rFonts w:ascii="Consolas" w:cs="Consolas" w:eastAsia="Consolas" w:hAnsi="Consolas"/>
-          <w:sz w:val="17"/>
-          <w:szCs w:val="17"/>
-        </w:rPr>
-        <w:t xml:space="preserve">          "position": 4</w:t>
+        <w:t xml:space="preserve">          "id": 167,</w:t>
+      </w:r>
+    </w:p>
+    <w:p>
+      <w:pPr>
+        <w:shd w:fill="F6F6F4" w:val="clear"/>
+        <w:spacing w:after="0" w:before="0" w:line="240"/>
+        <w:ind w:left="180" w:right="180"/>
+      </w:pPr>
+      <w:r>
+        <w:rPr>
+          <w:rFonts w:ascii="Consolas" w:cs="Consolas" w:eastAsia="Consolas" w:hAnsi="Consolas"/>
+          <w:sz w:val="17"/>
+          <w:szCs w:val="17"/>
+        </w:rPr>
+        <w:t xml:space="preserve">          "text": "Option 2",</w:t>
+      </w:r>
+    </w:p>
+    <w:p>
+      <w:pPr>
+        <w:shd w:fill="F6F6F4" w:val="clear"/>
+        <w:spacing w:after="0" w:before="0" w:line="240"/>
+        <w:ind w:left="180" w:right="180"/>
+      </w:pPr>
+      <w:r>
+        <w:rPr>
+          <w:rFonts w:ascii="Consolas" w:cs="Consolas" w:eastAsia="Consolas" w:hAnsi="Consolas"/>
+          <w:sz w:val="17"/>
+          <w:szCs w:val="17"/>
+        </w:rPr>
+        <w:t xml:space="preserve">          "position": 2</w:t>
+      </w:r>
+    </w:p>
+    <w:p>
+      <w:pPr>
+        <w:shd w:fill="F6F6F4" w:val="clear"/>
+        <w:spacing w:after="0" w:before="0" w:line="240"/>
+        <w:ind w:left="180" w:right="180"/>
+      </w:pPr>
+      <w:r>
+        <w:rPr>
+          <w:rFonts w:ascii="Consolas" w:cs="Consolas" w:eastAsia="Consolas" w:hAnsi="Consolas"/>
+          <w:sz w:val="17"/>
+          <w:szCs w:val="17"/>
+        </w:rPr>
+        <w:t xml:space="preserve">        },</w:t>
+      </w:r>
+    </w:p>
+    <w:p>
+      <w:pPr>
+        <w:shd w:fill="F6F6F4" w:val="clear"/>
+        <w:spacing w:after="0" w:before="0" w:line="240"/>
+        <w:ind w:left="180" w:right="180"/>
+      </w:pPr>
+      <w:r>
+        <w:rPr>
+          <w:rFonts w:ascii="Consolas" w:cs="Consolas" w:eastAsia="Consolas" w:hAnsi="Consolas"/>
+          <w:sz w:val="17"/>
+          <w:szCs w:val="17"/>
+        </w:rPr>
+        <w:t xml:space="preserve">        {</w:t>
+      </w:r>
+    </w:p>
+    <w:p>
+      <w:pPr>
+        <w:shd w:fill="F6F6F4" w:val="clear"/>
+        <w:spacing w:after="0" w:before="0" w:line="240"/>
+        <w:ind w:left="180" w:right="180"/>
+      </w:pPr>
+      <w:r>
+        <w:rPr>
+          <w:rFonts w:ascii="Consolas" w:cs="Consolas" w:eastAsia="Consolas" w:hAnsi="Consolas"/>
+          <w:sz w:val="17"/>
+          <w:szCs w:val="17"/>
+        </w:rPr>
+        <w:t xml:space="preserve">          "id": 168,</w:t>
+      </w:r>
+    </w:p>
+    <w:p>
+      <w:pPr>
+        <w:shd w:fill="F6F6F4" w:val="clear"/>
+        <w:spacing w:after="0" w:before="0" w:line="240"/>
+        <w:ind w:left="180" w:right="180"/>
+      </w:pPr>
+      <w:r>
+        <w:rPr>
+          <w:rFonts w:ascii="Consolas" w:cs="Consolas" w:eastAsia="Consolas" w:hAnsi="Consolas"/>
+          <w:sz w:val="17"/>
+          <w:szCs w:val="17"/>
+        </w:rPr>
+        <w:t xml:space="preserve">          "text": "Option 3",</w:t>
+      </w:r>
+    </w:p>
+    <w:p>
+      <w:pPr>
+        <w:shd w:fill="F6F6F4" w:val="clear"/>
+        <w:spacing w:after="0" w:before="0" w:line="240"/>
+        <w:ind w:left="180" w:right="180"/>
+      </w:pPr>
+      <w:r>
+        <w:rPr>
+          <w:rFonts w:ascii="Consolas" w:cs="Consolas" w:eastAsia="Consolas" w:hAnsi="Consolas"/>
+          <w:sz w:val="17"/>
+          <w:szCs w:val="17"/>
+        </w:rPr>
+        <w:t xml:space="preserve">          "position": 3</w:t>
       </w:r>
     </w:p>
     <w:p>
@@ -6418,37 +6973,37 @@
           <w:sz w:val="17"/>
           <w:szCs w:val="17"/>
         </w:rPr>
-        <w:t xml:space="preserve">      "id": 56,</w:t>
-      </w:r>
-    </w:p>
-    <w:p>
-      <w:pPr>
-        <w:shd w:fill="F6F6F4" w:val="clear"/>
-        <w:spacing w:after="0" w:before="0" w:line="240"/>
-        <w:ind w:left="180" w:right="180"/>
-      </w:pPr>
-      <w:r>
-        <w:rPr>
-          <w:rFonts w:ascii="Consolas" w:cs="Consolas" w:eastAsia="Consolas" w:hAnsi="Consolas"/>
-          <w:sz w:val="17"/>
-          <w:szCs w:val="17"/>
-        </w:rPr>
-        <w:t xml:space="preserve">      "text": "Question 2?",</w:t>
-      </w:r>
-    </w:p>
-    <w:p>
-      <w:pPr>
-        <w:shd w:fill="F6F6F4" w:val="clear"/>
-        <w:spacing w:after="0" w:before="0" w:line="240"/>
-        <w:ind w:left="180" w:right="180"/>
-      </w:pPr>
-      <w:r>
-        <w:rPr>
-          <w:rFonts w:ascii="Consolas" w:cs="Consolas" w:eastAsia="Consolas" w:hAnsi="Consolas"/>
-          <w:sz w:val="17"/>
-          <w:szCs w:val="17"/>
-        </w:rPr>
-        <w:t xml:space="preserve">      "position": 2,</w:t>
+        <w:t xml:space="preserve">      "id": 57,</w:t>
+      </w:r>
+    </w:p>
+    <w:p>
+      <w:pPr>
+        <w:shd w:fill="F6F6F4" w:val="clear"/>
+        <w:spacing w:after="0" w:before="0" w:line="240"/>
+        <w:ind w:left="180" w:right="180"/>
+      </w:pPr>
+      <w:r>
+        <w:rPr>
+          <w:rFonts w:ascii="Consolas" w:cs="Consolas" w:eastAsia="Consolas" w:hAnsi="Consolas"/>
+          <w:sz w:val="17"/>
+          <w:szCs w:val="17"/>
+        </w:rPr>
+        <w:t xml:space="preserve">      "text": "Question 3?",</w:t>
+      </w:r>
+    </w:p>
+    <w:p>
+      <w:pPr>
+        <w:shd w:fill="F6F6F4" w:val="clear"/>
+        <w:spacing w:after="0" w:before="0" w:line="240"/>
+        <w:ind w:left="180" w:right="180"/>
+      </w:pPr>
+      <w:r>
+        <w:rPr>
+          <w:rFonts w:ascii="Consolas" w:cs="Consolas" w:eastAsia="Consolas" w:hAnsi="Consolas"/>
+          <w:sz w:val="17"/>
+          <w:szCs w:val="17"/>
+        </w:rPr>
+        <w:t xml:space="preserve">      "position": 3,</w:t>
       </w:r>
     </w:p>
     <w:p>
@@ -6493,7 +7048,7 @@
           <w:sz w:val="17"/>
           <w:szCs w:val="17"/>
         </w:rPr>
-        <w:t xml:space="preserve">          "id": 167,</w:t>
+        <w:t xml:space="preserve">          "id": 169,</w:t>
       </w:r>
     </w:p>
     <w:p>
@@ -6568,7 +7123,7 @@
           <w:sz w:val="17"/>
           <w:szCs w:val="17"/>
         </w:rPr>
-        <w:t xml:space="preserve">          "id": 168,</w:t>
+        <w:t xml:space="preserve">          "id": 170,</w:t>
       </w:r>
     </w:p>
     <w:p>
@@ -6643,7 +7198,7 @@
           <w:sz w:val="17"/>
           <w:szCs w:val="17"/>
         </w:rPr>
-        <w:t xml:space="preserve">          "id": 169,</w:t>
+        <w:t xml:space="preserve">          "id": 171,</w:t>
       </w:r>
     </w:p>
     <w:p>
@@ -6688,81 +7243,6 @@
           <w:sz w:val="17"/>
           <w:szCs w:val="17"/>
         </w:rPr>
-        <w:t xml:space="preserve">        },</w:t>
-      </w:r>
-    </w:p>
-    <w:p>
-      <w:pPr>
-        <w:shd w:fill="F6F6F4" w:val="clear"/>
-        <w:spacing w:after="0" w:before="0" w:line="240"/>
-        <w:ind w:left="180" w:right="180"/>
-      </w:pPr>
-      <w:r>
-        <w:rPr>
-          <w:rFonts w:ascii="Consolas" w:cs="Consolas" w:eastAsia="Consolas" w:hAnsi="Consolas"/>
-          <w:sz w:val="17"/>
-          <w:szCs w:val="17"/>
-        </w:rPr>
-        <w:t xml:space="preserve">        {</w:t>
-      </w:r>
-    </w:p>
-    <w:p>
-      <w:pPr>
-        <w:shd w:fill="F6F6F4" w:val="clear"/>
-        <w:spacing w:after="0" w:before="0" w:line="240"/>
-        <w:ind w:left="180" w:right="180"/>
-      </w:pPr>
-      <w:r>
-        <w:rPr>
-          <w:rFonts w:ascii="Consolas" w:cs="Consolas" w:eastAsia="Consolas" w:hAnsi="Consolas"/>
-          <w:sz w:val="17"/>
-          <w:szCs w:val="17"/>
-        </w:rPr>
-        <w:t xml:space="preserve">          "id": 170,</w:t>
-      </w:r>
-    </w:p>
-    <w:p>
-      <w:pPr>
-        <w:shd w:fill="F6F6F4" w:val="clear"/>
-        <w:spacing w:after="0" w:before="0" w:line="240"/>
-        <w:ind w:left="180" w:right="180"/>
-      </w:pPr>
-      <w:r>
-        <w:rPr>
-          <w:rFonts w:ascii="Consolas" w:cs="Consolas" w:eastAsia="Consolas" w:hAnsi="Consolas"/>
-          <w:sz w:val="17"/>
-          <w:szCs w:val="17"/>
-        </w:rPr>
-        <w:t xml:space="preserve">          "text": "Option 4",</w:t>
-      </w:r>
-    </w:p>
-    <w:p>
-      <w:pPr>
-        <w:shd w:fill="F6F6F4" w:val="clear"/>
-        <w:spacing w:after="0" w:before="0" w:line="240"/>
-        <w:ind w:left="180" w:right="180"/>
-      </w:pPr>
-      <w:r>
-        <w:rPr>
-          <w:rFonts w:ascii="Consolas" w:cs="Consolas" w:eastAsia="Consolas" w:hAnsi="Consolas"/>
-          <w:sz w:val="17"/>
-          <w:szCs w:val="17"/>
-        </w:rPr>
-        <w:t xml:space="preserve">          "position": 4</w:t>
-      </w:r>
-    </w:p>
-    <w:p>
-      <w:pPr>
-        <w:shd w:fill="F6F6F4" w:val="clear"/>
-        <w:spacing w:after="0" w:before="0" w:line="240"/>
-        <w:ind w:left="180" w:right="180"/>
-      </w:pPr>
-      <w:r>
-        <w:rPr>
-          <w:rFonts w:ascii="Consolas" w:cs="Consolas" w:eastAsia="Consolas" w:hAnsi="Consolas"/>
-          <w:sz w:val="17"/>
-          <w:szCs w:val="17"/>
-        </w:rPr>
         <w:t xml:space="preserve">        }</w:t>
       </w:r>
     </w:p>
@@ -6793,6 +7273,96 @@
           <w:sz w:val="17"/>
           <w:szCs w:val="17"/>
         </w:rPr>
+        <w:t xml:space="preserve">    }</w:t>
+      </w:r>
+    </w:p>
+    <w:p>
+      <w:pPr>
+        <w:shd w:fill="F6F6F4" w:val="clear"/>
+        <w:spacing w:after="0" w:before="0" w:line="240"/>
+        <w:ind w:left="180" w:right="180"/>
+      </w:pPr>
+      <w:r>
+        <w:rPr>
+          <w:rFonts w:ascii="Consolas" w:cs="Consolas" w:eastAsia="Consolas" w:hAnsi="Consolas"/>
+          <w:sz w:val="17"/>
+          <w:szCs w:val="17"/>
+        </w:rPr>
+        <w:t xml:space="preserve">  ],</w:t>
+      </w:r>
+    </w:p>
+    <w:p>
+      <w:pPr>
+        <w:shd w:fill="F6F6F4" w:val="clear"/>
+        <w:spacing w:after="0" w:before="0" w:line="240"/>
+        <w:ind w:left="180" w:right="180"/>
+      </w:pPr>
+      <w:r>
+        <w:rPr>
+          <w:rFonts w:ascii="Consolas" w:cs="Consolas" w:eastAsia="Consolas" w:hAnsi="Consolas"/>
+          <w:sz w:val="17"/>
+          <w:szCs w:val="17"/>
+        </w:rPr>
+        <w:t xml:space="preserve">  "meta": {</w:t>
+      </w:r>
+    </w:p>
+    <w:p>
+      <w:pPr>
+        <w:shd w:fill="F6F6F4" w:val="clear"/>
+        <w:spacing w:after="0" w:before="0" w:line="240"/>
+        <w:ind w:left="180" w:right="180"/>
+      </w:pPr>
+      <w:r>
+        <w:rPr>
+          <w:rFonts w:ascii="Consolas" w:cs="Consolas" w:eastAsia="Consolas" w:hAnsi="Consolas"/>
+          <w:sz w:val="17"/>
+          <w:szCs w:val="17"/>
+        </w:rPr>
+        <w:t xml:space="preserve">    "book": {</w:t>
+      </w:r>
+    </w:p>
+    <w:p>
+      <w:pPr>
+        <w:shd w:fill="F6F6F4" w:val="clear"/>
+        <w:spacing w:after="0" w:before="0" w:line="240"/>
+        <w:ind w:left="180" w:right="180"/>
+      </w:pPr>
+      <w:r>
+        <w:rPr>
+          <w:rFonts w:ascii="Consolas" w:cs="Consolas" w:eastAsia="Consolas" w:hAnsi="Consolas"/>
+          <w:sz w:val="17"/>
+          <w:szCs w:val="17"/>
+        </w:rPr>
+        <w:t xml:space="preserve">      "id": 7,</w:t>
+      </w:r>
+    </w:p>
+    <w:p>
+      <w:pPr>
+        <w:shd w:fill="F6F6F4" w:val="clear"/>
+        <w:spacing w:after="0" w:before="0" w:line="240"/>
+        <w:ind w:left="180" w:right="180"/>
+      </w:pPr>
+      <w:r>
+        <w:rPr>
+          <w:rFonts w:ascii="Consolas" w:cs="Consolas" w:eastAsia="Consolas" w:hAnsi="Consolas"/>
+          <w:sz w:val="17"/>
+          <w:szCs w:val="17"/>
+        </w:rPr>
+        <w:t xml:space="preserve">      "title": "A book read whole"</w:t>
+      </w:r>
+    </w:p>
+    <w:p>
+      <w:pPr>
+        <w:shd w:fill="F6F6F4" w:val="clear"/>
+        <w:spacing w:after="0" w:before="0" w:line="240"/>
+        <w:ind w:left="180" w:right="180"/>
+      </w:pPr>
+      <w:r>
+        <w:rPr>
+          <w:rFonts w:ascii="Consolas" w:cs="Consolas" w:eastAsia="Consolas" w:hAnsi="Consolas"/>
+          <w:sz w:val="17"/>
+          <w:szCs w:val="17"/>
+        </w:rPr>
         <w:t xml:space="preserve">    },</w:t>
       </w:r>
     </w:p>
@@ -6808,382 +7378,67 @@
           <w:sz w:val="17"/>
           <w:szCs w:val="17"/>
         </w:rPr>
-        <w:t xml:space="preserve">    {</w:t>
-      </w:r>
-    </w:p>
-    <w:p>
-      <w:pPr>
-        <w:shd w:fill="F6F6F4" w:val="clear"/>
-        <w:spacing w:after="0" w:before="0" w:line="240"/>
-        <w:ind w:left="180" w:right="180"/>
-      </w:pPr>
-      <w:r>
-        <w:rPr>
-          <w:rFonts w:ascii="Consolas" w:cs="Consolas" w:eastAsia="Consolas" w:hAnsi="Consolas"/>
-          <w:sz w:val="17"/>
-          <w:szCs w:val="17"/>
-        </w:rPr>
-        <w:t xml:space="preserve">      "id": 57,</w:t>
-      </w:r>
-    </w:p>
-    <w:p>
-      <w:pPr>
-        <w:shd w:fill="F6F6F4" w:val="clear"/>
-        <w:spacing w:after="0" w:before="0" w:line="240"/>
-        <w:ind w:left="180" w:right="180"/>
-      </w:pPr>
-      <w:r>
-        <w:rPr>
-          <w:rFonts w:ascii="Consolas" w:cs="Consolas" w:eastAsia="Consolas" w:hAnsi="Consolas"/>
-          <w:sz w:val="17"/>
-          <w:szCs w:val="17"/>
-        </w:rPr>
-        <w:t xml:space="preserve">      "text": "Question 3?",</w:t>
-      </w:r>
-    </w:p>
-    <w:p>
-      <w:pPr>
-        <w:shd w:fill="F6F6F4" w:val="clear"/>
-        <w:spacing w:after="0" w:before="0" w:line="240"/>
-        <w:ind w:left="180" w:right="180"/>
-      </w:pPr>
-      <w:r>
-        <w:rPr>
-          <w:rFonts w:ascii="Consolas" w:cs="Consolas" w:eastAsia="Consolas" w:hAnsi="Consolas"/>
-          <w:sz w:val="17"/>
-          <w:szCs w:val="17"/>
-        </w:rPr>
-        <w:t xml:space="preserve">      "position": 3,</w:t>
-      </w:r>
-    </w:p>
-    <w:p>
-      <w:pPr>
-        <w:shd w:fill="F6F6F4" w:val="clear"/>
-        <w:spacing w:after="0" w:before="0" w:line="240"/>
-        <w:ind w:left="180" w:right="180"/>
-      </w:pPr>
-      <w:r>
-        <w:rPr>
-          <w:rFonts w:ascii="Consolas" w:cs="Consolas" w:eastAsia="Consolas" w:hAnsi="Consolas"/>
-          <w:sz w:val="17"/>
-          <w:szCs w:val="17"/>
-        </w:rPr>
-        <w:t xml:space="preserve">      "options": [</w:t>
-      </w:r>
-    </w:p>
-    <w:p>
-      <w:pPr>
-        <w:shd w:fill="F6F6F4" w:val="clear"/>
-        <w:spacing w:after="0" w:before="0" w:line="240"/>
-        <w:ind w:left="180" w:right="180"/>
-      </w:pPr>
-      <w:r>
-        <w:rPr>
-          <w:rFonts w:ascii="Consolas" w:cs="Consolas" w:eastAsia="Consolas" w:hAnsi="Consolas"/>
-          <w:sz w:val="17"/>
-          <w:szCs w:val="17"/>
-        </w:rPr>
-        <w:t xml:space="preserve">        {</w:t>
-      </w:r>
-    </w:p>
-    <w:p>
-      <w:pPr>
-        <w:shd w:fill="F6F6F4" w:val="clear"/>
-        <w:spacing w:after="0" w:before="0" w:line="240"/>
-        <w:ind w:left="180" w:right="180"/>
-      </w:pPr>
-      <w:r>
-        <w:rPr>
-          <w:rFonts w:ascii="Consolas" w:cs="Consolas" w:eastAsia="Consolas" w:hAnsi="Consolas"/>
-          <w:sz w:val="17"/>
-          <w:szCs w:val="17"/>
-        </w:rPr>
-        <w:t xml:space="preserve">          "id": 171,</w:t>
-      </w:r>
-    </w:p>
-    <w:p>
-      <w:pPr>
-        <w:shd w:fill="F6F6F4" w:val="clear"/>
-        <w:spacing w:after="0" w:before="0" w:line="240"/>
-        <w:ind w:left="180" w:right="180"/>
-      </w:pPr>
-      <w:r>
-        <w:rPr>
-          <w:rFonts w:ascii="Consolas" w:cs="Consolas" w:eastAsia="Consolas" w:hAnsi="Consolas"/>
-          <w:sz w:val="17"/>
-          <w:szCs w:val="17"/>
-        </w:rPr>
-        <w:t xml:space="preserve">          "text": "Option 1",</w:t>
-      </w:r>
-    </w:p>
-    <w:p>
-      <w:pPr>
-        <w:shd w:fill="F6F6F4" w:val="clear"/>
-        <w:spacing w:after="0" w:before="0" w:line="240"/>
-        <w:ind w:left="180" w:right="180"/>
-      </w:pPr>
-      <w:r>
-        <w:rPr>
-          <w:rFonts w:ascii="Consolas" w:cs="Consolas" w:eastAsia="Consolas" w:hAnsi="Consolas"/>
-          <w:sz w:val="17"/>
-          <w:szCs w:val="17"/>
-        </w:rPr>
-        <w:t xml:space="preserve">          "position": 1</w:t>
-      </w:r>
-    </w:p>
-    <w:p>
-      <w:pPr>
-        <w:shd w:fill="F6F6F4" w:val="clear"/>
-        <w:spacing w:after="0" w:before="0" w:line="240"/>
-        <w:ind w:left="180" w:right="180"/>
-      </w:pPr>
-      <w:r>
-        <w:rPr>
-          <w:rFonts w:ascii="Consolas" w:cs="Consolas" w:eastAsia="Consolas" w:hAnsi="Consolas"/>
-          <w:sz w:val="17"/>
-          <w:szCs w:val="17"/>
-        </w:rPr>
-        <w:t xml:space="preserve">        },</w:t>
-      </w:r>
-    </w:p>
-    <w:p>
-      <w:pPr>
-        <w:shd w:fill="F6F6F4" w:val="clear"/>
-        <w:spacing w:after="0" w:before="0" w:line="240"/>
-        <w:ind w:left="180" w:right="180"/>
-      </w:pPr>
-      <w:r>
-        <w:rPr>
-          <w:rFonts w:ascii="Consolas" w:cs="Consolas" w:eastAsia="Consolas" w:hAnsi="Consolas"/>
-          <w:sz w:val="17"/>
-          <w:szCs w:val="17"/>
-        </w:rPr>
-        <w:t xml:space="preserve">        {</w:t>
-      </w:r>
-    </w:p>
-    <w:p>
-      <w:pPr>
-        <w:shd w:fill="F6F6F4" w:val="clear"/>
-        <w:spacing w:after="0" w:before="0" w:line="240"/>
-        <w:ind w:left="180" w:right="180"/>
-      </w:pPr>
-      <w:r>
-        <w:rPr>
-          <w:rFonts w:ascii="Consolas" w:cs="Consolas" w:eastAsia="Consolas" w:hAnsi="Consolas"/>
-          <w:sz w:val="17"/>
-          <w:szCs w:val="17"/>
-        </w:rPr>
-        <w:t xml:space="preserve">          "id": 172,</w:t>
-      </w:r>
-    </w:p>
-    <w:p>
-      <w:pPr>
-        <w:shd w:fill="F6F6F4" w:val="clear"/>
-        <w:spacing w:after="0" w:before="0" w:line="240"/>
-        <w:ind w:left="180" w:right="180"/>
-      </w:pPr>
-      <w:r>
-        <w:rPr>
-          <w:rFonts w:ascii="Consolas" w:cs="Consolas" w:eastAsia="Consolas" w:hAnsi="Consolas"/>
-          <w:sz w:val="17"/>
-          <w:szCs w:val="17"/>
-        </w:rPr>
-        <w:t xml:space="preserve">          "text": "Option 2",</w:t>
-      </w:r>
-    </w:p>
-    <w:p>
-      <w:pPr>
-        <w:shd w:fill="F6F6F4" w:val="clear"/>
-        <w:spacing w:after="0" w:before="0" w:line="240"/>
-        <w:ind w:left="180" w:right="180"/>
-      </w:pPr>
-      <w:r>
-        <w:rPr>
-          <w:rFonts w:ascii="Consolas" w:cs="Consolas" w:eastAsia="Consolas" w:hAnsi="Consolas"/>
-          <w:sz w:val="17"/>
-          <w:szCs w:val="17"/>
-        </w:rPr>
-        <w:t xml:space="preserve">          "position": 2</w:t>
-      </w:r>
-    </w:p>
-    <w:p>
-      <w:pPr>
-        <w:shd w:fill="F6F6F4" w:val="clear"/>
-        <w:spacing w:after="0" w:before="0" w:line="240"/>
-        <w:ind w:left="180" w:right="180"/>
-      </w:pPr>
-      <w:r>
-        <w:rPr>
-          <w:rFonts w:ascii="Consolas" w:cs="Consolas" w:eastAsia="Consolas" w:hAnsi="Consolas"/>
-          <w:sz w:val="17"/>
-          <w:szCs w:val="17"/>
-        </w:rPr>
-        <w:t xml:space="preserve">        },</w:t>
-      </w:r>
-    </w:p>
-    <w:p>
-      <w:pPr>
-        <w:shd w:fill="F6F6F4" w:val="clear"/>
-        <w:spacing w:after="0" w:before="0" w:line="240"/>
-        <w:ind w:left="180" w:right="180"/>
-      </w:pPr>
-      <w:r>
-        <w:rPr>
-          <w:rFonts w:ascii="Consolas" w:cs="Consolas" w:eastAsia="Consolas" w:hAnsi="Consolas"/>
-          <w:sz w:val="17"/>
-          <w:szCs w:val="17"/>
-        </w:rPr>
-        <w:t xml:space="preserve">        {</w:t>
-      </w:r>
-    </w:p>
-    <w:p>
-      <w:pPr>
-        <w:shd w:fill="F6F6F4" w:val="clear"/>
-        <w:spacing w:after="0" w:before="0" w:line="240"/>
-        <w:ind w:left="180" w:right="180"/>
-      </w:pPr>
-      <w:r>
-        <w:rPr>
-          <w:rFonts w:ascii="Consolas" w:cs="Consolas" w:eastAsia="Consolas" w:hAnsi="Consolas"/>
-          <w:sz w:val="17"/>
-          <w:szCs w:val="17"/>
-        </w:rPr>
-        <w:t xml:space="preserve">          "id": 173,</w:t>
-      </w:r>
-    </w:p>
-    <w:p>
-      <w:pPr>
-        <w:shd w:fill="F6F6F4" w:val="clear"/>
-        <w:spacing w:after="0" w:before="0" w:line="240"/>
-        <w:ind w:left="180" w:right="180"/>
-      </w:pPr>
-      <w:r>
-        <w:rPr>
-          <w:rFonts w:ascii="Consolas" w:cs="Consolas" w:eastAsia="Consolas" w:hAnsi="Consolas"/>
-          <w:sz w:val="17"/>
-          <w:szCs w:val="17"/>
-        </w:rPr>
-        <w:t xml:space="preserve">          "text": "Option 3",</w:t>
-      </w:r>
-    </w:p>
-    <w:p>
-      <w:pPr>
-        <w:shd w:fill="F6F6F4" w:val="clear"/>
-        <w:spacing w:after="0" w:before="0" w:line="240"/>
-        <w:ind w:left="180" w:right="180"/>
-      </w:pPr>
-      <w:r>
-        <w:rPr>
-          <w:rFonts w:ascii="Consolas" w:cs="Consolas" w:eastAsia="Consolas" w:hAnsi="Consolas"/>
-          <w:sz w:val="17"/>
-          <w:szCs w:val="17"/>
-        </w:rPr>
-        <w:t xml:space="preserve">          "position": 3</w:t>
-      </w:r>
-    </w:p>
-    <w:p>
-      <w:pPr>
-        <w:shd w:fill="F6F6F4" w:val="clear"/>
-        <w:spacing w:after="0" w:before="0" w:line="240"/>
-        <w:ind w:left="180" w:right="180"/>
-      </w:pPr>
-      <w:r>
-        <w:rPr>
-          <w:rFonts w:ascii="Consolas" w:cs="Consolas" w:eastAsia="Consolas" w:hAnsi="Consolas"/>
-          <w:sz w:val="17"/>
-          <w:szCs w:val="17"/>
-        </w:rPr>
-        <w:t xml:space="preserve">        },</w:t>
-      </w:r>
-    </w:p>
-    <w:p>
-      <w:pPr>
-        <w:shd w:fill="F6F6F4" w:val="clear"/>
-        <w:spacing w:after="0" w:before="0" w:line="240"/>
-        <w:ind w:left="180" w:right="180"/>
-      </w:pPr>
-      <w:r>
-        <w:rPr>
-          <w:rFonts w:ascii="Consolas" w:cs="Consolas" w:eastAsia="Consolas" w:hAnsi="Consolas"/>
-          <w:sz w:val="17"/>
-          <w:szCs w:val="17"/>
-        </w:rPr>
-        <w:t xml:space="preserve">        {</w:t>
-      </w:r>
-    </w:p>
-    <w:p>
-      <w:pPr>
-        <w:shd w:fill="F6F6F4" w:val="clear"/>
-        <w:spacing w:after="0" w:before="0" w:line="240"/>
-        <w:ind w:left="180" w:right="180"/>
-      </w:pPr>
-      <w:r>
-        <w:rPr>
-          <w:rFonts w:ascii="Consolas" w:cs="Consolas" w:eastAsia="Consolas" w:hAnsi="Consolas"/>
-          <w:sz w:val="17"/>
-          <w:szCs w:val="17"/>
-        </w:rPr>
-        <w:t xml:space="preserve">          "id": 174,</w:t>
-      </w:r>
-    </w:p>
-    <w:p>
-      <w:pPr>
-        <w:shd w:fill="F6F6F4" w:val="clear"/>
-        <w:spacing w:after="0" w:before="0" w:line="240"/>
-        <w:ind w:left="180" w:right="180"/>
-      </w:pPr>
-      <w:r>
-        <w:rPr>
-          <w:rFonts w:ascii="Consolas" w:cs="Consolas" w:eastAsia="Consolas" w:hAnsi="Consolas"/>
-          <w:sz w:val="17"/>
-          <w:szCs w:val="17"/>
-        </w:rPr>
-        <w:t xml:space="preserve">          "text": "Option 4",</w:t>
-      </w:r>
-    </w:p>
-    <w:p>
-      <w:pPr>
-        <w:shd w:fill="F6F6F4" w:val="clear"/>
-        <w:spacing w:after="0" w:before="0" w:line="240"/>
-        <w:ind w:left="180" w:right="180"/>
-      </w:pPr>
-      <w:r>
-        <w:rPr>
-          <w:rFonts w:ascii="Consolas" w:cs="Consolas" w:eastAsia="Consolas" w:hAnsi="Consolas"/>
-          <w:sz w:val="17"/>
-          <w:szCs w:val="17"/>
-        </w:rPr>
-        <w:t xml:space="preserve">          "position": 4</w:t>
-      </w:r>
-    </w:p>
-    <w:p>
-      <w:pPr>
-        <w:shd w:fill="F6F6F4" w:val="clear"/>
-        <w:spacing w:after="0" w:before="0" w:line="240"/>
-        <w:ind w:left="180" w:right="180"/>
-      </w:pPr>
-      <w:r>
-        <w:rPr>
-          <w:rFonts w:ascii="Consolas" w:cs="Consolas" w:eastAsia="Consolas" w:hAnsi="Consolas"/>
-          <w:sz w:val="17"/>
-          <w:szCs w:val="17"/>
-        </w:rPr>
-        <w:t xml:space="preserve">        }</w:t>
-      </w:r>
-    </w:p>
-    <w:p>
-      <w:pPr>
-        <w:shd w:fill="F6F6F4" w:val="clear"/>
-        <w:spacing w:after="0" w:before="0" w:line="240"/>
-        <w:ind w:left="180" w:right="180"/>
-      </w:pPr>
-      <w:r>
-        <w:rPr>
-          <w:rFonts w:ascii="Consolas" w:cs="Consolas" w:eastAsia="Consolas" w:hAnsi="Consolas"/>
-          <w:sz w:val="17"/>
-          <w:szCs w:val="17"/>
-        </w:rPr>
-        <w:t xml:space="preserve">      ]</w:t>
+        <w:t xml:space="preserve">    "questions_total": 3,</w:t>
+      </w:r>
+    </w:p>
+    <w:p>
+      <w:pPr>
+        <w:shd w:fill="F6F6F4" w:val="clear"/>
+        <w:spacing w:after="0" w:before="0" w:line="240"/>
+        <w:ind w:left="180" w:right="180"/>
+      </w:pPr>
+      <w:r>
+        <w:rPr>
+          <w:rFonts w:ascii="Consolas" w:cs="Consolas" w:eastAsia="Consolas" w:hAnsi="Consolas"/>
+          <w:sz w:val="17"/>
+          <w:szCs w:val="17"/>
+        </w:rPr>
+        <w:t xml:space="preserve">    "pass_ratio": 0.6,</w:t>
+      </w:r>
+    </w:p>
+    <w:p>
+      <w:pPr>
+        <w:shd w:fill="F6F6F4" w:val="clear"/>
+        <w:spacing w:after="0" w:before="0" w:line="240"/>
+        <w:ind w:left="180" w:right="180"/>
+      </w:pPr>
+      <w:r>
+        <w:rPr>
+          <w:rFonts w:ascii="Consolas" w:cs="Consolas" w:eastAsia="Consolas" w:hAnsi="Consolas"/>
+          <w:sz w:val="17"/>
+          <w:szCs w:val="17"/>
+        </w:rPr>
+        <w:t xml:space="preserve">    "quiz_button": {</w:t>
+      </w:r>
+    </w:p>
+    <w:p>
+      <w:pPr>
+        <w:shd w:fill="F6F6F4" w:val="clear"/>
+        <w:spacing w:after="0" w:before="0" w:line="240"/>
+        <w:ind w:left="180" w:right="180"/>
+      </w:pPr>
+      <w:r>
+        <w:rPr>
+          <w:rFonts w:ascii="Consolas" w:cs="Consolas" w:eastAsia="Consolas" w:hAnsi="Consolas"/>
+          <w:sz w:val="17"/>
+          <w:szCs w:val="17"/>
+        </w:rPr>
+        <w:t xml:space="preserve">      "visible": true,</w:t>
+      </w:r>
+    </w:p>
+    <w:p>
+      <w:pPr>
+        <w:shd w:fill="F6F6F4" w:val="clear"/>
+        <w:spacing w:after="0" w:before="0" w:line="240"/>
+        <w:ind w:left="180" w:right="180"/>
+      </w:pPr>
+      <w:r>
+        <w:rPr>
+          <w:rFonts w:ascii="Consolas" w:cs="Consolas" w:eastAsia="Consolas" w:hAnsi="Consolas"/>
+          <w:sz w:val="17"/>
+          <w:szCs w:val="17"/>
+        </w:rPr>
+        <w:t xml:space="preserve">      "label": "Exam on the whole book"</w:t>
       </w:r>
     </w:p>
     <w:p>
@@ -7213,82 +7468,82 @@
           <w:sz w:val="17"/>
           <w:szCs w:val="17"/>
         </w:rPr>
-        <w:t xml:space="preserve">    {</w:t>
-      </w:r>
-    </w:p>
-    <w:p>
-      <w:pPr>
-        <w:shd w:fill="F6F6F4" w:val="clear"/>
-        <w:spacing w:after="0" w:before="0" w:line="240"/>
-        <w:ind w:left="180" w:right="180"/>
-      </w:pPr>
-      <w:r>
-        <w:rPr>
-          <w:rFonts w:ascii="Consolas" w:cs="Consolas" w:eastAsia="Consolas" w:hAnsi="Consolas"/>
-          <w:sz w:val="17"/>
-          <w:szCs w:val="17"/>
-        </w:rPr>
-        <w:t xml:space="preserve">      "id": 58,</w:t>
-      </w:r>
-    </w:p>
-    <w:p>
-      <w:pPr>
-        <w:shd w:fill="F6F6F4" w:val="clear"/>
-        <w:spacing w:after="0" w:before="0" w:line="240"/>
-        <w:ind w:left="180" w:right="180"/>
-      </w:pPr>
-      <w:r>
-        <w:rPr>
-          <w:rFonts w:ascii="Consolas" w:cs="Consolas" w:eastAsia="Consolas" w:hAnsi="Consolas"/>
-          <w:sz w:val="17"/>
-          <w:szCs w:val="17"/>
-        </w:rPr>
-        <w:t xml:space="preserve">      "text": "Question 4?",</w:t>
-      </w:r>
-    </w:p>
-    <w:p>
-      <w:pPr>
-        <w:shd w:fill="F6F6F4" w:val="clear"/>
-        <w:spacing w:after="0" w:before="0" w:line="240"/>
-        <w:ind w:left="180" w:right="180"/>
-      </w:pPr>
-      <w:r>
-        <w:rPr>
-          <w:rFonts w:ascii="Consolas" w:cs="Consolas" w:eastAsia="Consolas" w:hAnsi="Consolas"/>
-          <w:sz w:val="17"/>
-          <w:szCs w:val="17"/>
-        </w:rPr>
-        <w:t xml:space="preserve">      "position": 4,</w:t>
-      </w:r>
-    </w:p>
-    <w:p>
-      <w:pPr>
-        <w:shd w:fill="F6F6F4" w:val="clear"/>
-        <w:spacing w:after="0" w:before="0" w:line="240"/>
-        <w:ind w:left="180" w:right="180"/>
-      </w:pPr>
-      <w:r>
-        <w:rPr>
-          <w:rFonts w:ascii="Consolas" w:cs="Consolas" w:eastAsia="Consolas" w:hAnsi="Consolas"/>
-          <w:sz w:val="17"/>
-          <w:szCs w:val="17"/>
-        </w:rPr>
-        <w:t xml:space="preserve">      "options": [</w:t>
-      </w:r>
-    </w:p>
-    <w:p>
-      <w:pPr>
-        <w:shd w:fill="F6F6F4" w:val="clear"/>
-        <w:spacing w:after="0" w:before="0" w:line="240"/>
-        <w:ind w:left="180" w:right="180"/>
-      </w:pPr>
-      <w:r>
-        <w:rPr>
-          <w:rFonts w:ascii="Consolas" w:cs="Consolas" w:eastAsia="Consolas" w:hAnsi="Consolas"/>
-          <w:sz w:val="17"/>
-          <w:szCs w:val="17"/>
-        </w:rPr>
-        <w:t xml:space="preserve">        {</w:t>
+        <w:t xml:space="preserve">    "taken": false,</w:t>
+      </w:r>
+    </w:p>
+    <w:p>
+      <w:pPr>
+        <w:shd w:fill="F6F6F4" w:val="clear"/>
+        <w:spacing w:after="0" w:before="0" w:line="240"/>
+        <w:ind w:left="180" w:right="180"/>
+      </w:pPr>
+      <w:r>
+        <w:rPr>
+          <w:rFonts w:ascii="Consolas" w:cs="Consolas" w:eastAsia="Consolas" w:hAnsi="Consolas"/>
+          <w:sz w:val="17"/>
+          <w:szCs w:val="17"/>
+        </w:rPr>
+        <w:t xml:space="preserve">    "attempts": 0,</w:t>
+      </w:r>
+    </w:p>
+    <w:p>
+      <w:pPr>
+        <w:shd w:fill="F6F6F4" w:val="clear"/>
+        <w:spacing w:after="0" w:before="0" w:line="240"/>
+        <w:ind w:left="180" w:right="180"/>
+      </w:pPr>
+      <w:r>
+        <w:rPr>
+          <w:rFonts w:ascii="Consolas" w:cs="Consolas" w:eastAsia="Consolas" w:hAnsi="Consolas"/>
+          <w:sz w:val="17"/>
+          <w:szCs w:val="17"/>
+        </w:rPr>
+        <w:t xml:space="preserve">    "passed": false,</w:t>
+      </w:r>
+    </w:p>
+    <w:p>
+      <w:pPr>
+        <w:shd w:fill="F6F6F4" w:val="clear"/>
+        <w:spacing w:after="0" w:before="0" w:line="240"/>
+        <w:ind w:left="180" w:right="180"/>
+      </w:pPr>
+      <w:r>
+        <w:rPr>
+          <w:rFonts w:ascii="Consolas" w:cs="Consolas" w:eastAsia="Consolas" w:hAnsi="Consolas"/>
+          <w:sz w:val="17"/>
+          <w:szCs w:val="17"/>
+        </w:rPr>
+        <w:t xml:space="preserve">    "best_score": null,</w:t>
+      </w:r>
+    </w:p>
+    <w:p>
+      <w:pPr>
+        <w:shd w:fill="F6F6F4" w:val="clear"/>
+        <w:spacing w:after="0" w:before="0" w:line="240"/>
+        <w:ind w:left="180" w:right="180"/>
+      </w:pPr>
+      <w:r>
+        <w:rPr>
+          <w:rFonts w:ascii="Consolas" w:cs="Consolas" w:eastAsia="Consolas" w:hAnsi="Consolas"/>
+          <w:sz w:val="17"/>
+          <w:szCs w:val="17"/>
+        </w:rPr>
+        <w:t xml:space="preserve">    "last_attempt": null</w:t>
+      </w:r>
+    </w:p>
+    <w:p>
+      <w:pPr>
+        <w:shd w:fill="F6F6F4" w:val="clear"/>
+        <w:spacing w:after="0" w:before="0" w:line="240"/>
+        <w:ind w:left="180" w:right="180"/>
+      </w:pPr>
+      <w:r>
+        <w:rPr>
+          <w:rFonts w:ascii="Consolas" w:cs="Consolas" w:eastAsia="Consolas" w:hAnsi="Consolas"/>
+          <w:sz w:val="17"/>
+          <w:szCs w:val="17"/>
+        </w:rPr>
+        <w:t xml:space="preserve">  }</w:t>
       </w:r>
     </w:p>
     <w:p>
@@ -7303,7 +7558,7 @@
           <w:sz w:val="17"/>
           <w:szCs w:val="17"/>
         </w:rPr>
-        <w:t xml:space="preserve">  …</w:t>
+        <w:t xml:space="preserve">}</w:t>
       </w:r>
     </w:p>
     <w:p>
@@ -7929,7 +8184,7 @@
           <w:sz w:val="17"/>
           <w:szCs w:val="17"/>
         </w:rPr>
-        <w:t xml:space="preserve">POST /api/books/9/quiz</w:t>
+        <w:t xml:space="preserve">POST /api/books/7/quiz</w:t>
       </w:r>
     </w:p>
     <w:p>
@@ -8064,67 +8319,22 @@
           <w:sz w:val="17"/>
           <w:szCs w:val="17"/>
         </w:rPr>
-        <w:t xml:space="preserve">    "56": 167,</w:t>
-      </w:r>
-    </w:p>
-    <w:p>
-      <w:pPr>
-        <w:shd w:fill="F6F6F4" w:val="clear"/>
-        <w:spacing w:after="0" w:before="0" w:line="240"/>
-        <w:ind w:left="180" w:right="180"/>
-      </w:pPr>
-      <w:r>
-        <w:rPr>
-          <w:rFonts w:ascii="Consolas" w:cs="Consolas" w:eastAsia="Consolas" w:hAnsi="Consolas"/>
-          <w:sz w:val="17"/>
-          <w:szCs w:val="17"/>
-        </w:rPr>
-        <w:t xml:space="preserve">    "57": 171,</w:t>
-      </w:r>
-    </w:p>
-    <w:p>
-      <w:pPr>
-        <w:shd w:fill="F6F6F4" w:val="clear"/>
-        <w:spacing w:after="0" w:before="0" w:line="240"/>
-        <w:ind w:left="180" w:right="180"/>
-      </w:pPr>
-      <w:r>
-        <w:rPr>
-          <w:rFonts w:ascii="Consolas" w:cs="Consolas" w:eastAsia="Consolas" w:hAnsi="Consolas"/>
-          <w:sz w:val="17"/>
-          <w:szCs w:val="17"/>
-        </w:rPr>
-        <w:t xml:space="preserve">    "58": 175,</w:t>
-      </w:r>
-    </w:p>
-    <w:p>
-      <w:pPr>
-        <w:shd w:fill="F6F6F4" w:val="clear"/>
-        <w:spacing w:after="0" w:before="0" w:line="240"/>
-        <w:ind w:left="180" w:right="180"/>
-      </w:pPr>
-      <w:r>
-        <w:rPr>
-          <w:rFonts w:ascii="Consolas" w:cs="Consolas" w:eastAsia="Consolas" w:hAnsi="Consolas"/>
-          <w:sz w:val="17"/>
-          <w:szCs w:val="17"/>
-        </w:rPr>
-        <w:t xml:space="preserve">    "59": 179,</w:t>
-      </w:r>
-    </w:p>
-    <w:p>
-      <w:pPr>
-        <w:shd w:fill="F6F6F4" w:val="clear"/>
-        <w:spacing w:after="0" w:before="0" w:line="240"/>
-        <w:ind w:left="180" w:right="180"/>
-      </w:pPr>
-      <w:r>
-        <w:rPr>
-          <w:rFonts w:ascii="Consolas" w:cs="Consolas" w:eastAsia="Consolas" w:hAnsi="Consolas"/>
-          <w:sz w:val="17"/>
-          <w:szCs w:val="17"/>
-        </w:rPr>
-        <w:t xml:space="preserve">    "60": 183</w:t>
+        <w:t xml:space="preserve">    "56": 166,</w:t>
+      </w:r>
+    </w:p>
+    <w:p>
+      <w:pPr>
+        <w:shd w:fill="F6F6F4" w:val="clear"/>
+        <w:spacing w:after="0" w:before="0" w:line="240"/>
+        <w:ind w:left="180" w:right="180"/>
+      </w:pPr>
+      <w:r>
+        <w:rPr>
+          <w:rFonts w:ascii="Consolas" w:cs="Consolas" w:eastAsia="Consolas" w:hAnsi="Consolas"/>
+          <w:sz w:val="17"/>
+          <w:szCs w:val="17"/>
+        </w:rPr>
+        <w:t xml:space="preserve">    "57": 169</w:t>
       </w:r>
     </w:p>
     <w:p>
@@ -8214,7 +8424,7 @@
           <w:sz w:val="17"/>
           <w:szCs w:val="17"/>
         </w:rPr>
-        <w:t xml:space="preserve">  "total": 6,</w:t>
+        <w:t xml:space="preserve">  "total": 3,</w:t>
       </w:r>
     </w:p>
     <w:p>
@@ -8319,52 +8529,7 @@
           <w:sz w:val="17"/>
           <w:szCs w:val="17"/>
         </w:rPr>
-        <w:t xml:space="preserve">    57,</w:t>
-      </w:r>
-    </w:p>
-    <w:p>
-      <w:pPr>
-        <w:shd w:fill="F6F6F4" w:val="clear"/>
-        <w:spacing w:after="0" w:before="0" w:line="240"/>
-        <w:ind w:left="180" w:right="180"/>
-      </w:pPr>
-      <w:r>
-        <w:rPr>
-          <w:rFonts w:ascii="Consolas" w:cs="Consolas" w:eastAsia="Consolas" w:hAnsi="Consolas"/>
-          <w:sz w:val="17"/>
-          <w:szCs w:val="17"/>
-        </w:rPr>
-        <w:t xml:space="preserve">    58,</w:t>
-      </w:r>
-    </w:p>
-    <w:p>
-      <w:pPr>
-        <w:shd w:fill="F6F6F4" w:val="clear"/>
-        <w:spacing w:after="0" w:before="0" w:line="240"/>
-        <w:ind w:left="180" w:right="180"/>
-      </w:pPr>
-      <w:r>
-        <w:rPr>
-          <w:rFonts w:ascii="Consolas" w:cs="Consolas" w:eastAsia="Consolas" w:hAnsi="Consolas"/>
-          <w:sz w:val="17"/>
-          <w:szCs w:val="17"/>
-        </w:rPr>
-        <w:t xml:space="preserve">    59,</w:t>
-      </w:r>
-    </w:p>
-    <w:p>
-      <w:pPr>
-        <w:shd w:fill="F6F6F4" w:val="clear"/>
-        <w:spacing w:after="0" w:before="0" w:line="240"/>
-        <w:ind w:left="180" w:right="180"/>
-      </w:pPr>
-      <w:r>
-        <w:rPr>
-          <w:rFonts w:ascii="Consolas" w:cs="Consolas" w:eastAsia="Consolas" w:hAnsi="Consolas"/>
-          <w:sz w:val="17"/>
-          <w:szCs w:val="17"/>
-        </w:rPr>
-        <w:t xml:space="preserve">    60</w:t>
+        <w:t xml:space="preserve">    57</w:t>
       </w:r>
     </w:p>
     <w:p>
@@ -8469,7 +8634,7 @@
           <w:sz w:val="17"/>
           <w:szCs w:val="17"/>
         </w:rPr>
-        <w:t xml:space="preserve">    "sections_total": 18,</w:t>
+        <w:t xml:space="preserve">    "sections_total": 19,</w:t>
       </w:r>
     </w:p>
     <w:p>
@@ -8499,7 +8664,7 @@
           <w:sz w:val="17"/>
           <w:szCs w:val="17"/>
         </w:rPr>
-        <w:t xml:space="preserve">    "books_total": 7,</w:t>
+        <w:t xml:space="preserve">    "books_total": 8,</w:t>
       </w:r>
     </w:p>
     <w:p>
@@ -8784,7 +8949,7 @@
           <w:sz w:val="17"/>
           <w:szCs w:val="17"/>
         </w:rPr>
-        <w:t xml:space="preserve">GET /api/books/9/quiz</w:t>
+        <w:t xml:space="preserve">GET /api/books/7/quiz</w:t>
       </w:r>
     </w:p>
     <w:p>
@@ -9174,6 +9339,186 @@
           <w:sz w:val="17"/>
           <w:szCs w:val="17"/>
         </w:rPr>
+        <w:t xml:space="preserve">        }</w:t>
+      </w:r>
+    </w:p>
+    <w:p>
+      <w:pPr>
+        <w:shd w:fill="F6F6F4" w:val="clear"/>
+        <w:spacing w:after="0" w:before="0" w:line="240"/>
+        <w:ind w:left="180" w:right="180"/>
+      </w:pPr>
+      <w:r>
+        <w:rPr>
+          <w:rFonts w:ascii="Consolas" w:cs="Consolas" w:eastAsia="Consolas" w:hAnsi="Consolas"/>
+          <w:sz w:val="17"/>
+          <w:szCs w:val="17"/>
+        </w:rPr>
+        <w:t xml:space="preserve">      ]</w:t>
+      </w:r>
+    </w:p>
+    <w:p>
+      <w:pPr>
+        <w:shd w:fill="F6F6F4" w:val="clear"/>
+        <w:spacing w:after="0" w:before="0" w:line="240"/>
+        <w:ind w:left="180" w:right="180"/>
+      </w:pPr>
+      <w:r>
+        <w:rPr>
+          <w:rFonts w:ascii="Consolas" w:cs="Consolas" w:eastAsia="Consolas" w:hAnsi="Consolas"/>
+          <w:sz w:val="17"/>
+          <w:szCs w:val="17"/>
+        </w:rPr>
+        <w:t xml:space="preserve">    },</w:t>
+      </w:r>
+    </w:p>
+    <w:p>
+      <w:pPr>
+        <w:shd w:fill="F6F6F4" w:val="clear"/>
+        <w:spacing w:after="0" w:before="0" w:line="240"/>
+        <w:ind w:left="180" w:right="180"/>
+      </w:pPr>
+      <w:r>
+        <w:rPr>
+          <w:rFonts w:ascii="Consolas" w:cs="Consolas" w:eastAsia="Consolas" w:hAnsi="Consolas"/>
+          <w:sz w:val="17"/>
+          <w:szCs w:val="17"/>
+        </w:rPr>
+        <w:t xml:space="preserve">    {</w:t>
+      </w:r>
+    </w:p>
+    <w:p>
+      <w:pPr>
+        <w:shd w:fill="F6F6F4" w:val="clear"/>
+        <w:spacing w:after="0" w:before="0" w:line="240"/>
+        <w:ind w:left="180" w:right="180"/>
+      </w:pPr>
+      <w:r>
+        <w:rPr>
+          <w:rFonts w:ascii="Consolas" w:cs="Consolas" w:eastAsia="Consolas" w:hAnsi="Consolas"/>
+          <w:sz w:val="17"/>
+          <w:szCs w:val="17"/>
+        </w:rPr>
+        <w:t xml:space="preserve">      "id": 56,</w:t>
+      </w:r>
+    </w:p>
+    <w:p>
+      <w:pPr>
+        <w:shd w:fill="F6F6F4" w:val="clear"/>
+        <w:spacing w:after="0" w:before="0" w:line="240"/>
+        <w:ind w:left="180" w:right="180"/>
+      </w:pPr>
+      <w:r>
+        <w:rPr>
+          <w:rFonts w:ascii="Consolas" w:cs="Consolas" w:eastAsia="Consolas" w:hAnsi="Consolas"/>
+          <w:sz w:val="17"/>
+          <w:szCs w:val="17"/>
+        </w:rPr>
+        <w:t xml:space="preserve">      "text": "Question 2?",</w:t>
+      </w:r>
+    </w:p>
+    <w:p>
+      <w:pPr>
+        <w:shd w:fill="F6F6F4" w:val="clear"/>
+        <w:spacing w:after="0" w:before="0" w:line="240"/>
+        <w:ind w:left="180" w:right="180"/>
+      </w:pPr>
+      <w:r>
+        <w:rPr>
+          <w:rFonts w:ascii="Consolas" w:cs="Consolas" w:eastAsia="Consolas" w:hAnsi="Consolas"/>
+          <w:sz w:val="17"/>
+          <w:szCs w:val="17"/>
+        </w:rPr>
+        <w:t xml:space="preserve">      "position": 2,</w:t>
+      </w:r>
+    </w:p>
+    <w:p>
+      <w:pPr>
+        <w:shd w:fill="F6F6F4" w:val="clear"/>
+        <w:spacing w:after="0" w:before="0" w:line="240"/>
+        <w:ind w:left="180" w:right="180"/>
+      </w:pPr>
+      <w:r>
+        <w:rPr>
+          <w:rFonts w:ascii="Consolas" w:cs="Consolas" w:eastAsia="Consolas" w:hAnsi="Consolas"/>
+          <w:sz w:val="17"/>
+          <w:szCs w:val="17"/>
+        </w:rPr>
+        <w:t xml:space="preserve">      "options": [</w:t>
+      </w:r>
+    </w:p>
+    <w:p>
+      <w:pPr>
+        <w:shd w:fill="F6F6F4" w:val="clear"/>
+        <w:spacing w:after="0" w:before="0" w:line="240"/>
+        <w:ind w:left="180" w:right="180"/>
+      </w:pPr>
+      <w:r>
+        <w:rPr>
+          <w:rFonts w:ascii="Consolas" w:cs="Consolas" w:eastAsia="Consolas" w:hAnsi="Consolas"/>
+          <w:sz w:val="17"/>
+          <w:szCs w:val="17"/>
+        </w:rPr>
+        <w:t xml:space="preserve">        {</w:t>
+      </w:r>
+    </w:p>
+    <w:p>
+      <w:pPr>
+        <w:shd w:fill="F6F6F4" w:val="clear"/>
+        <w:spacing w:after="0" w:before="0" w:line="240"/>
+        <w:ind w:left="180" w:right="180"/>
+      </w:pPr>
+      <w:r>
+        <w:rPr>
+          <w:rFonts w:ascii="Consolas" w:cs="Consolas" w:eastAsia="Consolas" w:hAnsi="Consolas"/>
+          <w:sz w:val="17"/>
+          <w:szCs w:val="17"/>
+        </w:rPr>
+        <w:t xml:space="preserve">          "id": 166,</w:t>
+      </w:r>
+    </w:p>
+    <w:p>
+      <w:pPr>
+        <w:shd w:fill="F6F6F4" w:val="clear"/>
+        <w:spacing w:after="0" w:before="0" w:line="240"/>
+        <w:ind w:left="180" w:right="180"/>
+      </w:pPr>
+      <w:r>
+        <w:rPr>
+          <w:rFonts w:ascii="Consolas" w:cs="Consolas" w:eastAsia="Consolas" w:hAnsi="Consolas"/>
+          <w:sz w:val="17"/>
+          <w:szCs w:val="17"/>
+        </w:rPr>
+        <w:t xml:space="preserve">          "text": "Option 1",</w:t>
+      </w:r>
+    </w:p>
+    <w:p>
+      <w:pPr>
+        <w:shd w:fill="F6F6F4" w:val="clear"/>
+        <w:spacing w:after="0" w:before="0" w:line="240"/>
+        <w:ind w:left="180" w:right="180"/>
+      </w:pPr>
+      <w:r>
+        <w:rPr>
+          <w:rFonts w:ascii="Consolas" w:cs="Consolas" w:eastAsia="Consolas" w:hAnsi="Consolas"/>
+          <w:sz w:val="17"/>
+          <w:szCs w:val="17"/>
+        </w:rPr>
+        <w:t xml:space="preserve">          "position": 1</w:t>
+      </w:r>
+    </w:p>
+    <w:p>
+      <w:pPr>
+        <w:shd w:fill="F6F6F4" w:val="clear"/>
+        <w:spacing w:after="0" w:before="0" w:line="240"/>
+        <w:ind w:left="180" w:right="180"/>
+      </w:pPr>
+      <w:r>
+        <w:rPr>
+          <w:rFonts w:ascii="Consolas" w:cs="Consolas" w:eastAsia="Consolas" w:hAnsi="Consolas"/>
+          <w:sz w:val="17"/>
+          <w:szCs w:val="17"/>
+        </w:rPr>
         <w:t xml:space="preserve">        },</w:t>
       </w:r>
     </w:p>
@@ -9204,37 +9549,112 @@
           <w:sz w:val="17"/>
           <w:szCs w:val="17"/>
         </w:rPr>
-        <w:t xml:space="preserve">          "id": 166,</w:t>
-      </w:r>
-    </w:p>
-    <w:p>
-      <w:pPr>
-        <w:shd w:fill="F6F6F4" w:val="clear"/>
-        <w:spacing w:after="0" w:before="0" w:line="240"/>
-        <w:ind w:left="180" w:right="180"/>
-      </w:pPr>
-      <w:r>
-        <w:rPr>
-          <w:rFonts w:ascii="Consolas" w:cs="Consolas" w:eastAsia="Consolas" w:hAnsi="Consolas"/>
-          <w:sz w:val="17"/>
-          <w:szCs w:val="17"/>
-        </w:rPr>
-        <w:t xml:space="preserve">          "text": "Option 4",</w:t>
-      </w:r>
-    </w:p>
-    <w:p>
-      <w:pPr>
-        <w:shd w:fill="F6F6F4" w:val="clear"/>
-        <w:spacing w:after="0" w:before="0" w:line="240"/>
-        <w:ind w:left="180" w:right="180"/>
-      </w:pPr>
-      <w:r>
-        <w:rPr>
-          <w:rFonts w:ascii="Consolas" w:cs="Consolas" w:eastAsia="Consolas" w:hAnsi="Consolas"/>
-          <w:sz w:val="17"/>
-          <w:szCs w:val="17"/>
-        </w:rPr>
-        <w:t xml:space="preserve">          "position": 4</w:t>
+        <w:t xml:space="preserve">          "id": 167,</w:t>
+      </w:r>
+    </w:p>
+    <w:p>
+      <w:pPr>
+        <w:shd w:fill="F6F6F4" w:val="clear"/>
+        <w:spacing w:after="0" w:before="0" w:line="240"/>
+        <w:ind w:left="180" w:right="180"/>
+      </w:pPr>
+      <w:r>
+        <w:rPr>
+          <w:rFonts w:ascii="Consolas" w:cs="Consolas" w:eastAsia="Consolas" w:hAnsi="Consolas"/>
+          <w:sz w:val="17"/>
+          <w:szCs w:val="17"/>
+        </w:rPr>
+        <w:t xml:space="preserve">          "text": "Option 2",</w:t>
+      </w:r>
+    </w:p>
+    <w:p>
+      <w:pPr>
+        <w:shd w:fill="F6F6F4" w:val="clear"/>
+        <w:spacing w:after="0" w:before="0" w:line="240"/>
+        <w:ind w:left="180" w:right="180"/>
+      </w:pPr>
+      <w:r>
+        <w:rPr>
+          <w:rFonts w:ascii="Consolas" w:cs="Consolas" w:eastAsia="Consolas" w:hAnsi="Consolas"/>
+          <w:sz w:val="17"/>
+          <w:szCs w:val="17"/>
+        </w:rPr>
+        <w:t xml:space="preserve">          "position": 2</w:t>
+      </w:r>
+    </w:p>
+    <w:p>
+      <w:pPr>
+        <w:shd w:fill="F6F6F4" w:val="clear"/>
+        <w:spacing w:after="0" w:before="0" w:line="240"/>
+        <w:ind w:left="180" w:right="180"/>
+      </w:pPr>
+      <w:r>
+        <w:rPr>
+          <w:rFonts w:ascii="Consolas" w:cs="Consolas" w:eastAsia="Consolas" w:hAnsi="Consolas"/>
+          <w:sz w:val="17"/>
+          <w:szCs w:val="17"/>
+        </w:rPr>
+        <w:t xml:space="preserve">        },</w:t>
+      </w:r>
+    </w:p>
+    <w:p>
+      <w:pPr>
+        <w:shd w:fill="F6F6F4" w:val="clear"/>
+        <w:spacing w:after="0" w:before="0" w:line="240"/>
+        <w:ind w:left="180" w:right="180"/>
+      </w:pPr>
+      <w:r>
+        <w:rPr>
+          <w:rFonts w:ascii="Consolas" w:cs="Consolas" w:eastAsia="Consolas" w:hAnsi="Consolas"/>
+          <w:sz w:val="17"/>
+          <w:szCs w:val="17"/>
+        </w:rPr>
+        <w:t xml:space="preserve">        {</w:t>
+      </w:r>
+    </w:p>
+    <w:p>
+      <w:pPr>
+        <w:shd w:fill="F6F6F4" w:val="clear"/>
+        <w:spacing w:after="0" w:before="0" w:line="240"/>
+        <w:ind w:left="180" w:right="180"/>
+      </w:pPr>
+      <w:r>
+        <w:rPr>
+          <w:rFonts w:ascii="Consolas" w:cs="Consolas" w:eastAsia="Consolas" w:hAnsi="Consolas"/>
+          <w:sz w:val="17"/>
+          <w:szCs w:val="17"/>
+        </w:rPr>
+        <w:t xml:space="preserve">          "id": 168,</w:t>
+      </w:r>
+    </w:p>
+    <w:p>
+      <w:pPr>
+        <w:shd w:fill="F6F6F4" w:val="clear"/>
+        <w:spacing w:after="0" w:before="0" w:line="240"/>
+        <w:ind w:left="180" w:right="180"/>
+      </w:pPr>
+      <w:r>
+        <w:rPr>
+          <w:rFonts w:ascii="Consolas" w:cs="Consolas" w:eastAsia="Consolas" w:hAnsi="Consolas"/>
+          <w:sz w:val="17"/>
+          <w:szCs w:val="17"/>
+        </w:rPr>
+        <w:t xml:space="preserve">          "text": "Option 3",</w:t>
+      </w:r>
+    </w:p>
+    <w:p>
+      <w:pPr>
+        <w:shd w:fill="F6F6F4" w:val="clear"/>
+        <w:spacing w:after="0" w:before="0" w:line="240"/>
+        <w:ind w:left="180" w:right="180"/>
+      </w:pPr>
+      <w:r>
+        <w:rPr>
+          <w:rFonts w:ascii="Consolas" w:cs="Consolas" w:eastAsia="Consolas" w:hAnsi="Consolas"/>
+          <w:sz w:val="17"/>
+          <w:szCs w:val="17"/>
+        </w:rPr>
+        <w:t xml:space="preserve">          "position": 3</w:t>
       </w:r>
     </w:p>
     <w:p>
@@ -9309,37 +9729,37 @@
           <w:sz w:val="17"/>
           <w:szCs w:val="17"/>
         </w:rPr>
-        <w:t xml:space="preserve">      "id": 56,</w:t>
-      </w:r>
-    </w:p>
-    <w:p>
-      <w:pPr>
-        <w:shd w:fill="F6F6F4" w:val="clear"/>
-        <w:spacing w:after="0" w:before="0" w:line="240"/>
-        <w:ind w:left="180" w:right="180"/>
-      </w:pPr>
-      <w:r>
-        <w:rPr>
-          <w:rFonts w:ascii="Consolas" w:cs="Consolas" w:eastAsia="Consolas" w:hAnsi="Consolas"/>
-          <w:sz w:val="17"/>
-          <w:szCs w:val="17"/>
-        </w:rPr>
-        <w:t xml:space="preserve">      "text": "Question 2?",</w:t>
-      </w:r>
-    </w:p>
-    <w:p>
-      <w:pPr>
-        <w:shd w:fill="F6F6F4" w:val="clear"/>
-        <w:spacing w:after="0" w:before="0" w:line="240"/>
-        <w:ind w:left="180" w:right="180"/>
-      </w:pPr>
-      <w:r>
-        <w:rPr>
-          <w:rFonts w:ascii="Consolas" w:cs="Consolas" w:eastAsia="Consolas" w:hAnsi="Consolas"/>
-          <w:sz w:val="17"/>
-          <w:szCs w:val="17"/>
-        </w:rPr>
-        <w:t xml:space="preserve">      "position": 2,</w:t>
+        <w:t xml:space="preserve">      "id": 57,</w:t>
+      </w:r>
+    </w:p>
+    <w:p>
+      <w:pPr>
+        <w:shd w:fill="F6F6F4" w:val="clear"/>
+        <w:spacing w:after="0" w:before="0" w:line="240"/>
+        <w:ind w:left="180" w:right="180"/>
+      </w:pPr>
+      <w:r>
+        <w:rPr>
+          <w:rFonts w:ascii="Consolas" w:cs="Consolas" w:eastAsia="Consolas" w:hAnsi="Consolas"/>
+          <w:sz w:val="17"/>
+          <w:szCs w:val="17"/>
+        </w:rPr>
+        <w:t xml:space="preserve">      "text": "Question 3?",</w:t>
+      </w:r>
+    </w:p>
+    <w:p>
+      <w:pPr>
+        <w:shd w:fill="F6F6F4" w:val="clear"/>
+        <w:spacing w:after="0" w:before="0" w:line="240"/>
+        <w:ind w:left="180" w:right="180"/>
+      </w:pPr>
+      <w:r>
+        <w:rPr>
+          <w:rFonts w:ascii="Consolas" w:cs="Consolas" w:eastAsia="Consolas" w:hAnsi="Consolas"/>
+          <w:sz w:val="17"/>
+          <w:szCs w:val="17"/>
+        </w:rPr>
+        <w:t xml:space="preserve">      "position": 3,</w:t>
       </w:r>
     </w:p>
     <w:p>
@@ -9384,7 +9804,7 @@
           <w:sz w:val="17"/>
           <w:szCs w:val="17"/>
         </w:rPr>
-        <w:t xml:space="preserve">          "id": 167,</w:t>
+        <w:t xml:space="preserve">          "id": 169,</w:t>
       </w:r>
     </w:p>
     <w:p>
@@ -9400,231 +9820,6 @@
           <w:szCs w:val="17"/>
         </w:rPr>
         <w:t xml:space="preserve">          "text": "Option 1",</w:t>
-      </w:r>
-    </w:p>
-    <w:p>
-      <w:pPr>
-        <w:shd w:fill="F6F6F4" w:val="clear"/>
-        <w:spacing w:after="0" w:before="0" w:line="240"/>
-        <w:ind w:left="180" w:right="180"/>
-      </w:pPr>
-      <w:r>
-        <w:rPr>
-          <w:rFonts w:ascii="Consolas" w:cs="Consolas" w:eastAsia="Consolas" w:hAnsi="Consolas"/>
-          <w:sz w:val="17"/>
-          <w:szCs w:val="17"/>
-        </w:rPr>
-        <w:t xml:space="preserve">          "position": 1</w:t>
-      </w:r>
-    </w:p>
-    <w:p>
-      <w:pPr>
-        <w:shd w:fill="F6F6F4" w:val="clear"/>
-        <w:spacing w:after="0" w:before="0" w:line="240"/>
-        <w:ind w:left="180" w:right="180"/>
-      </w:pPr>
-      <w:r>
-        <w:rPr>
-          <w:rFonts w:ascii="Consolas" w:cs="Consolas" w:eastAsia="Consolas" w:hAnsi="Consolas"/>
-          <w:sz w:val="17"/>
-          <w:szCs w:val="17"/>
-        </w:rPr>
-        <w:t xml:space="preserve">        },</w:t>
-      </w:r>
-    </w:p>
-    <w:p>
-      <w:pPr>
-        <w:shd w:fill="F6F6F4" w:val="clear"/>
-        <w:spacing w:after="0" w:before="0" w:line="240"/>
-        <w:ind w:left="180" w:right="180"/>
-      </w:pPr>
-      <w:r>
-        <w:rPr>
-          <w:rFonts w:ascii="Consolas" w:cs="Consolas" w:eastAsia="Consolas" w:hAnsi="Consolas"/>
-          <w:sz w:val="17"/>
-          <w:szCs w:val="17"/>
-        </w:rPr>
-        <w:t xml:space="preserve">        {</w:t>
-      </w:r>
-    </w:p>
-    <w:p>
-      <w:pPr>
-        <w:shd w:fill="F6F6F4" w:val="clear"/>
-        <w:spacing w:after="0" w:before="0" w:line="240"/>
-        <w:ind w:left="180" w:right="180"/>
-      </w:pPr>
-      <w:r>
-        <w:rPr>
-          <w:rFonts w:ascii="Consolas" w:cs="Consolas" w:eastAsia="Consolas" w:hAnsi="Consolas"/>
-          <w:sz w:val="17"/>
-          <w:szCs w:val="17"/>
-        </w:rPr>
-        <w:t xml:space="preserve">          "id": 168,</w:t>
-      </w:r>
-    </w:p>
-    <w:p>
-      <w:pPr>
-        <w:shd w:fill="F6F6F4" w:val="clear"/>
-        <w:spacing w:after="0" w:before="0" w:line="240"/>
-        <w:ind w:left="180" w:right="180"/>
-      </w:pPr>
-      <w:r>
-        <w:rPr>
-          <w:rFonts w:ascii="Consolas" w:cs="Consolas" w:eastAsia="Consolas" w:hAnsi="Consolas"/>
-          <w:sz w:val="17"/>
-          <w:szCs w:val="17"/>
-        </w:rPr>
-        <w:t xml:space="preserve">          "text": "Option 2",</w:t>
-      </w:r>
-    </w:p>
-    <w:p>
-      <w:pPr>
-        <w:shd w:fill="F6F6F4" w:val="clear"/>
-        <w:spacing w:after="0" w:before="0" w:line="240"/>
-        <w:ind w:left="180" w:right="180"/>
-      </w:pPr>
-      <w:r>
-        <w:rPr>
-          <w:rFonts w:ascii="Consolas" w:cs="Consolas" w:eastAsia="Consolas" w:hAnsi="Consolas"/>
-          <w:sz w:val="17"/>
-          <w:szCs w:val="17"/>
-        </w:rPr>
-        <w:t xml:space="preserve">          "position": 2</w:t>
-      </w:r>
-    </w:p>
-    <w:p>
-      <w:pPr>
-        <w:shd w:fill="F6F6F4" w:val="clear"/>
-        <w:spacing w:after="0" w:before="0" w:line="240"/>
-        <w:ind w:left="180" w:right="180"/>
-      </w:pPr>
-      <w:r>
-        <w:rPr>
-          <w:rFonts w:ascii="Consolas" w:cs="Consolas" w:eastAsia="Consolas" w:hAnsi="Consolas"/>
-          <w:sz w:val="17"/>
-          <w:szCs w:val="17"/>
-        </w:rPr>
-        <w:t xml:space="preserve">        },</w:t>
-      </w:r>
-    </w:p>
-    <w:p>
-      <w:pPr>
-        <w:shd w:fill="F6F6F4" w:val="clear"/>
-        <w:spacing w:after="0" w:before="0" w:line="240"/>
-        <w:ind w:left="180" w:right="180"/>
-      </w:pPr>
-      <w:r>
-        <w:rPr>
-          <w:rFonts w:ascii="Consolas" w:cs="Consolas" w:eastAsia="Consolas" w:hAnsi="Consolas"/>
-          <w:sz w:val="17"/>
-          <w:szCs w:val="17"/>
-        </w:rPr>
-        <w:t xml:space="preserve">        {</w:t>
-      </w:r>
-    </w:p>
-    <w:p>
-      <w:pPr>
-        <w:shd w:fill="F6F6F4" w:val="clear"/>
-        <w:spacing w:after="0" w:before="0" w:line="240"/>
-        <w:ind w:left="180" w:right="180"/>
-      </w:pPr>
-      <w:r>
-        <w:rPr>
-          <w:rFonts w:ascii="Consolas" w:cs="Consolas" w:eastAsia="Consolas" w:hAnsi="Consolas"/>
-          <w:sz w:val="17"/>
-          <w:szCs w:val="17"/>
-        </w:rPr>
-        <w:t xml:space="preserve">          "id": 169,</w:t>
-      </w:r>
-    </w:p>
-    <w:p>
-      <w:pPr>
-        <w:shd w:fill="F6F6F4" w:val="clear"/>
-        <w:spacing w:after="0" w:before="0" w:line="240"/>
-        <w:ind w:left="180" w:right="180"/>
-      </w:pPr>
-      <w:r>
-        <w:rPr>
-          <w:rFonts w:ascii="Consolas" w:cs="Consolas" w:eastAsia="Consolas" w:hAnsi="Consolas"/>
-          <w:sz w:val="17"/>
-          <w:szCs w:val="17"/>
-        </w:rPr>
-        <w:t xml:space="preserve">          "text": "Option 3",</w:t>
-      </w:r>
-    </w:p>
-    <w:p>
-      <w:pPr>
-        <w:shd w:fill="F6F6F4" w:val="clear"/>
-        <w:spacing w:after="0" w:before="0" w:line="240"/>
-        <w:ind w:left="180" w:right="180"/>
-      </w:pPr>
-      <w:r>
-        <w:rPr>
-          <w:rFonts w:ascii="Consolas" w:cs="Consolas" w:eastAsia="Consolas" w:hAnsi="Consolas"/>
-          <w:sz w:val="17"/>
-          <w:szCs w:val="17"/>
-        </w:rPr>
-        <w:t xml:space="preserve">          "position": 3</w:t>
-      </w:r>
-    </w:p>
-    <w:p>
-      <w:pPr>
-        <w:shd w:fill="F6F6F4" w:val="clear"/>
-        <w:spacing w:after="0" w:before="0" w:line="240"/>
-        <w:ind w:left="180" w:right="180"/>
-      </w:pPr>
-      <w:r>
-        <w:rPr>
-          <w:rFonts w:ascii="Consolas" w:cs="Consolas" w:eastAsia="Consolas" w:hAnsi="Consolas"/>
-          <w:sz w:val="17"/>
-          <w:szCs w:val="17"/>
-        </w:rPr>
-        <w:t xml:space="preserve">        },</w:t>
-      </w:r>
-    </w:p>
-    <w:p>
-      <w:pPr>
-        <w:shd w:fill="F6F6F4" w:val="clear"/>
-        <w:spacing w:after="0" w:before="0" w:line="240"/>
-        <w:ind w:left="180" w:right="180"/>
-      </w:pPr>
-      <w:r>
-        <w:rPr>
-          <w:rFonts w:ascii="Consolas" w:cs="Consolas" w:eastAsia="Consolas" w:hAnsi="Consolas"/>
-          <w:sz w:val="17"/>
-          <w:szCs w:val="17"/>
-        </w:rPr>
-        <w:t xml:space="preserve">        {</w:t>
-      </w:r>
-    </w:p>
-    <w:p>
-      <w:pPr>
-        <w:shd w:fill="F6F6F4" w:val="clear"/>
-        <w:spacing w:after="0" w:before="0" w:line="240"/>
-        <w:ind w:left="180" w:right="180"/>
-      </w:pPr>
-      <w:r>
-        <w:rPr>
-          <w:rFonts w:ascii="Consolas" w:cs="Consolas" w:eastAsia="Consolas" w:hAnsi="Consolas"/>
-          <w:sz w:val="17"/>
-          <w:szCs w:val="17"/>
-        </w:rPr>
-        <w:t xml:space="preserve">          "id": 170,</w:t>
-      </w:r>
-    </w:p>
-    <w:p>
-      <w:pPr>
-        <w:shd w:fill="F6F6F4" w:val="clear"/>
-        <w:spacing w:after="0" w:before="0" w:line="240"/>
-        <w:ind w:left="180" w:right="180"/>
-      </w:pPr>
-      <w:r>
-        <w:rPr>
-          <w:rFonts w:ascii="Consolas" w:cs="Consolas" w:eastAsia="Consolas" w:hAnsi="Consolas"/>
-          <w:sz w:val="17"/>
-          <w:szCs w:val="17"/>
-        </w:rPr>
-        <w:t xml:space="preserve">          "text": "Option 4",</w:t>
       </w:r>
     </w:p>
     <w:p>
@@ -9744,7 +9939,7 @@
           <w:sz w:val="17"/>
           <w:szCs w:val="17"/>
         </w:rPr>
-        <w:t xml:space="preserve">POST /api/books/9/quiz</w:t>
+        <w:t xml:space="preserve">POST /api/books/7/quiz</w:t>
       </w:r>
     </w:p>
     <w:p>
@@ -9864,82 +10059,37 @@
           <w:sz w:val="17"/>
           <w:szCs w:val="17"/>
         </w:rPr>
-        <w:t xml:space="preserve">    "55": 165,</w:t>
-      </w:r>
-    </w:p>
-    <w:p>
-      <w:pPr>
-        <w:shd w:fill="F6F6F4" w:val="clear"/>
-        <w:spacing w:after="0" w:before="0" w:line="240"/>
-        <w:ind w:left="180" w:right="180"/>
-      </w:pPr>
-      <w:r>
-        <w:rPr>
-          <w:rFonts w:ascii="Consolas" w:cs="Consolas" w:eastAsia="Consolas" w:hAnsi="Consolas"/>
-          <w:sz w:val="17"/>
-          <w:szCs w:val="17"/>
-        </w:rPr>
-        <w:t xml:space="preserve">    "56": 169,</w:t>
-      </w:r>
-    </w:p>
-    <w:p>
-      <w:pPr>
-        <w:shd w:fill="F6F6F4" w:val="clear"/>
-        <w:spacing w:after="0" w:before="0" w:line="240"/>
-        <w:ind w:left="180" w:right="180"/>
-      </w:pPr>
-      <w:r>
-        <w:rPr>
-          <w:rFonts w:ascii="Consolas" w:cs="Consolas" w:eastAsia="Consolas" w:hAnsi="Consolas"/>
-          <w:sz w:val="17"/>
-          <w:szCs w:val="17"/>
-        </w:rPr>
-        <w:t xml:space="preserve">    "57": 173,</w:t>
-      </w:r>
-    </w:p>
-    <w:p>
-      <w:pPr>
-        <w:shd w:fill="F6F6F4" w:val="clear"/>
-        <w:spacing w:after="0" w:before="0" w:line="240"/>
-        <w:ind w:left="180" w:right="180"/>
-      </w:pPr>
-      <w:r>
-        <w:rPr>
-          <w:rFonts w:ascii="Consolas" w:cs="Consolas" w:eastAsia="Consolas" w:hAnsi="Consolas"/>
-          <w:sz w:val="17"/>
-          <w:szCs w:val="17"/>
-        </w:rPr>
-        <w:t xml:space="preserve">    "58": 177,</w:t>
-      </w:r>
-    </w:p>
-    <w:p>
-      <w:pPr>
-        <w:shd w:fill="F6F6F4" w:val="clear"/>
-        <w:spacing w:after="0" w:before="0" w:line="240"/>
-        <w:ind w:left="180" w:right="180"/>
-      </w:pPr>
-      <w:r>
-        <w:rPr>
-          <w:rFonts w:ascii="Consolas" w:cs="Consolas" w:eastAsia="Consolas" w:hAnsi="Consolas"/>
-          <w:sz w:val="17"/>
-          <w:szCs w:val="17"/>
-        </w:rPr>
-        <w:t xml:space="preserve">    "59": 181,</w:t>
-      </w:r>
-    </w:p>
-    <w:p>
-      <w:pPr>
-        <w:shd w:fill="F6F6F4" w:val="clear"/>
-        <w:spacing w:after="0" w:before="0" w:line="240"/>
-        <w:ind w:left="180" w:right="180"/>
-      </w:pPr>
-      <w:r>
-        <w:rPr>
-          <w:rFonts w:ascii="Consolas" w:cs="Consolas" w:eastAsia="Consolas" w:hAnsi="Consolas"/>
-          <w:sz w:val="17"/>
-          <w:szCs w:val="17"/>
-        </w:rPr>
-        <w:t xml:space="preserve">    "60": 184</w:t>
+        <w:t xml:space="preserve">    "55": 164,</w:t>
+      </w:r>
+    </w:p>
+    <w:p>
+      <w:pPr>
+        <w:shd w:fill="F6F6F4" w:val="clear"/>
+        <w:spacing w:after="0" w:before="0" w:line="240"/>
+        <w:ind w:left="180" w:right="180"/>
+      </w:pPr>
+      <w:r>
+        <w:rPr>
+          <w:rFonts w:ascii="Consolas" w:cs="Consolas" w:eastAsia="Consolas" w:hAnsi="Consolas"/>
+          <w:sz w:val="17"/>
+          <w:szCs w:val="17"/>
+        </w:rPr>
+        <w:t xml:space="preserve">    "56": 167,</w:t>
+      </w:r>
+    </w:p>
+    <w:p>
+      <w:pPr>
+        <w:shd w:fill="F6F6F4" w:val="clear"/>
+        <w:spacing w:after="0" w:before="0" w:line="240"/>
+        <w:ind w:left="180" w:right="180"/>
+      </w:pPr>
+      <w:r>
+        <w:rPr>
+          <w:rFonts w:ascii="Consolas" w:cs="Consolas" w:eastAsia="Consolas" w:hAnsi="Consolas"/>
+          <w:sz w:val="17"/>
+          <w:szCs w:val="17"/>
+        </w:rPr>
+        <w:t xml:space="preserve">    "57": 170</w:t>
       </w:r>
     </w:p>
     <w:p>
@@ -10014,22 +10164,22 @@
           <w:sz w:val="17"/>
           <w:szCs w:val="17"/>
         </w:rPr>
-        <w:t xml:space="preserve">  "score": 6,</w:t>
-      </w:r>
-    </w:p>
-    <w:p>
-      <w:pPr>
-        <w:shd w:fill="F6F6F4" w:val="clear"/>
-        <w:spacing w:after="0" w:before="0" w:line="240"/>
-        <w:ind w:left="180" w:right="180"/>
-      </w:pPr>
-      <w:r>
-        <w:rPr>
-          <w:rFonts w:ascii="Consolas" w:cs="Consolas" w:eastAsia="Consolas" w:hAnsi="Consolas"/>
-          <w:sz w:val="17"/>
-          <w:szCs w:val="17"/>
-        </w:rPr>
-        <w:t xml:space="preserve">  "total": 6,</w:t>
+        <w:t xml:space="preserve">  "score": 3,</w:t>
+      </w:r>
+    </w:p>
+    <w:p>
+      <w:pPr>
+        <w:shd w:fill="F6F6F4" w:val="clear"/>
+        <w:spacing w:after="0" w:before="0" w:line="240"/>
+        <w:ind w:left="180" w:right="180"/>
+      </w:pPr>
+      <w:r>
+        <w:rPr>
+          <w:rFonts w:ascii="Consolas" w:cs="Consolas" w:eastAsia="Consolas" w:hAnsi="Consolas"/>
+          <w:sz w:val="17"/>
+          <w:szCs w:val="17"/>
+        </w:rPr>
+        <w:t xml:space="preserve">  "total": 3,</w:t>
       </w:r>
     </w:p>
     <w:p>
@@ -10089,82 +10239,37 @@
           <w:sz w:val="17"/>
           <w:szCs w:val="17"/>
         </w:rPr>
-        <w:t xml:space="preserve">    "55": 165,</w:t>
-      </w:r>
-    </w:p>
-    <w:p>
-      <w:pPr>
-        <w:shd w:fill="F6F6F4" w:val="clear"/>
-        <w:spacing w:after="0" w:before="0" w:line="240"/>
-        <w:ind w:left="180" w:right="180"/>
-      </w:pPr>
-      <w:r>
-        <w:rPr>
-          <w:rFonts w:ascii="Consolas" w:cs="Consolas" w:eastAsia="Consolas" w:hAnsi="Consolas"/>
-          <w:sz w:val="17"/>
-          <w:szCs w:val="17"/>
-        </w:rPr>
-        <w:t xml:space="preserve">    "56": 169,</w:t>
-      </w:r>
-    </w:p>
-    <w:p>
-      <w:pPr>
-        <w:shd w:fill="F6F6F4" w:val="clear"/>
-        <w:spacing w:after="0" w:before="0" w:line="240"/>
-        <w:ind w:left="180" w:right="180"/>
-      </w:pPr>
-      <w:r>
-        <w:rPr>
-          <w:rFonts w:ascii="Consolas" w:cs="Consolas" w:eastAsia="Consolas" w:hAnsi="Consolas"/>
-          <w:sz w:val="17"/>
-          <w:szCs w:val="17"/>
-        </w:rPr>
-        <w:t xml:space="preserve">    "57": 173,</w:t>
-      </w:r>
-    </w:p>
-    <w:p>
-      <w:pPr>
-        <w:shd w:fill="F6F6F4" w:val="clear"/>
-        <w:spacing w:after="0" w:before="0" w:line="240"/>
-        <w:ind w:left="180" w:right="180"/>
-      </w:pPr>
-      <w:r>
-        <w:rPr>
-          <w:rFonts w:ascii="Consolas" w:cs="Consolas" w:eastAsia="Consolas" w:hAnsi="Consolas"/>
-          <w:sz w:val="17"/>
-          <w:szCs w:val="17"/>
-        </w:rPr>
-        <w:t xml:space="preserve">    "58": 177,</w:t>
-      </w:r>
-    </w:p>
-    <w:p>
-      <w:pPr>
-        <w:shd w:fill="F6F6F4" w:val="clear"/>
-        <w:spacing w:after="0" w:before="0" w:line="240"/>
-        <w:ind w:left="180" w:right="180"/>
-      </w:pPr>
-      <w:r>
-        <w:rPr>
-          <w:rFonts w:ascii="Consolas" w:cs="Consolas" w:eastAsia="Consolas" w:hAnsi="Consolas"/>
-          <w:sz w:val="17"/>
-          <w:szCs w:val="17"/>
-        </w:rPr>
-        <w:t xml:space="preserve">    "59": 181,</w:t>
-      </w:r>
-    </w:p>
-    <w:p>
-      <w:pPr>
-        <w:shd w:fill="F6F6F4" w:val="clear"/>
-        <w:spacing w:after="0" w:before="0" w:line="240"/>
-        <w:ind w:left="180" w:right="180"/>
-      </w:pPr>
-      <w:r>
-        <w:rPr>
-          <w:rFonts w:ascii="Consolas" w:cs="Consolas" w:eastAsia="Consolas" w:hAnsi="Consolas"/>
-          <w:sz w:val="17"/>
-          <w:szCs w:val="17"/>
-        </w:rPr>
-        <w:t xml:space="preserve">    "60": 184</w:t>
+        <w:t xml:space="preserve">    "55": 164,</w:t>
+      </w:r>
+    </w:p>
+    <w:p>
+      <w:pPr>
+        <w:shd w:fill="F6F6F4" w:val="clear"/>
+        <w:spacing w:after="0" w:before="0" w:line="240"/>
+        <w:ind w:left="180" w:right="180"/>
+      </w:pPr>
+      <w:r>
+        <w:rPr>
+          <w:rFonts w:ascii="Consolas" w:cs="Consolas" w:eastAsia="Consolas" w:hAnsi="Consolas"/>
+          <w:sz w:val="17"/>
+          <w:szCs w:val="17"/>
+        </w:rPr>
+        <w:t xml:space="preserve">    "56": 167,</w:t>
+      </w:r>
+    </w:p>
+    <w:p>
+      <w:pPr>
+        <w:shd w:fill="F6F6F4" w:val="clear"/>
+        <w:spacing w:after="0" w:before="0" w:line="240"/>
+        <w:ind w:left="180" w:right="180"/>
+      </w:pPr>
+      <w:r>
+        <w:rPr>
+          <w:rFonts w:ascii="Consolas" w:cs="Consolas" w:eastAsia="Consolas" w:hAnsi="Consolas"/>
+          <w:sz w:val="17"/>
+          <w:szCs w:val="17"/>
+        </w:rPr>
+        <w:t xml:space="preserve">    "57": 170</w:t>
       </w:r>
     </w:p>
     <w:p>
@@ -10284,7 +10389,7 @@
           <w:sz w:val="17"/>
           <w:szCs w:val="17"/>
         </w:rPr>
-        <w:t xml:space="preserve">      "image": "http://127.0.0.1:8000/assets/badge.png",</w:t>
+        <w:t xml:space="preserve">      "image": "http://127.0.0.1:8005/assets/badge.png",</w:t>
       </w:r>
     </w:p>
     <w:p>
@@ -10404,67 +10509,67 @@
           <w:sz w:val="17"/>
           <w:szCs w:val="17"/>
         </w:rPr>
-        <w:t xml:space="preserve">      "id": 46,</w:t>
-      </w:r>
-    </w:p>
-    <w:p>
-      <w:pPr>
-        <w:shd w:fill="F6F6F4" w:val="clear"/>
-        <w:spacing w:after="0" w:before="0" w:line="240"/>
-        <w:ind w:left="180" w:right="180"/>
-      </w:pPr>
-      <w:r>
-        <w:rPr>
-          <w:rFonts w:ascii="Consolas" w:cs="Consolas" w:eastAsia="Consolas" w:hAnsi="Consolas"/>
-          <w:sz w:val="17"/>
-          <w:szCs w:val="17"/>
-        </w:rPr>
-        <w:t xml:space="preserve">      "serial": "CERT-2026-TSUF0M",</w:t>
-      </w:r>
-    </w:p>
-    <w:p>
-      <w:pPr>
-        <w:shd w:fill="F6F6F4" w:val="clear"/>
-        <w:spacing w:after="0" w:before="0" w:line="240"/>
-        <w:ind w:left="180" w:right="180"/>
-      </w:pPr>
-      <w:r>
-        <w:rPr>
-          <w:rFonts w:ascii="Consolas" w:cs="Consolas" w:eastAsia="Consolas" w:hAnsi="Consolas"/>
-          <w:sz w:val="17"/>
-          <w:szCs w:val="17"/>
-        </w:rPr>
-        <w:t xml:space="preserve">      "title": "A book without sections",</w:t>
-      </w:r>
-    </w:p>
-    <w:p>
-      <w:pPr>
-        <w:shd w:fill="F6F6F4" w:val="clear"/>
-        <w:spacing w:after="0" w:before="0" w:line="240"/>
-        <w:ind w:left="180" w:right="180"/>
-      </w:pPr>
-      <w:r>
-        <w:rPr>
-          <w:rFonts w:ascii="Consolas" w:cs="Consolas" w:eastAsia="Consolas" w:hAnsi="Consolas"/>
-          <w:sz w:val="17"/>
-          <w:szCs w:val="17"/>
-        </w:rPr>
-        <w:t xml:space="preserve">      "issued_at": "2026-10-15",</w:t>
-      </w:r>
-    </w:p>
-    <w:p>
-      <w:pPr>
-        <w:shd w:fill="F6F6F4" w:val="clear"/>
-        <w:spacing w:after="0" w:before="0" w:line="240"/>
-        <w:ind w:left="180" w:right="180"/>
-      </w:pPr>
-      <w:r>
-        <w:rPr>
-          <w:rFonts w:ascii="Consolas" w:cs="Consolas" w:eastAsia="Consolas" w:hAnsi="Consolas"/>
-          <w:sz w:val="17"/>
-          <w:szCs w:val="17"/>
-        </w:rPr>
-        <w:t xml:space="preserve">      "verification_url": "http://127.0.0.1:8000/api/certificates/verify/2261ecdd-a84f-4bc3-a44b-77e27a196e06"</w:t>
+        <w:t xml:space="preserve">      "id": 30,</w:t>
+      </w:r>
+    </w:p>
+    <w:p>
+      <w:pPr>
+        <w:shd w:fill="F6F6F4" w:val="clear"/>
+        <w:spacing w:after="0" w:before="0" w:line="240"/>
+        <w:ind w:left="180" w:right="180"/>
+      </w:pPr>
+      <w:r>
+        <w:rPr>
+          <w:rFonts w:ascii="Consolas" w:cs="Consolas" w:eastAsia="Consolas" w:hAnsi="Consolas"/>
+          <w:sz w:val="17"/>
+          <w:szCs w:val="17"/>
+        </w:rPr>
+        <w:t xml:space="preserve">      "serial": "CERT-2026-O0GXPF",</w:t>
+      </w:r>
+    </w:p>
+    <w:p>
+      <w:pPr>
+        <w:shd w:fill="F6F6F4" w:val="clear"/>
+        <w:spacing w:after="0" w:before="0" w:line="240"/>
+        <w:ind w:left="180" w:right="180"/>
+      </w:pPr>
+      <w:r>
+        <w:rPr>
+          <w:rFonts w:ascii="Consolas" w:cs="Consolas" w:eastAsia="Consolas" w:hAnsi="Consolas"/>
+          <w:sz w:val="17"/>
+          <w:szCs w:val="17"/>
+        </w:rPr>
+        <w:t xml:space="preserve">      "title": "A book read whole",</w:t>
+      </w:r>
+    </w:p>
+    <w:p>
+      <w:pPr>
+        <w:shd w:fill="F6F6F4" w:val="clear"/>
+        <w:spacing w:after="0" w:before="0" w:line="240"/>
+        <w:ind w:left="180" w:right="180"/>
+      </w:pPr>
+      <w:r>
+        <w:rPr>
+          <w:rFonts w:ascii="Consolas" w:cs="Consolas" w:eastAsia="Consolas" w:hAnsi="Consolas"/>
+          <w:sz w:val="17"/>
+          <w:szCs w:val="17"/>
+        </w:rPr>
+        <w:t xml:space="preserve">      "issued_at": "2026-10-16",</w:t>
+      </w:r>
+    </w:p>
+    <w:p>
+      <w:pPr>
+        <w:shd w:fill="F6F6F4" w:val="clear"/>
+        <w:spacing w:after="0" w:before="0" w:line="240"/>
+        <w:ind w:left="180" w:right="180"/>
+      </w:pPr>
+      <w:r>
+        <w:rPr>
+          <w:rFonts w:ascii="Consolas" w:cs="Consolas" w:eastAsia="Consolas" w:hAnsi="Consolas"/>
+          <w:sz w:val="17"/>
+          <w:szCs w:val="17"/>
+        </w:rPr>
+        <w:t xml:space="preserve">      "verification_url": "http://127.0.0.1:8005/api/certificates/verify/cd3f70f7-e93a-42cd-870f-47d906851c3b"</w:t>
       </w:r>
     </w:p>
     <w:p>
@@ -10554,7 +10659,7 @@
           <w:sz w:val="17"/>
           <w:szCs w:val="17"/>
         </w:rPr>
-        <w:t xml:space="preserve">    "sections_total": 18,</w:t>
+        <w:t xml:space="preserve">    "sections_total": 19,</w:t>
       </w:r>
     </w:p>
     <w:p>
@@ -10584,7 +10689,7 @@
           <w:sz w:val="17"/>
           <w:szCs w:val="17"/>
         </w:rPr>
-        <w:t xml:space="preserve">    "books_total": 7,</w:t>
+        <w:t xml:space="preserve">    "books_total": 8,</w:t>
       </w:r>
     </w:p>
     <w:p>
@@ -11049,7 +11154,7 @@
           <w:sz w:val="17"/>
           <w:szCs w:val="17"/>
         </w:rPr>
-        <w:t xml:space="preserve">POST /api/books/9/quiz</w:t>
+        <w:t xml:space="preserve">POST /api/books/7/quiz</w:t>
       </w:r>
     </w:p>
     <w:p>
@@ -11169,82 +11274,37 @@
           <w:sz w:val="17"/>
           <w:szCs w:val="17"/>
         </w:rPr>
-        <w:t xml:space="preserve">    "55": 165,</w:t>
-      </w:r>
-    </w:p>
-    <w:p>
-      <w:pPr>
-        <w:shd w:fill="F6F6F4" w:val="clear"/>
-        <w:spacing w:after="0" w:before="0" w:line="240"/>
-        <w:ind w:left="180" w:right="180"/>
-      </w:pPr>
-      <w:r>
-        <w:rPr>
-          <w:rFonts w:ascii="Consolas" w:cs="Consolas" w:eastAsia="Consolas" w:hAnsi="Consolas"/>
-          <w:sz w:val="17"/>
-          <w:szCs w:val="17"/>
-        </w:rPr>
-        <w:t xml:space="preserve">    "56": 169,</w:t>
-      </w:r>
-    </w:p>
-    <w:p>
-      <w:pPr>
-        <w:shd w:fill="F6F6F4" w:val="clear"/>
-        <w:spacing w:after="0" w:before="0" w:line="240"/>
-        <w:ind w:left="180" w:right="180"/>
-      </w:pPr>
-      <w:r>
-        <w:rPr>
-          <w:rFonts w:ascii="Consolas" w:cs="Consolas" w:eastAsia="Consolas" w:hAnsi="Consolas"/>
-          <w:sz w:val="17"/>
-          <w:szCs w:val="17"/>
-        </w:rPr>
-        <w:t xml:space="preserve">    "57": 173,</w:t>
-      </w:r>
-    </w:p>
-    <w:p>
-      <w:pPr>
-        <w:shd w:fill="F6F6F4" w:val="clear"/>
-        <w:spacing w:after="0" w:before="0" w:line="240"/>
-        <w:ind w:left="180" w:right="180"/>
-      </w:pPr>
-      <w:r>
-        <w:rPr>
-          <w:rFonts w:ascii="Consolas" w:cs="Consolas" w:eastAsia="Consolas" w:hAnsi="Consolas"/>
-          <w:sz w:val="17"/>
-          <w:szCs w:val="17"/>
-        </w:rPr>
-        <w:t xml:space="preserve">    "58": 177,</w:t>
-      </w:r>
-    </w:p>
-    <w:p>
-      <w:pPr>
-        <w:shd w:fill="F6F6F4" w:val="clear"/>
-        <w:spacing w:after="0" w:before="0" w:line="240"/>
-        <w:ind w:left="180" w:right="180"/>
-      </w:pPr>
-      <w:r>
-        <w:rPr>
-          <w:rFonts w:ascii="Consolas" w:cs="Consolas" w:eastAsia="Consolas" w:hAnsi="Consolas"/>
-          <w:sz w:val="17"/>
-          <w:szCs w:val="17"/>
-        </w:rPr>
-        <w:t xml:space="preserve">    "59": 181,</w:t>
-      </w:r>
-    </w:p>
-    <w:p>
-      <w:pPr>
-        <w:shd w:fill="F6F6F4" w:val="clear"/>
-        <w:spacing w:after="0" w:before="0" w:line="240"/>
-        <w:ind w:left="180" w:right="180"/>
-      </w:pPr>
-      <w:r>
-        <w:rPr>
-          <w:rFonts w:ascii="Consolas" w:cs="Consolas" w:eastAsia="Consolas" w:hAnsi="Consolas"/>
-          <w:sz w:val="17"/>
-          <w:szCs w:val="17"/>
-        </w:rPr>
-        <w:t xml:space="preserve">    "60": 184</w:t>
+        <w:t xml:space="preserve">    "55": 164,</w:t>
+      </w:r>
+    </w:p>
+    <w:p>
+      <w:pPr>
+        <w:shd w:fill="F6F6F4" w:val="clear"/>
+        <w:spacing w:after="0" w:before="0" w:line="240"/>
+        <w:ind w:left="180" w:right="180"/>
+      </w:pPr>
+      <w:r>
+        <w:rPr>
+          <w:rFonts w:ascii="Consolas" w:cs="Consolas" w:eastAsia="Consolas" w:hAnsi="Consolas"/>
+          <w:sz w:val="17"/>
+          <w:szCs w:val="17"/>
+        </w:rPr>
+        <w:t xml:space="preserve">    "56": 167,</w:t>
+      </w:r>
+    </w:p>
+    <w:p>
+      <w:pPr>
+        <w:shd w:fill="F6F6F4" w:val="clear"/>
+        <w:spacing w:after="0" w:before="0" w:line="240"/>
+        <w:ind w:left="180" w:right="180"/>
+      </w:pPr>
+      <w:r>
+        <w:rPr>
+          <w:rFonts w:ascii="Consolas" w:cs="Consolas" w:eastAsia="Consolas" w:hAnsi="Consolas"/>
+          <w:sz w:val="17"/>
+          <w:szCs w:val="17"/>
+        </w:rPr>
+        <w:t xml:space="preserve">    "57": 170</w:t>
       </w:r>
     </w:p>
     <w:p>
@@ -11319,22 +11379,22 @@
           <w:sz w:val="17"/>
           <w:szCs w:val="17"/>
         </w:rPr>
-        <w:t xml:space="preserve">  "score": 6,</w:t>
-      </w:r>
-    </w:p>
-    <w:p>
-      <w:pPr>
-        <w:shd w:fill="F6F6F4" w:val="clear"/>
-        <w:spacing w:after="0" w:before="0" w:line="240"/>
-        <w:ind w:left="180" w:right="180"/>
-      </w:pPr>
-      <w:r>
-        <w:rPr>
-          <w:rFonts w:ascii="Consolas" w:cs="Consolas" w:eastAsia="Consolas" w:hAnsi="Consolas"/>
-          <w:sz w:val="17"/>
-          <w:szCs w:val="17"/>
-        </w:rPr>
-        <w:t xml:space="preserve">  "total": 6,</w:t>
+        <w:t xml:space="preserve">  "score": 3,</w:t>
+      </w:r>
+    </w:p>
+    <w:p>
+      <w:pPr>
+        <w:shd w:fill="F6F6F4" w:val="clear"/>
+        <w:spacing w:after="0" w:before="0" w:line="240"/>
+        <w:ind w:left="180" w:right="180"/>
+      </w:pPr>
+      <w:r>
+        <w:rPr>
+          <w:rFonts w:ascii="Consolas" w:cs="Consolas" w:eastAsia="Consolas" w:hAnsi="Consolas"/>
+          <w:sz w:val="17"/>
+          <w:szCs w:val="17"/>
+        </w:rPr>
+        <w:t xml:space="preserve">  "total": 3,</w:t>
       </w:r>
     </w:p>
     <w:p>
@@ -11394,82 +11454,37 @@
           <w:sz w:val="17"/>
           <w:szCs w:val="17"/>
         </w:rPr>
-        <w:t xml:space="preserve">    "55": 165,</w:t>
-      </w:r>
-    </w:p>
-    <w:p>
-      <w:pPr>
-        <w:shd w:fill="F6F6F4" w:val="clear"/>
-        <w:spacing w:after="0" w:before="0" w:line="240"/>
-        <w:ind w:left="180" w:right="180"/>
-      </w:pPr>
-      <w:r>
-        <w:rPr>
-          <w:rFonts w:ascii="Consolas" w:cs="Consolas" w:eastAsia="Consolas" w:hAnsi="Consolas"/>
-          <w:sz w:val="17"/>
-          <w:szCs w:val="17"/>
-        </w:rPr>
-        <w:t xml:space="preserve">    "56": 169,</w:t>
-      </w:r>
-    </w:p>
-    <w:p>
-      <w:pPr>
-        <w:shd w:fill="F6F6F4" w:val="clear"/>
-        <w:spacing w:after="0" w:before="0" w:line="240"/>
-        <w:ind w:left="180" w:right="180"/>
-      </w:pPr>
-      <w:r>
-        <w:rPr>
-          <w:rFonts w:ascii="Consolas" w:cs="Consolas" w:eastAsia="Consolas" w:hAnsi="Consolas"/>
-          <w:sz w:val="17"/>
-          <w:szCs w:val="17"/>
-        </w:rPr>
-        <w:t xml:space="preserve">    "57": 173,</w:t>
-      </w:r>
-    </w:p>
-    <w:p>
-      <w:pPr>
-        <w:shd w:fill="F6F6F4" w:val="clear"/>
-        <w:spacing w:after="0" w:before="0" w:line="240"/>
-        <w:ind w:left="180" w:right="180"/>
-      </w:pPr>
-      <w:r>
-        <w:rPr>
-          <w:rFonts w:ascii="Consolas" w:cs="Consolas" w:eastAsia="Consolas" w:hAnsi="Consolas"/>
-          <w:sz w:val="17"/>
-          <w:szCs w:val="17"/>
-        </w:rPr>
-        <w:t xml:space="preserve">    "58": 177,</w:t>
-      </w:r>
-    </w:p>
-    <w:p>
-      <w:pPr>
-        <w:shd w:fill="F6F6F4" w:val="clear"/>
-        <w:spacing w:after="0" w:before="0" w:line="240"/>
-        <w:ind w:left="180" w:right="180"/>
-      </w:pPr>
-      <w:r>
-        <w:rPr>
-          <w:rFonts w:ascii="Consolas" w:cs="Consolas" w:eastAsia="Consolas" w:hAnsi="Consolas"/>
-          <w:sz w:val="17"/>
-          <w:szCs w:val="17"/>
-        </w:rPr>
-        <w:t xml:space="preserve">    "59": 181,</w:t>
-      </w:r>
-    </w:p>
-    <w:p>
-      <w:pPr>
-        <w:shd w:fill="F6F6F4" w:val="clear"/>
-        <w:spacing w:after="0" w:before="0" w:line="240"/>
-        <w:ind w:left="180" w:right="180"/>
-      </w:pPr>
-      <w:r>
-        <w:rPr>
-          <w:rFonts w:ascii="Consolas" w:cs="Consolas" w:eastAsia="Consolas" w:hAnsi="Consolas"/>
-          <w:sz w:val="17"/>
-          <w:szCs w:val="17"/>
-        </w:rPr>
-        <w:t xml:space="preserve">    "60": 184</w:t>
+        <w:t xml:space="preserve">    "55": 164,</w:t>
+      </w:r>
+    </w:p>
+    <w:p>
+      <w:pPr>
+        <w:shd w:fill="F6F6F4" w:val="clear"/>
+        <w:spacing w:after="0" w:before="0" w:line="240"/>
+        <w:ind w:left="180" w:right="180"/>
+      </w:pPr>
+      <w:r>
+        <w:rPr>
+          <w:rFonts w:ascii="Consolas" w:cs="Consolas" w:eastAsia="Consolas" w:hAnsi="Consolas"/>
+          <w:sz w:val="17"/>
+          <w:szCs w:val="17"/>
+        </w:rPr>
+        <w:t xml:space="preserve">    "56": 167,</w:t>
+      </w:r>
+    </w:p>
+    <w:p>
+      <w:pPr>
+        <w:shd w:fill="F6F6F4" w:val="clear"/>
+        <w:spacing w:after="0" w:before="0" w:line="240"/>
+        <w:ind w:left="180" w:right="180"/>
+      </w:pPr>
+      <w:r>
+        <w:rPr>
+          <w:rFonts w:ascii="Consolas" w:cs="Consolas" w:eastAsia="Consolas" w:hAnsi="Consolas"/>
+          <w:sz w:val="17"/>
+          <w:szCs w:val="17"/>
+        </w:rPr>
+        <w:t xml:space="preserve">    "57": 170</w:t>
       </w:r>
     </w:p>
     <w:p>
@@ -11589,7 +11604,7 @@
           <w:sz w:val="17"/>
           <w:szCs w:val="17"/>
         </w:rPr>
-        <w:t xml:space="preserve">    "sections_total": 18,</w:t>
+        <w:t xml:space="preserve">    "sections_total": 19,</w:t>
       </w:r>
     </w:p>
     <w:p>
@@ -11619,7 +11634,7 @@
           <w:sz w:val="17"/>
           <w:szCs w:val="17"/>
         </w:rPr>
-        <w:t xml:space="preserve">    "books_total": 7,</w:t>
+        <w:t xml:space="preserve">    "books_total": 8,</w:t>
       </w:r>
     </w:p>
     <w:p>
@@ -13644,7 +13659,7 @@
           <w:sz w:val="17"/>
           <w:szCs w:val="17"/>
         </w:rPr>
-        <w:t xml:space="preserve">      "image": "http://127.0.0.1:8000/assets/badge.png",</w:t>
+        <w:t xml:space="preserve">      "image": "http://127.0.0.1:8005/assets/badge.png",</w:t>
       </w:r>
     </w:p>
     <w:p>
@@ -13794,7 +13809,7 @@
           <w:sz w:val="17"/>
           <w:szCs w:val="17"/>
         </w:rPr>
-        <w:t xml:space="preserve">    "sections_total": 18,</w:t>
+        <w:t xml:space="preserve">    "sections_total": 19,</w:t>
       </w:r>
     </w:p>
     <w:p>
@@ -13824,7 +13839,7 @@
           <w:sz w:val="17"/>
           <w:szCs w:val="17"/>
         </w:rPr>
-        <w:t xml:space="preserve">    "books_total": 7,</w:t>
+        <w:t xml:space="preserve">    "books_total": 8,</w:t>
       </w:r>
     </w:p>
     <w:p>
@@ -14092,7 +14107,7 @@
           <w:sz w:val="17"/>
           <w:szCs w:val="17"/>
         </w:rPr>
-        <w:t xml:space="preserve">      "id": 115,</w:t>
+        <w:t xml:space="preserve">      "id": 76,</w:t>
       </w:r>
     </w:p>
     <w:p>
@@ -14152,7 +14167,7 @@
           <w:sz w:val="17"/>
           <w:szCs w:val="17"/>
         </w:rPr>
-        <w:t xml:space="preserve">      "image": "http://127.0.0.1:8000/assets/badge.png",</w:t>
+        <w:t xml:space="preserve">      "image": "http://127.0.0.1:8005/assets/badge.png",</w:t>
       </w:r>
     </w:p>
     <w:p>
@@ -14182,7 +14197,7 @@
           <w:sz w:val="17"/>
           <w:szCs w:val="17"/>
         </w:rPr>
-        <w:t xml:space="preserve">      "published_at": "2026-10-15T09:51:54+00:00",</w:t>
+        <w:t xml:space="preserve">      "published_at": "2026-10-16T17:59:11+00:00",</w:t>
       </w:r>
     </w:p>
     <w:p>
@@ -14242,7 +14257,157 @@
           <w:sz w:val="17"/>
           <w:szCs w:val="17"/>
         </w:rPr>
-        <w:t xml:space="preserve">      "id": 114,</w:t>
+        <w:t xml:space="preserve">      "id": 74,</w:t>
+      </w:r>
+    </w:p>
+    <w:p>
+      <w:pPr>
+        <w:shd w:fill="F6F6F4" w:val="clear"/>
+        <w:spacing w:after="0" w:before="0" w:line="240"/>
+        <w:ind w:left="180" w:right="180"/>
+      </w:pPr>
+      <w:r>
+        <w:rPr>
+          <w:rFonts w:ascii="Consolas" w:cs="Consolas" w:eastAsia="Consolas" w:hAnsi="Consolas"/>
+          <w:sz w:val="17"/>
+          <w:szCs w:val="17"/>
+        </w:rPr>
+        <w:t xml:space="preserve">      "tag": "Badge",</w:t>
+      </w:r>
+    </w:p>
+    <w:p>
+      <w:pPr>
+        <w:shd w:fill="F6F6F4" w:val="clear"/>
+        <w:spacing w:after="0" w:before="0" w:line="240"/>
+        <w:ind w:left="180" w:right="180"/>
+      </w:pPr>
+      <w:r>
+        <w:rPr>
+          <w:rFonts w:ascii="Consolas" w:cs="Consolas" w:eastAsia="Consolas" w:hAnsi="Consolas"/>
+          <w:sz w:val="17"/>
+          <w:szCs w:val="17"/>
+        </w:rPr>
+        <w:t xml:space="preserve">      "title": "New badge: Book Finisher",</w:t>
+      </w:r>
+    </w:p>
+    <w:p>
+      <w:pPr>
+        <w:shd w:fill="F6F6F4" w:val="clear"/>
+        <w:spacing w:after="0" w:before="0" w:line="240"/>
+        <w:ind w:left="180" w:right="180"/>
+      </w:pPr>
+      <w:r>
+        <w:rPr>
+          <w:rFonts w:ascii="Consolas" w:cs="Consolas" w:eastAsia="Consolas" w:hAnsi="Consolas"/>
+          <w:sz w:val="17"/>
+          <w:szCs w:val="17"/>
+        </w:rPr>
+        <w:t xml:space="preserve">      "body": "Congratulations — “Book Finisher” has been added to your badges.",</w:t>
+      </w:r>
+    </w:p>
+    <w:p>
+      <w:pPr>
+        <w:shd w:fill="F6F6F4" w:val="clear"/>
+        <w:spacing w:after="0" w:before="0" w:line="240"/>
+        <w:ind w:left="180" w:right="180"/>
+      </w:pPr>
+      <w:r>
+        <w:rPr>
+          <w:rFonts w:ascii="Consolas" w:cs="Consolas" w:eastAsia="Consolas" w:hAnsi="Consolas"/>
+          <w:sz w:val="17"/>
+          <w:szCs w:val="17"/>
+        </w:rPr>
+        <w:t xml:space="preserve">      "image": "http://127.0.0.1:8005/assets/badge.png",</w:t>
+      </w:r>
+    </w:p>
+    <w:p>
+      <w:pPr>
+        <w:shd w:fill="F6F6F4" w:val="clear"/>
+        <w:spacing w:after="0" w:before="0" w:line="240"/>
+        <w:ind w:left="180" w:right="180"/>
+      </w:pPr>
+      <w:r>
+        <w:rPr>
+          <w:rFonts w:ascii="Consolas" w:cs="Consolas" w:eastAsia="Consolas" w:hAnsi="Consolas"/>
+          <w:sz w:val="17"/>
+          <w:szCs w:val="17"/>
+        </w:rPr>
+        <w:t xml:space="preserve">      "category": "badge",</w:t>
+      </w:r>
+    </w:p>
+    <w:p>
+      <w:pPr>
+        <w:shd w:fill="F6F6F4" w:val="clear"/>
+        <w:spacing w:after="0" w:before="0" w:line="240"/>
+        <w:ind w:left="180" w:right="180"/>
+      </w:pPr>
+      <w:r>
+        <w:rPr>
+          <w:rFonts w:ascii="Consolas" w:cs="Consolas" w:eastAsia="Consolas" w:hAnsi="Consolas"/>
+          <w:sz w:val="17"/>
+          <w:szCs w:val="17"/>
+        </w:rPr>
+        <w:t xml:space="preserve">      "published_at": "2026-10-16T17:59:09+00:00",</w:t>
+      </w:r>
+    </w:p>
+    <w:p>
+      <w:pPr>
+        <w:shd w:fill="F6F6F4" w:val="clear"/>
+        <w:spacing w:after="0" w:before="0" w:line="240"/>
+        <w:ind w:left="180" w:right="180"/>
+      </w:pPr>
+      <w:r>
+        <w:rPr>
+          <w:rFonts w:ascii="Consolas" w:cs="Consolas" w:eastAsia="Consolas" w:hAnsi="Consolas"/>
+          <w:sz w:val="17"/>
+          <w:szCs w:val="17"/>
+        </w:rPr>
+        <w:t xml:space="preserve">      "read": false</w:t>
+      </w:r>
+    </w:p>
+    <w:p>
+      <w:pPr>
+        <w:shd w:fill="F6F6F4" w:val="clear"/>
+        <w:spacing w:after="0" w:before="0" w:line="240"/>
+        <w:ind w:left="180" w:right="180"/>
+      </w:pPr>
+      <w:r>
+        <w:rPr>
+          <w:rFonts w:ascii="Consolas" w:cs="Consolas" w:eastAsia="Consolas" w:hAnsi="Consolas"/>
+          <w:sz w:val="17"/>
+          <w:szCs w:val="17"/>
+        </w:rPr>
+        <w:t xml:space="preserve">    },</w:t>
+      </w:r>
+    </w:p>
+    <w:p>
+      <w:pPr>
+        <w:shd w:fill="F6F6F4" w:val="clear"/>
+        <w:spacing w:after="0" w:before="0" w:line="240"/>
+        <w:ind w:left="180" w:right="180"/>
+      </w:pPr>
+      <w:r>
+        <w:rPr>
+          <w:rFonts w:ascii="Consolas" w:cs="Consolas" w:eastAsia="Consolas" w:hAnsi="Consolas"/>
+          <w:sz w:val="17"/>
+          <w:szCs w:val="17"/>
+        </w:rPr>
+        <w:t xml:space="preserve">    {</w:t>
+      </w:r>
+    </w:p>
+    <w:p>
+      <w:pPr>
+        <w:shd w:fill="F6F6F4" w:val="clear"/>
+        <w:spacing w:after="0" w:before="0" w:line="240"/>
+        <w:ind w:left="180" w:right="180"/>
+      </w:pPr>
+      <w:r>
+        <w:rPr>
+          <w:rFonts w:ascii="Consolas" w:cs="Consolas" w:eastAsia="Consolas" w:hAnsi="Consolas"/>
+          <w:sz w:val="17"/>
+          <w:szCs w:val="17"/>
+        </w:rPr>
+        <w:t xml:space="preserve">      "id": 75,</w:t>
       </w:r>
     </w:p>
     <w:p>
@@ -14272,22 +14437,22 @@
           <w:sz w:val="17"/>
           <w:szCs w:val="17"/>
         </w:rPr>
-        <w:t xml:space="preserve">      "title": "Your certificate for “A book without sections” has been issued",</w:t>
-      </w:r>
-    </w:p>
-    <w:p>
-      <w:pPr>
-        <w:shd w:fill="F6F6F4" w:val="clear"/>
-        <w:spacing w:after="0" w:before="0" w:line="240"/>
-        <w:ind w:left="180" w:right="180"/>
-      </w:pPr>
-      <w:r>
-        <w:rPr>
-          <w:rFonts w:ascii="Consolas" w:cs="Consolas" w:eastAsia="Consolas" w:hAnsi="Consolas"/>
-          <w:sz w:val="17"/>
-          <w:szCs w:val="17"/>
-        </w:rPr>
-        <w:t xml:space="preserve">      "body": "Congratulations — your certificate for “A book without sections” has been issued with serial CERT-2026-TSUF0M. You will find it on the certificates page.",</w:t>
+        <w:t xml:space="preserve">      "title": "Your certificate for “A book read whole” has been issued",</w:t>
+      </w:r>
+    </w:p>
+    <w:p>
+      <w:pPr>
+        <w:shd w:fill="F6F6F4" w:val="clear"/>
+        <w:spacing w:after="0" w:before="0" w:line="240"/>
+        <w:ind w:left="180" w:right="180"/>
+      </w:pPr>
+      <w:r>
+        <w:rPr>
+          <w:rFonts w:ascii="Consolas" w:cs="Consolas" w:eastAsia="Consolas" w:hAnsi="Consolas"/>
+          <w:sz w:val="17"/>
+          <w:szCs w:val="17"/>
+        </w:rPr>
+        <w:t xml:space="preserve">      "body": "Congratulations — your certificate for “A book read whole” has been issued with serial CERT-2026-O0GXPF. You will find it on the certificates page.",</w:t>
       </w:r>
     </w:p>
     <w:p>
@@ -14332,7 +14497,7 @@
           <w:sz w:val="17"/>
           <w:szCs w:val="17"/>
         </w:rPr>
-        <w:t xml:space="preserve">      "published_at": "2026-10-15T09:51:51+00:00",</w:t>
+        <w:t xml:space="preserve">      "published_at": "2026-10-16T17:59:09+00:00",</w:t>
       </w:r>
     </w:p>
     <w:p>
@@ -14392,97 +14557,97 @@
           <w:sz w:val="17"/>
           <w:szCs w:val="17"/>
         </w:rPr>
-        <w:t xml:space="preserve">      "id": 113,</w:t>
-      </w:r>
-    </w:p>
-    <w:p>
-      <w:pPr>
-        <w:shd w:fill="F6F6F4" w:val="clear"/>
-        <w:spacing w:after="0" w:before="0" w:line="240"/>
-        <w:ind w:left="180" w:right="180"/>
-      </w:pPr>
-      <w:r>
-        <w:rPr>
-          <w:rFonts w:ascii="Consolas" w:cs="Consolas" w:eastAsia="Consolas" w:hAnsi="Consolas"/>
-          <w:sz w:val="17"/>
-          <w:szCs w:val="17"/>
-        </w:rPr>
-        <w:t xml:space="preserve">      "tag": "Badge",</w:t>
-      </w:r>
-    </w:p>
-    <w:p>
-      <w:pPr>
-        <w:shd w:fill="F6F6F4" w:val="clear"/>
-        <w:spacing w:after="0" w:before="0" w:line="240"/>
-        <w:ind w:left="180" w:right="180"/>
-      </w:pPr>
-      <w:r>
-        <w:rPr>
-          <w:rFonts w:ascii="Consolas" w:cs="Consolas" w:eastAsia="Consolas" w:hAnsi="Consolas"/>
-          <w:sz w:val="17"/>
-          <w:szCs w:val="17"/>
-        </w:rPr>
-        <w:t xml:space="preserve">      "title": "New badge: Book Finisher",</w:t>
-      </w:r>
-    </w:p>
-    <w:p>
-      <w:pPr>
-        <w:shd w:fill="F6F6F4" w:val="clear"/>
-        <w:spacing w:after="0" w:before="0" w:line="240"/>
-        <w:ind w:left="180" w:right="180"/>
-      </w:pPr>
-      <w:r>
-        <w:rPr>
-          <w:rFonts w:ascii="Consolas" w:cs="Consolas" w:eastAsia="Consolas" w:hAnsi="Consolas"/>
-          <w:sz w:val="17"/>
-          <w:szCs w:val="17"/>
-        </w:rPr>
-        <w:t xml:space="preserve">      "body": "Congratulations — “Book Finisher” has been added to your badges.",</w:t>
-      </w:r>
-    </w:p>
-    <w:p>
-      <w:pPr>
-        <w:shd w:fill="F6F6F4" w:val="clear"/>
-        <w:spacing w:after="0" w:before="0" w:line="240"/>
-        <w:ind w:left="180" w:right="180"/>
-      </w:pPr>
-      <w:r>
-        <w:rPr>
-          <w:rFonts w:ascii="Consolas" w:cs="Consolas" w:eastAsia="Consolas" w:hAnsi="Consolas"/>
-          <w:sz w:val="17"/>
-          <w:szCs w:val="17"/>
-        </w:rPr>
-        <w:t xml:space="preserve">      "image": "http://127.0.0.1:8000/assets/badge.png",</w:t>
-      </w:r>
-    </w:p>
-    <w:p>
-      <w:pPr>
-        <w:shd w:fill="F6F6F4" w:val="clear"/>
-        <w:spacing w:after="0" w:before="0" w:line="240"/>
-        <w:ind w:left="180" w:right="180"/>
-      </w:pPr>
-      <w:r>
-        <w:rPr>
-          <w:rFonts w:ascii="Consolas" w:cs="Consolas" w:eastAsia="Consolas" w:hAnsi="Consolas"/>
-          <w:sz w:val="17"/>
-          <w:szCs w:val="17"/>
-        </w:rPr>
-        <w:t xml:space="preserve">      "category": "badge",</w:t>
-      </w:r>
-    </w:p>
-    <w:p>
-      <w:pPr>
-        <w:shd w:fill="F6F6F4" w:val="clear"/>
-        <w:spacing w:after="0" w:before="0" w:line="240"/>
-        <w:ind w:left="180" w:right="180"/>
-      </w:pPr>
-      <w:r>
-        <w:rPr>
-          <w:rFonts w:ascii="Consolas" w:cs="Consolas" w:eastAsia="Consolas" w:hAnsi="Consolas"/>
-          <w:sz w:val="17"/>
-          <w:szCs w:val="17"/>
-        </w:rPr>
-        <w:t xml:space="preserve">      "published_at": "2026-10-15T09:51:50+00:00",</w:t>
+        <w:t xml:space="preserve">      "id": 1,</w:t>
+      </w:r>
+    </w:p>
+    <w:p>
+      <w:pPr>
+        <w:shd w:fill="F6F6F4" w:val="clear"/>
+        <w:spacing w:after="0" w:before="0" w:line="240"/>
+        <w:ind w:left="180" w:right="180"/>
+      </w:pPr>
+      <w:r>
+        <w:rPr>
+          <w:rFonts w:ascii="Consolas" w:cs="Consolas" w:eastAsia="Consolas" w:hAnsi="Consolas"/>
+          <w:sz w:val="17"/>
+          <w:szCs w:val="17"/>
+        </w:rPr>
+        <w:t xml:space="preserve">      "tag": "New programme",</w:t>
+      </w:r>
+    </w:p>
+    <w:p>
+      <w:pPr>
+        <w:shd w:fill="F6F6F4" w:val="clear"/>
+        <w:spacing w:after="0" w:before="0" w:line="240"/>
+        <w:ind w:left="180" w:right="180"/>
+      </w:pPr>
+      <w:r>
+        <w:rPr>
+          <w:rFonts w:ascii="Consolas" w:cs="Consolas" w:eastAsia="Consolas" w:hAnsi="Consolas"/>
+          <w:sz w:val="17"/>
+          <w:szCs w:val="17"/>
+        </w:rPr>
+        <w:t xml:space="preserve">      "title": "Structured Reading programme opens — first term",</w:t>
+      </w:r>
+    </w:p>
+    <w:p>
+      <w:pPr>
+        <w:shd w:fill="F6F6F4" w:val="clear"/>
+        <w:spacing w:after="0" w:before="0" w:line="240"/>
+        <w:ind w:left="180" w:right="180"/>
+      </w:pPr>
+      <w:r>
+        <w:rPr>
+          <w:rFonts w:ascii="Consolas" w:cs="Consolas" w:eastAsia="Consolas" w:hAnsi="Consolas"/>
+          <w:sz w:val="17"/>
+          <w:szCs w:val="17"/>
+        </w:rPr>
+        <w:t xml:space="preserve">      "body": "Registration is open until the end of the week.",</w:t>
+      </w:r>
+    </w:p>
+    <w:p>
+      <w:pPr>
+        <w:shd w:fill="F6F6F4" w:val="clear"/>
+        <w:spacing w:after="0" w:before="0" w:line="240"/>
+        <w:ind w:left="180" w:right="180"/>
+      </w:pPr>
+      <w:r>
+        <w:rPr>
+          <w:rFonts w:ascii="Consolas" w:cs="Consolas" w:eastAsia="Consolas" w:hAnsi="Consolas"/>
+          <w:sz w:val="17"/>
+          <w:szCs w:val="17"/>
+        </w:rPr>
+        <w:t xml:space="preserve">      "image": "http://127.0.0.1:8005/assets/banner.svg",</w:t>
+      </w:r>
+    </w:p>
+    <w:p>
+      <w:pPr>
+        <w:shd w:fill="F6F6F4" w:val="clear"/>
+        <w:spacing w:after="0" w:before="0" w:line="240"/>
+        <w:ind w:left="180" w:right="180"/>
+      </w:pPr>
+      <w:r>
+        <w:rPr>
+          <w:rFonts w:ascii="Consolas" w:cs="Consolas" w:eastAsia="Consolas" w:hAnsi="Consolas"/>
+          <w:sz w:val="17"/>
+          <w:szCs w:val="17"/>
+        </w:rPr>
+        <w:t xml:space="preserve">      "category": "program",</w:t>
+      </w:r>
+    </w:p>
+    <w:p>
+      <w:pPr>
+        <w:shd w:fill="F6F6F4" w:val="clear"/>
+        <w:spacing w:after="0" w:before="0" w:line="240"/>
+        <w:ind w:left="180" w:right="180"/>
+      </w:pPr>
+      <w:r>
+        <w:rPr>
+          <w:rFonts w:ascii="Consolas" w:cs="Consolas" w:eastAsia="Consolas" w:hAnsi="Consolas"/>
+          <w:sz w:val="17"/>
+          <w:szCs w:val="17"/>
+        </w:rPr>
+        <w:t xml:space="preserve">      "published_at": "2026-10-15T09:06:12+00:00",</w:t>
       </w:r>
     </w:p>
     <w:p>
@@ -14542,97 +14707,97 @@
           <w:sz w:val="17"/>
           <w:szCs w:val="17"/>
         </w:rPr>
-        <w:t xml:space="preserve">      "id": 1,</w:t>
-      </w:r>
-    </w:p>
-    <w:p>
-      <w:pPr>
-        <w:shd w:fill="F6F6F4" w:val="clear"/>
-        <w:spacing w:after="0" w:before="0" w:line="240"/>
-        <w:ind w:left="180" w:right="180"/>
-      </w:pPr>
-      <w:r>
-        <w:rPr>
-          <w:rFonts w:ascii="Consolas" w:cs="Consolas" w:eastAsia="Consolas" w:hAnsi="Consolas"/>
-          <w:sz w:val="17"/>
-          <w:szCs w:val="17"/>
-        </w:rPr>
-        <w:t xml:space="preserve">      "tag": "New programme",</w:t>
-      </w:r>
-    </w:p>
-    <w:p>
-      <w:pPr>
-        <w:shd w:fill="F6F6F4" w:val="clear"/>
-        <w:spacing w:after="0" w:before="0" w:line="240"/>
-        <w:ind w:left="180" w:right="180"/>
-      </w:pPr>
-      <w:r>
-        <w:rPr>
-          <w:rFonts w:ascii="Consolas" w:cs="Consolas" w:eastAsia="Consolas" w:hAnsi="Consolas"/>
-          <w:sz w:val="17"/>
-          <w:szCs w:val="17"/>
-        </w:rPr>
-        <w:t xml:space="preserve">      "title": "Structured Reading programme opens — first term",</w:t>
-      </w:r>
-    </w:p>
-    <w:p>
-      <w:pPr>
-        <w:shd w:fill="F6F6F4" w:val="clear"/>
-        <w:spacing w:after="0" w:before="0" w:line="240"/>
-        <w:ind w:left="180" w:right="180"/>
-      </w:pPr>
-      <w:r>
-        <w:rPr>
-          <w:rFonts w:ascii="Consolas" w:cs="Consolas" w:eastAsia="Consolas" w:hAnsi="Consolas"/>
-          <w:sz w:val="17"/>
-          <w:szCs w:val="17"/>
-        </w:rPr>
-        <w:t xml:space="preserve">      "body": "Registration is open until the end of the week.",</w:t>
-      </w:r>
-    </w:p>
-    <w:p>
-      <w:pPr>
-        <w:shd w:fill="F6F6F4" w:val="clear"/>
-        <w:spacing w:after="0" w:before="0" w:line="240"/>
-        <w:ind w:left="180" w:right="180"/>
-      </w:pPr>
-      <w:r>
-        <w:rPr>
-          <w:rFonts w:ascii="Consolas" w:cs="Consolas" w:eastAsia="Consolas" w:hAnsi="Consolas"/>
-          <w:sz w:val="17"/>
-          <w:szCs w:val="17"/>
-        </w:rPr>
-        <w:t xml:space="preserve">      "image": "http://127.0.0.1:8000/assets/banner.svg",</w:t>
-      </w:r>
-    </w:p>
-    <w:p>
-      <w:pPr>
-        <w:shd w:fill="F6F6F4" w:val="clear"/>
-        <w:spacing w:after="0" w:before="0" w:line="240"/>
-        <w:ind w:left="180" w:right="180"/>
-      </w:pPr>
-      <w:r>
-        <w:rPr>
-          <w:rFonts w:ascii="Consolas" w:cs="Consolas" w:eastAsia="Consolas" w:hAnsi="Consolas"/>
-          <w:sz w:val="17"/>
-          <w:szCs w:val="17"/>
-        </w:rPr>
-        <w:t xml:space="preserve">      "category": "program",</w:t>
-      </w:r>
-    </w:p>
-    <w:p>
-      <w:pPr>
-        <w:shd w:fill="F6F6F4" w:val="clear"/>
-        <w:spacing w:after="0" w:before="0" w:line="240"/>
-        <w:ind w:left="180" w:right="180"/>
-      </w:pPr>
-      <w:r>
-        <w:rPr>
-          <w:rFonts w:ascii="Consolas" w:cs="Consolas" w:eastAsia="Consolas" w:hAnsi="Consolas"/>
-          <w:sz w:val="17"/>
-          <w:szCs w:val="17"/>
-        </w:rPr>
-        <w:t xml:space="preserve">      "published_at": "2026-10-14T16:14:41+00:00",</w:t>
+        <w:t xml:space="preserve">      "id": 2,</w:t>
+      </w:r>
+    </w:p>
+    <w:p>
+      <w:pPr>
+        <w:shd w:fill="F6F6F4" w:val="clear"/>
+        <w:spacing w:after="0" w:before="0" w:line="240"/>
+        <w:ind w:left="180" w:right="180"/>
+      </w:pPr>
+      <w:r>
+        <w:rPr>
+          <w:rFonts w:ascii="Consolas" w:cs="Consolas" w:eastAsia="Consolas" w:hAnsi="Consolas"/>
+          <w:sz w:val="17"/>
+          <w:szCs w:val="17"/>
+        </w:rPr>
+        <w:t xml:space="preserve">      "tag": "Exam",</w:t>
+      </w:r>
+    </w:p>
+    <w:p>
+      <w:pPr>
+        <w:shd w:fill="F6F6F4" w:val="clear"/>
+        <w:spacing w:after="0" w:before="0" w:line="240"/>
+        <w:ind w:left="180" w:right="180"/>
+      </w:pPr>
+      <w:r>
+        <w:rPr>
+          <w:rFonts w:ascii="Consolas" w:cs="Consolas" w:eastAsia="Consolas" w:hAnsi="Consolas"/>
+          <w:sz w:val="17"/>
+          <w:szCs w:val="17"/>
+        </w:rPr>
+        <w:t xml:space="preserve">      "title": "Second level exam date",</w:t>
+      </w:r>
+    </w:p>
+    <w:p>
+      <w:pPr>
+        <w:shd w:fill="F6F6F4" w:val="clear"/>
+        <w:spacing w:after="0" w:before="0" w:line="240"/>
+        <w:ind w:left="180" w:right="180"/>
+      </w:pPr>
+      <w:r>
+        <w:rPr>
+          <w:rFonts w:ascii="Consolas" w:cs="Consolas" w:eastAsia="Consolas" w:hAnsi="Consolas"/>
+          <w:sz w:val="17"/>
+          <w:szCs w:val="17"/>
+        </w:rPr>
+        <w:t xml:space="preserve">      "body": "Sunday 16 August 2026, 7 p.m.",</w:t>
+      </w:r>
+    </w:p>
+    <w:p>
+      <w:pPr>
+        <w:shd w:fill="F6F6F4" w:val="clear"/>
+        <w:spacing w:after="0" w:before="0" w:line="240"/>
+        <w:ind w:left="180" w:right="180"/>
+      </w:pPr>
+      <w:r>
+        <w:rPr>
+          <w:rFonts w:ascii="Consolas" w:cs="Consolas" w:eastAsia="Consolas" w:hAnsi="Consolas"/>
+          <w:sz w:val="17"/>
+          <w:szCs w:val="17"/>
+        </w:rPr>
+        <w:t xml:space="preserve">      "image": "http://127.0.0.1:8005/assets/banner.svg",</w:t>
+      </w:r>
+    </w:p>
+    <w:p>
+      <w:pPr>
+        <w:shd w:fill="F6F6F4" w:val="clear"/>
+        <w:spacing w:after="0" w:before="0" w:line="240"/>
+        <w:ind w:left="180" w:right="180"/>
+      </w:pPr>
+      <w:r>
+        <w:rPr>
+          <w:rFonts w:ascii="Consolas" w:cs="Consolas" w:eastAsia="Consolas" w:hAnsi="Consolas"/>
+          <w:sz w:val="17"/>
+          <w:szCs w:val="17"/>
+        </w:rPr>
+        <w:t xml:space="preserve">      "category": "exam",</w:t>
+      </w:r>
+    </w:p>
+    <w:p>
+      <w:pPr>
+        <w:shd w:fill="F6F6F4" w:val="clear"/>
+        <w:spacing w:after="0" w:before="0" w:line="240"/>
+        <w:ind w:left="180" w:right="180"/>
+      </w:pPr>
+      <w:r>
+        <w:rPr>
+          <w:rFonts w:ascii="Consolas" w:cs="Consolas" w:eastAsia="Consolas" w:hAnsi="Consolas"/>
+          <w:sz w:val="17"/>
+          <w:szCs w:val="17"/>
+        </w:rPr>
+        <w:t xml:space="preserve">      "published_at": "2026-10-14T10:06:12+00:00",</w:t>
       </w:r>
     </w:p>
     <w:p>
@@ -14678,126 +14843,6 @@
           <w:szCs w:val="17"/>
         </w:rPr>
         <w:t xml:space="preserve">    {</w:t>
-      </w:r>
-    </w:p>
-    <w:p>
-      <w:pPr>
-        <w:shd w:fill="F6F6F4" w:val="clear"/>
-        <w:spacing w:after="0" w:before="0" w:line="240"/>
-        <w:ind w:left="180" w:right="180"/>
-      </w:pPr>
-      <w:r>
-        <w:rPr>
-          <w:rFonts w:ascii="Consolas" w:cs="Consolas" w:eastAsia="Consolas" w:hAnsi="Consolas"/>
-          <w:sz w:val="17"/>
-          <w:szCs w:val="17"/>
-        </w:rPr>
-        <w:t xml:space="preserve">      "id": 2,</w:t>
-      </w:r>
-    </w:p>
-    <w:p>
-      <w:pPr>
-        <w:shd w:fill="F6F6F4" w:val="clear"/>
-        <w:spacing w:after="0" w:before="0" w:line="240"/>
-        <w:ind w:left="180" w:right="180"/>
-      </w:pPr>
-      <w:r>
-        <w:rPr>
-          <w:rFonts w:ascii="Consolas" w:cs="Consolas" w:eastAsia="Consolas" w:hAnsi="Consolas"/>
-          <w:sz w:val="17"/>
-          <w:szCs w:val="17"/>
-        </w:rPr>
-        <w:t xml:space="preserve">      "tag": "Exam",</w:t>
-      </w:r>
-    </w:p>
-    <w:p>
-      <w:pPr>
-        <w:shd w:fill="F6F6F4" w:val="clear"/>
-        <w:spacing w:after="0" w:before="0" w:line="240"/>
-        <w:ind w:left="180" w:right="180"/>
-      </w:pPr>
-      <w:r>
-        <w:rPr>
-          <w:rFonts w:ascii="Consolas" w:cs="Consolas" w:eastAsia="Consolas" w:hAnsi="Consolas"/>
-          <w:sz w:val="17"/>
-          <w:szCs w:val="17"/>
-        </w:rPr>
-        <w:t xml:space="preserve">      "title": "Second level exam date",</w:t>
-      </w:r>
-    </w:p>
-    <w:p>
-      <w:pPr>
-        <w:shd w:fill="F6F6F4" w:val="clear"/>
-        <w:spacing w:after="0" w:before="0" w:line="240"/>
-        <w:ind w:left="180" w:right="180"/>
-      </w:pPr>
-      <w:r>
-        <w:rPr>
-          <w:rFonts w:ascii="Consolas" w:cs="Consolas" w:eastAsia="Consolas" w:hAnsi="Consolas"/>
-          <w:sz w:val="17"/>
-          <w:szCs w:val="17"/>
-        </w:rPr>
-        <w:t xml:space="preserve">      "body": "Sunday 16 August 2026, 7 p.m.",</w:t>
-      </w:r>
-    </w:p>
-    <w:p>
-      <w:pPr>
-        <w:shd w:fill="F6F6F4" w:val="clear"/>
-        <w:spacing w:after="0" w:before="0" w:line="240"/>
-        <w:ind w:left="180" w:right="180"/>
-      </w:pPr>
-      <w:r>
-        <w:rPr>
-          <w:rFonts w:ascii="Consolas" w:cs="Consolas" w:eastAsia="Consolas" w:hAnsi="Consolas"/>
-          <w:sz w:val="17"/>
-          <w:szCs w:val="17"/>
-        </w:rPr>
-        <w:t xml:space="preserve">      "image": "http://127.0.0.1:8000/assets/banner.svg",</w:t>
-      </w:r>
-    </w:p>
-    <w:p>
-      <w:pPr>
-        <w:shd w:fill="F6F6F4" w:val="clear"/>
-        <w:spacing w:after="0" w:before="0" w:line="240"/>
-        <w:ind w:left="180" w:right="180"/>
-      </w:pPr>
-      <w:r>
-        <w:rPr>
-          <w:rFonts w:ascii="Consolas" w:cs="Consolas" w:eastAsia="Consolas" w:hAnsi="Consolas"/>
-          <w:sz w:val="17"/>
-          <w:szCs w:val="17"/>
-        </w:rPr>
-        <w:t xml:space="preserve">      "category": "exam",</w:t>
-      </w:r>
-    </w:p>
-    <w:p>
-      <w:pPr>
-        <w:shd w:fill="F6F6F4" w:val="clear"/>
-        <w:spacing w:after="0" w:before="0" w:line="240"/>
-        <w:ind w:left="180" w:right="180"/>
-      </w:pPr>
-      <w:r>
-        <w:rPr>
-          <w:rFonts w:ascii="Consolas" w:cs="Consolas" w:eastAsia="Consolas" w:hAnsi="Consolas"/>
-          <w:sz w:val="17"/>
-          <w:szCs w:val="17"/>
-        </w:rPr>
-        <w:t xml:space="preserve">      "published_at": "2026-10-13T17:14:41+00:00",</w:t>
-      </w:r>
-    </w:p>
-    <w:p>
-      <w:pPr>
-        <w:shd w:fill="F6F6F4" w:val="clear"/>
-        <w:spacing w:after="0" w:before="0" w:line="240"/>
-        <w:ind w:left="180" w:right="180"/>
-      </w:pPr>
-      <w:r>
-        <w:rPr>
-          <w:rFonts w:ascii="Consolas" w:cs="Consolas" w:eastAsia="Consolas" w:hAnsi="Consolas"/>
-          <w:sz w:val="17"/>
-          <w:szCs w:val="17"/>
-        </w:rPr>
-        <w:t xml:space="preserve">      "read": false</w:t>
       </w:r>
     </w:p>
     <w:p>
@@ -15222,52 +15267,52 @@
           <w:sz w:val="17"/>
           <w:szCs w:val="17"/>
         </w:rPr>
-        <w:t xml:space="preserve">      "id": 46,</w:t>
-      </w:r>
-    </w:p>
-    <w:p>
-      <w:pPr>
-        <w:shd w:fill="F6F6F4" w:val="clear"/>
-        <w:spacing w:after="0" w:before="0" w:line="240"/>
-        <w:ind w:left="180" w:right="180"/>
-      </w:pPr>
-      <w:r>
-        <w:rPr>
-          <w:rFonts w:ascii="Consolas" w:cs="Consolas" w:eastAsia="Consolas" w:hAnsi="Consolas"/>
-          <w:sz w:val="17"/>
-          <w:szCs w:val="17"/>
-        </w:rPr>
-        <w:t xml:space="preserve">      "serial": "CERT-2026-TSUF0M",</w:t>
-      </w:r>
-    </w:p>
-    <w:p>
-      <w:pPr>
-        <w:shd w:fill="F6F6F4" w:val="clear"/>
-        <w:spacing w:after="0" w:before="0" w:line="240"/>
-        <w:ind w:left="180" w:right="180"/>
-      </w:pPr>
-      <w:r>
-        <w:rPr>
-          <w:rFonts w:ascii="Consolas" w:cs="Consolas" w:eastAsia="Consolas" w:hAnsi="Consolas"/>
-          <w:sz w:val="17"/>
-          <w:szCs w:val="17"/>
-        </w:rPr>
-        <w:t xml:space="preserve">      "title": "A book without sections",</w:t>
-      </w:r>
-    </w:p>
-    <w:p>
-      <w:pPr>
-        <w:shd w:fill="F6F6F4" w:val="clear"/>
-        <w:spacing w:after="0" w:before="0" w:line="240"/>
-        <w:ind w:left="180" w:right="180"/>
-      </w:pPr>
-      <w:r>
-        <w:rPr>
-          <w:rFonts w:ascii="Consolas" w:cs="Consolas" w:eastAsia="Consolas" w:hAnsi="Consolas"/>
-          <w:sz w:val="17"/>
-          <w:szCs w:val="17"/>
-        </w:rPr>
-        <w:t xml:space="preserve">      "issued_at": "2026-10-15",</w:t>
+        <w:t xml:space="preserve">      "id": 30,</w:t>
+      </w:r>
+    </w:p>
+    <w:p>
+      <w:pPr>
+        <w:shd w:fill="F6F6F4" w:val="clear"/>
+        <w:spacing w:after="0" w:before="0" w:line="240"/>
+        <w:ind w:left="180" w:right="180"/>
+      </w:pPr>
+      <w:r>
+        <w:rPr>
+          <w:rFonts w:ascii="Consolas" w:cs="Consolas" w:eastAsia="Consolas" w:hAnsi="Consolas"/>
+          <w:sz w:val="17"/>
+          <w:szCs w:val="17"/>
+        </w:rPr>
+        <w:t xml:space="preserve">      "serial": "CERT-2026-O0GXPF",</w:t>
+      </w:r>
+    </w:p>
+    <w:p>
+      <w:pPr>
+        <w:shd w:fill="F6F6F4" w:val="clear"/>
+        <w:spacing w:after="0" w:before="0" w:line="240"/>
+        <w:ind w:left="180" w:right="180"/>
+      </w:pPr>
+      <w:r>
+        <w:rPr>
+          <w:rFonts w:ascii="Consolas" w:cs="Consolas" w:eastAsia="Consolas" w:hAnsi="Consolas"/>
+          <w:sz w:val="17"/>
+          <w:szCs w:val="17"/>
+        </w:rPr>
+        <w:t xml:space="preserve">      "title": "A book read whole",</w:t>
+      </w:r>
+    </w:p>
+    <w:p>
+      <w:pPr>
+        <w:shd w:fill="F6F6F4" w:val="clear"/>
+        <w:spacing w:after="0" w:before="0" w:line="240"/>
+        <w:ind w:left="180" w:right="180"/>
+      </w:pPr>
+      <w:r>
+        <w:rPr>
+          <w:rFonts w:ascii="Consolas" w:cs="Consolas" w:eastAsia="Consolas" w:hAnsi="Consolas"/>
+          <w:sz w:val="17"/>
+          <w:szCs w:val="17"/>
+        </w:rPr>
+        <w:t xml:space="preserve">      "issued_at": "2026-10-16",</w:t>
       </w:r>
     </w:p>
     <w:p>
@@ -15312,52 +15357,52 @@
           <w:sz w:val="17"/>
           <w:szCs w:val="17"/>
         </w:rPr>
-        <w:t xml:space="preserve">        "id": 9,</w:t>
-      </w:r>
-    </w:p>
-    <w:p>
-      <w:pPr>
-        <w:shd w:fill="F6F6F4" w:val="clear"/>
-        <w:spacing w:after="0" w:before="0" w:line="240"/>
-        <w:ind w:left="180" w:right="180"/>
-      </w:pPr>
-      <w:r>
-        <w:rPr>
-          <w:rFonts w:ascii="Consolas" w:cs="Consolas" w:eastAsia="Consolas" w:hAnsi="Consolas"/>
-          <w:sz w:val="17"/>
-          <w:szCs w:val="17"/>
-        </w:rPr>
-        <w:t xml:space="preserve">        "title": "A book without sections",</w:t>
-      </w:r>
-    </w:p>
-    <w:p>
-      <w:pPr>
-        <w:shd w:fill="F6F6F4" w:val="clear"/>
-        <w:spacing w:after="0" w:before="0" w:line="240"/>
-        <w:ind w:left="180" w:right="180"/>
-      </w:pPr>
-      <w:r>
-        <w:rPr>
-          <w:rFonts w:ascii="Consolas" w:cs="Consolas" w:eastAsia="Consolas" w:hAnsi="Consolas"/>
-          <w:sz w:val="17"/>
-          <w:szCs w:val="17"/>
-        </w:rPr>
-        <w:t xml:space="preserve">        "author": "An author",</w:t>
-      </w:r>
-    </w:p>
-    <w:p>
-      <w:pPr>
-        <w:shd w:fill="F6F6F4" w:val="clear"/>
-        <w:spacing w:after="0" w:before="0" w:line="240"/>
-        <w:ind w:left="180" w:right="180"/>
-      </w:pPr>
-      <w:r>
-        <w:rPr>
-          <w:rFonts w:ascii="Consolas" w:cs="Consolas" w:eastAsia="Consolas" w:hAnsi="Consolas"/>
-          <w:sz w:val="17"/>
-          <w:szCs w:val="17"/>
-        </w:rPr>
-        <w:t xml:space="preserve">        "description": "Read as a whole",</w:t>
+        <w:t xml:space="preserve">        "id": 7,</w:t>
+      </w:r>
+    </w:p>
+    <w:p>
+      <w:pPr>
+        <w:shd w:fill="F6F6F4" w:val="clear"/>
+        <w:spacing w:after="0" w:before="0" w:line="240"/>
+        <w:ind w:left="180" w:right="180"/>
+      </w:pPr>
+      <w:r>
+        <w:rPr>
+          <w:rFonts w:ascii="Consolas" w:cs="Consolas" w:eastAsia="Consolas" w:hAnsi="Consolas"/>
+          <w:sz w:val="17"/>
+          <w:szCs w:val="17"/>
+        </w:rPr>
+        <w:t xml:space="preserve">        "title": "A book read whole",</w:t>
+      </w:r>
+    </w:p>
+    <w:p>
+      <w:pPr>
+        <w:shd w:fill="F6F6F4" w:val="clear"/>
+        <w:spacing w:after="0" w:before="0" w:line="240"/>
+        <w:ind w:left="180" w:right="180"/>
+      </w:pPr>
+      <w:r>
+        <w:rPr>
+          <w:rFonts w:ascii="Consolas" w:cs="Consolas" w:eastAsia="Consolas" w:hAnsi="Consolas"/>
+          <w:sz w:val="17"/>
+          <w:szCs w:val="17"/>
+        </w:rPr>
+        <w:t xml:space="preserve">        "author": "The author",</w:t>
+      </w:r>
+    </w:p>
+    <w:p>
+      <w:pPr>
+        <w:shd w:fill="F6F6F4" w:val="clear"/>
+        <w:spacing w:after="0" w:before="0" w:line="240"/>
+        <w:ind w:left="180" w:right="180"/>
+      </w:pPr>
+      <w:r>
+        <w:rPr>
+          <w:rFonts w:ascii="Consolas" w:cs="Consolas" w:eastAsia="Consolas" w:hAnsi="Consolas"/>
+          <w:sz w:val="17"/>
+          <w:szCs w:val="17"/>
+        </w:rPr>
+        <w:t xml:space="preserve">        "description": "Read as one document.",</w:t>
       </w:r>
     </w:p>
     <w:p>
@@ -15387,7 +15432,7 @@
           <w:sz w:val="17"/>
           <w:szCs w:val="17"/>
         </w:rPr>
-        <w:t xml:space="preserve">        "pdf": "http://127.0.0.1:8000/storage/uploads/sample-section.pdf",</w:t>
+        <w:t xml:space="preserve">        "pdf": "http://127.0.0.1:8005/storage/uploads/sample-section.pdf",</w:t>
       </w:r>
     </w:p>
     <w:p>
@@ -15447,7 +15492,7 @@
           <w:sz w:val="17"/>
           <w:szCs w:val="17"/>
         </w:rPr>
-        <w:t xml:space="preserve">          "label": "Revised exam"</w:t>
+        <w:t xml:space="preserve">          "label": "Exam on the whole book"</w:t>
       </w:r>
     </w:p>
     <w:p>
@@ -15477,7 +15522,127 @@
           <w:sz w:val="17"/>
           <w:szCs w:val="17"/>
         </w:rPr>
-        <w:t xml:space="preserve">        "pages": 80,</w:t>
+        <w:t xml:space="preserve">        "exam": {</w:t>
+      </w:r>
+    </w:p>
+    <w:p>
+      <w:pPr>
+        <w:shd w:fill="F6F6F4" w:val="clear"/>
+        <w:spacing w:after="0" w:before="0" w:line="240"/>
+        <w:ind w:left="180" w:right="180"/>
+      </w:pPr>
+      <w:r>
+        <w:rPr>
+          <w:rFonts w:ascii="Consolas" w:cs="Consolas" w:eastAsia="Consolas" w:hAnsi="Consolas"/>
+          <w:sz w:val="17"/>
+          <w:szCs w:val="17"/>
+        </w:rPr>
+        <w:t xml:space="preserve">          "scope": "book",</w:t>
+      </w:r>
+    </w:p>
+    <w:p>
+      <w:pPr>
+        <w:shd w:fill="F6F6F4" w:val="clear"/>
+        <w:spacing w:after="0" w:before="0" w:line="240"/>
+        <w:ind w:left="180" w:right="180"/>
+      </w:pPr>
+      <w:r>
+        <w:rPr>
+          <w:rFonts w:ascii="Consolas" w:cs="Consolas" w:eastAsia="Consolas" w:hAnsi="Consolas"/>
+          <w:sz w:val="17"/>
+          <w:szCs w:val="17"/>
+        </w:rPr>
+        <w:t xml:space="preserve">          "button": {</w:t>
+      </w:r>
+    </w:p>
+    <w:p>
+      <w:pPr>
+        <w:shd w:fill="F6F6F4" w:val="clear"/>
+        <w:spacing w:after="0" w:before="0" w:line="240"/>
+        <w:ind w:left="180" w:right="180"/>
+      </w:pPr>
+      <w:r>
+        <w:rPr>
+          <w:rFonts w:ascii="Consolas" w:cs="Consolas" w:eastAsia="Consolas" w:hAnsi="Consolas"/>
+          <w:sz w:val="17"/>
+          <w:szCs w:val="17"/>
+        </w:rPr>
+        <w:t xml:space="preserve">            "visible": true,</w:t>
+      </w:r>
+    </w:p>
+    <w:p>
+      <w:pPr>
+        <w:shd w:fill="F6F6F4" w:val="clear"/>
+        <w:spacing w:after="0" w:before="0" w:line="240"/>
+        <w:ind w:left="180" w:right="180"/>
+      </w:pPr>
+      <w:r>
+        <w:rPr>
+          <w:rFonts w:ascii="Consolas" w:cs="Consolas" w:eastAsia="Consolas" w:hAnsi="Consolas"/>
+          <w:sz w:val="17"/>
+          <w:szCs w:val="17"/>
+        </w:rPr>
+        <w:t xml:space="preserve">            "label": "Exam on the whole book"</w:t>
+      </w:r>
+    </w:p>
+    <w:p>
+      <w:pPr>
+        <w:shd w:fill="F6F6F4" w:val="clear"/>
+        <w:spacing w:after="0" w:before="0" w:line="240"/>
+        <w:ind w:left="180" w:right="180"/>
+      </w:pPr>
+      <w:r>
+        <w:rPr>
+          <w:rFonts w:ascii="Consolas" w:cs="Consolas" w:eastAsia="Consolas" w:hAnsi="Consolas"/>
+          <w:sz w:val="17"/>
+          <w:szCs w:val="17"/>
+        </w:rPr>
+        <w:t xml:space="preserve">          },</w:t>
+      </w:r>
+    </w:p>
+    <w:p>
+      <w:pPr>
+        <w:shd w:fill="F6F6F4" w:val="clear"/>
+        <w:spacing w:after="0" w:before="0" w:line="240"/>
+        <w:ind w:left="180" w:right="180"/>
+      </w:pPr>
+      <w:r>
+        <w:rPr>
+          <w:rFonts w:ascii="Consolas" w:cs="Consolas" w:eastAsia="Consolas" w:hAnsi="Consolas"/>
+          <w:sz w:val="17"/>
+          <w:szCs w:val="17"/>
+        </w:rPr>
+        <w:t xml:space="preserve">          "questions_total": 3</w:t>
+      </w:r>
+    </w:p>
+    <w:p>
+      <w:pPr>
+        <w:shd w:fill="F6F6F4" w:val="clear"/>
+        <w:spacing w:after="0" w:before="0" w:line="240"/>
+        <w:ind w:left="180" w:right="180"/>
+      </w:pPr>
+      <w:r>
+        <w:rPr>
+          <w:rFonts w:ascii="Consolas" w:cs="Consolas" w:eastAsia="Consolas" w:hAnsi="Consolas"/>
+          <w:sz w:val="17"/>
+          <w:szCs w:val="17"/>
+        </w:rPr>
+        <w:t xml:space="preserve">        },</w:t>
+      </w:r>
+    </w:p>
+    <w:p>
+      <w:pPr>
+        <w:shd w:fill="F6F6F4" w:val="clear"/>
+        <w:spacing w:after="0" w:before="0" w:line="240"/>
+        <w:ind w:left="180" w:right="180"/>
+      </w:pPr>
+      <w:r>
+        <w:rPr>
+          <w:rFonts w:ascii="Consolas" w:cs="Consolas" w:eastAsia="Consolas" w:hAnsi="Consolas"/>
+          <w:sz w:val="17"/>
+          <w:szCs w:val="17"/>
+        </w:rPr>
+        <w:t xml:space="preserve">        "pages": 120,</w:t>
       </w:r>
     </w:p>
     <w:p>
@@ -15507,7 +15672,7 @@
           <w:sz w:val="17"/>
           <w:szCs w:val="17"/>
         </w:rPr>
-        <w:t xml:space="preserve">        "position": 99</w:t>
+        <w:t xml:space="preserve">        "position": 10</w:t>
       </w:r>
     </w:p>
     <w:p>
@@ -15537,7 +15702,7 @@
           <w:sz w:val="17"/>
           <w:szCs w:val="17"/>
         </w:rPr>
-        <w:t xml:space="preserve">      "verification_url": "http://127.0.0.1:8000/api/certificates/verify/2261ecdd-a84f-4bc3-a44b-77e27a196e06"</w:t>
+        <w:t xml:space="preserve">      "verification_url": "http://127.0.0.1:8005/api/certificates/verify/cd3f70f7-e93a-42cd-870f-47d906851c3b"</w:t>
       </w:r>
     </w:p>
     <w:p>
@@ -17056,7 +17221,7 @@
           <w:sz w:val="17"/>
           <w:szCs w:val="17"/>
         </w:rPr>
-        <w:t xml:space="preserve">  "message": "",</w:t>
+        <w:t xml:space="preserve">  "message": "This book is examined as a whole, so its sections have no exam of their own.",</w:t>
       </w:r>
     </w:p>
     <w:p>
@@ -22127,7 +22292,7 @@
           <w:sz w:val="17"/>
           <w:szCs w:val="17"/>
         </w:rPr>
-        <w:t xml:space="preserve">  "message": "",</w:t>
+        <w:t xml:space="preserve">  "message": "This book is examined section by section, so it has no exam of its own.",</w:t>
       </w:r>
     </w:p>
     <w:p>
@@ -27134,7 +27299,7 @@
           <w:sz w:val="17"/>
           <w:szCs w:val="17"/>
         </w:rPr>
-        <w:t xml:space="preserve">POST /api/books/9/quiz</w:t>
+        <w:t xml:space="preserve">POST /api/books/7/quiz</w:t>
       </w:r>
     </w:p>
     <w:p>

--- a/docs/Himam-Quiz-APIs.docx
+++ b/docs/Himam-Quiz-APIs.docx
@@ -602,6 +602,81 @@
                 <w:sz w:val="19"/>
                 <w:szCs w:val="19"/>
               </w:rPr>
+              <w:t xml:space="preserve">perfect</w:t>
+            </w:r>
+          </w:p>
+        </w:tc>
+        <w:tc>
+          <w:tcPr>
+            <w:tcMar>
+              <w:top w:type="dxa" w:w="60"/>
+              <w:left w:type="dxa" w:w="120"/>
+              <w:bottom w:type="dxa" w:w="60"/>
+              <w:right w:type="dxa" w:w="120"/>
+            </w:tcMar>
+          </w:tcPr>
+          <w:p>
+            <w:pPr>
+              <w:spacing w:after="40" w:before="40"/>
+            </w:pPr>
+            <w:r>
+              <w:rPr>
+                <w:rFonts w:ascii="Calibri" w:cs="Calibri" w:eastAsia="Calibri" w:hAnsi="Calibri"/>
+                <w:sz w:val="21"/>
+                <w:szCs w:val="21"/>
+              </w:rPr>
+              <w:t xml:space="preserve">already scored full marks</w:t>
+            </w:r>
+          </w:p>
+        </w:tc>
+        <w:tc>
+          <w:tcPr>
+            <w:tcMar>
+              <w:top w:type="dxa" w:w="60"/>
+              <w:left w:type="dxa" w:w="120"/>
+              <w:bottom w:type="dxa" w:w="60"/>
+              <w:right w:type="dxa" w:w="120"/>
+            </w:tcMar>
+          </w:tcPr>
+          <w:p>
+            <w:pPr>
+              <w:spacing w:after="40" w:before="40"/>
+            </w:pPr>
+            <w:r>
+              <w:rPr>
+                <w:rFonts w:ascii="Calibri" w:cs="Calibri" w:eastAsia="Calibri" w:hAnsi="Calibri"/>
+                <w:sz w:val="21"/>
+                <w:szCs w:val="21"/>
+              </w:rPr>
+              <w:t xml:space="preserve">no button — there is nothing to gain</w:t>
+            </w:r>
+          </w:p>
+        </w:tc>
+      </w:tr>
+      <w:tr>
+        <w:trPr>
+          <w:tblHeader w:val="off"/>
+        </w:trPr>
+        <w:tc>
+          <w:tcPr>
+            <w:tcMar>
+              <w:top w:type="dxa" w:w="60"/>
+              <w:left w:type="dxa" w:w="120"/>
+              <w:bottom w:type="dxa" w:w="60"/>
+              <w:right w:type="dxa" w:w="120"/>
+            </w:tcMar>
+          </w:tcPr>
+          <w:p>
+            <w:pPr>
+              <w:spacing w:after="40" w:before="40"/>
+            </w:pPr>
+            <w:r>
+              <w:rPr>
+                <w:rFonts w:ascii="Consolas" w:cs="Consolas" w:eastAsia="Consolas" w:hAnsi="Consolas"/>
+                <w:color w:val="A33B00"/>
+                <w:sz w:val="19"/>
+                <w:szCs w:val="19"/>
+              </w:rPr>
               <w:t xml:space="preserve">no_questions</w:t>
             </w:r>
           </w:p>
@@ -829,7 +904,117 @@
           <w:sz w:val="21"/>
           <w:szCs w:val="21"/>
         </w:rPr>
-        <w:t xml:space="preserve"> arrives already in the requested language. Render it; do not hard-code one.</w:t>
+        <w:t xml:space="preserve"> arrives already in the requested language. Render it; do not hard-code one — </w:t>
+      </w:r>
+      <w:r>
+        <w:rPr>
+          <w:rFonts w:ascii="Calibri" w:cs="Calibri" w:eastAsia="Calibri" w:hAnsi="Calibri"/>
+          <w:b/>
+          <w:bCs/>
+          <w:sz w:val="21"/>
+          <w:szCs w:val="21"/>
+        </w:rPr>
+        <w:t xml:space="preserve">it changes</w:t>
+      </w:r>
+      <w:r>
+        <w:rPr>
+          <w:rFonts w:ascii="Calibri" w:cs="Calibri" w:eastAsia="Calibri" w:hAnsi="Calibri"/>
+          <w:sz w:val="21"/>
+          <w:szCs w:val="21"/>
+        </w:rPr>
+        <w:t xml:space="preserve">. A reader who has passed but not perfectly is offered a better mark rather than the exam, and the label says so:</w:t>
+      </w:r>
+    </w:p>
+    <w:p>
+      <w:pPr>
+        <w:shd w:fill="F6F6F4" w:val="clear"/>
+        <w:spacing w:after="160" w:before="120" w:line="240"/>
+        <w:ind w:left="180" w:right="180"/>
+      </w:pPr>
+      <w:r>
+        <w:rPr>
+          <w:rFonts w:ascii="Consolas" w:cs="Consolas" w:eastAsia="Consolas" w:hAnsi="Consolas"/>
+          <w:sz w:val="17"/>
+          <w:szCs w:val="17"/>
+        </w:rPr>
+        <w:t xml:space="preserve">{ "visible": true, "label": "تحسين نتيجة الاختبار", "reason": null }</w:t>
+      </w:r>
+    </w:p>
+    <w:p>
+      <w:pPr>
+        <w:spacing w:after="140" w:line="300"/>
+        <w:jc w:val="left"/>
+      </w:pPr>
+      <w:r>
+        <w:rPr>
+          <w:rFonts w:ascii="Calibri" w:cs="Calibri" w:eastAsia="Calibri" w:hAnsi="Calibri"/>
+          <w:sz w:val="21"/>
+          <w:szCs w:val="21"/>
+        </w:rPr>
+        <w:t xml:space="preserve">And once they score full marks it goes entirely:</w:t>
+      </w:r>
+    </w:p>
+    <w:p>
+      <w:pPr>
+        <w:shd w:fill="F6F6F4" w:val="clear"/>
+        <w:spacing w:after="160" w:before="120" w:line="240"/>
+        <w:ind w:left="180" w:right="180"/>
+      </w:pPr>
+      <w:r>
+        <w:rPr>
+          <w:rFonts w:ascii="Consolas" w:cs="Consolas" w:eastAsia="Consolas" w:hAnsi="Consolas"/>
+          <w:sz w:val="17"/>
+          <w:szCs w:val="17"/>
+        </w:rPr>
+        <w:t xml:space="preserve">{ "visible": false, "label": "ابدأ الاختبار", "reason": "perfect" }</w:t>
+      </w:r>
+    </w:p>
+    <w:p>
+      <w:pPr>
+        <w:spacing w:after="140" w:line="300"/>
+        <w:jc w:val="left"/>
+      </w:pPr>
+      <w:r>
+        <w:rPr>
+          <w:rFonts w:ascii="Calibri" w:cs="Calibri" w:eastAsia="Calibri" w:hAnsi="Calibri"/>
+          <w:sz w:val="21"/>
+          <w:szCs w:val="21"/>
+        </w:rPr>
+        <w:t xml:space="preserve">When </w:t>
+      </w:r>
+      <w:r>
+        <w:rPr>
+          <w:rFonts w:ascii="Consolas" w:cs="Consolas" w:eastAsia="Consolas" w:hAnsi="Consolas"/>
+          <w:color w:val="A33B00"/>
+          <w:sz w:val="19"/>
+          <w:szCs w:val="19"/>
+        </w:rPr>
+        <w:t xml:space="preserve">visible</w:t>
+      </w:r>
+      <w:r>
+        <w:rPr>
+          <w:rFonts w:ascii="Calibri" w:cs="Calibri" w:eastAsia="Calibri" w:hAnsi="Calibri"/>
+          <w:sz w:val="21"/>
+          <w:szCs w:val="21"/>
+        </w:rPr>
+        <w:t xml:space="preserve"> is false, ignore </w:t>
+      </w:r>
+      <w:r>
+        <w:rPr>
+          <w:rFonts w:ascii="Consolas" w:cs="Consolas" w:eastAsia="Consolas" w:hAnsi="Consolas"/>
+          <w:color w:val="A33B00"/>
+          <w:sz w:val="19"/>
+          <w:szCs w:val="19"/>
+        </w:rPr>
+        <w:t xml:space="preserve">label</w:t>
+      </w:r>
+      <w:r>
+        <w:rPr>
+          <w:rFonts w:ascii="Calibri" w:cs="Calibri" w:eastAsia="Calibri" w:hAnsi="Calibri"/>
+          <w:sz w:val="21"/>
+          <w:szCs w:val="21"/>
+        </w:rPr>
+        <w:t xml:space="preserve">.</w:t>
       </w:r>
     </w:p>
     <w:p>
@@ -1563,6 +1748,21 @@
           <w:szCs w:val="17"/>
         </w:rPr>
         <w:t xml:space="preserve">  "read_percent": 33,</w:t>
+      </w:r>
+    </w:p>
+    <w:p>
+      <w:pPr>
+        <w:shd w:fill="F6F6F4" w:val="clear"/>
+        <w:spacing w:after="0" w:before="0" w:line="240"/>
+        <w:ind w:left="180" w:right="180"/>
+      </w:pPr>
+      <w:r>
+        <w:rPr>
+          <w:rFonts w:ascii="Consolas" w:cs="Consolas" w:eastAsia="Consolas" w:hAnsi="Consolas"/>
+          <w:sz w:val="17"/>
+          <w:szCs w:val="17"/>
+        </w:rPr>
+        <w:t xml:space="preserve">  "percent": 25,</w:t>
       </w:r>
     </w:p>
     <w:p>
@@ -1819,7 +2019,87 @@
                 <w:sz w:val="21"/>
                 <w:szCs w:val="21"/>
               </w:rPr>
-              <w:t xml:space="preserve">the progress bar</w:t>
+              <w:t xml:space="preserve">how far through the </w:t>
+            </w:r>
+            <w:r>
+              <w:rPr>
+                <w:rFonts w:ascii="Calibri" w:cs="Calibri" w:eastAsia="Calibri" w:hAnsi="Calibri"/>
+                <w:b/>
+                <w:bCs/>
+                <w:sz w:val="21"/>
+                <w:szCs w:val="21"/>
+              </w:rPr>
+              <w:t xml:space="preserve">reading</w:t>
+            </w:r>
+          </w:p>
+        </w:tc>
+      </w:tr>
+      <w:tr>
+        <w:trPr>
+          <w:tblHeader w:val="off"/>
+        </w:trPr>
+        <w:tc>
+          <w:tcPr>
+            <w:tcMar>
+              <w:top w:type="dxa" w:w="60"/>
+              <w:left w:type="dxa" w:w="120"/>
+              <w:bottom w:type="dxa" w:w="60"/>
+              <w:right w:type="dxa" w:w="120"/>
+            </w:tcMar>
+          </w:tcPr>
+          <w:p>
+            <w:pPr>
+              <w:spacing w:after="40" w:before="40"/>
+            </w:pPr>
+            <w:r>
+              <w:rPr>
+                <w:rFonts w:ascii="Consolas" w:cs="Consolas" w:eastAsia="Consolas" w:hAnsi="Consolas"/>
+                <w:color w:val="A33B00"/>
+                <w:sz w:val="19"/>
+                <w:szCs w:val="19"/>
+              </w:rPr>
+              <w:t xml:space="preserve">percent</w:t>
+            </w:r>
+          </w:p>
+        </w:tc>
+        <w:tc>
+          <w:tcPr>
+            <w:tcMar>
+              <w:top w:type="dxa" w:w="60"/>
+              <w:left w:type="dxa" w:w="120"/>
+              <w:bottom w:type="dxa" w:w="60"/>
+              <w:right w:type="dxa" w:w="120"/>
+            </w:tcMar>
+          </w:tcPr>
+          <w:p>
+            <w:pPr>
+              <w:spacing w:after="40" w:before="40"/>
+            </w:pPr>
+            <w:r>
+              <w:rPr>
+                <w:rFonts w:ascii="Calibri" w:cs="Calibri" w:eastAsia="Calibri" w:hAnsi="Calibri"/>
+                <w:sz w:val="21"/>
+                <w:szCs w:val="21"/>
+              </w:rPr>
+              <w:t xml:space="preserve">how far through the </w:t>
+            </w:r>
+            <w:r>
+              <w:rPr>
+                <w:rFonts w:ascii="Calibri" w:cs="Calibri" w:eastAsia="Calibri" w:hAnsi="Calibri"/>
+                <w:b/>
+                <w:bCs/>
+                <w:sz w:val="21"/>
+                <w:szCs w:val="21"/>
+              </w:rPr>
+              <w:t xml:space="preserve">book</w:t>
+            </w:r>
+            <w:r>
+              <w:rPr>
+                <w:rFonts w:ascii="Calibri" w:cs="Calibri" w:eastAsia="Calibri" w:hAnsi="Calibri"/>
+                <w:sz w:val="21"/>
+                <w:szCs w:val="21"/>
+              </w:rPr>
+              <w:t xml:space="preserve">, exam included</w:t>
             </w:r>
           </w:p>
         </w:tc>
@@ -1895,15 +2175,104 @@
           <w:sz w:val="21"/>
           <w:szCs w:val="21"/>
         </w:rPr>
-        <w:t xml:space="preserve">Drive the bar from `read_percent`.</w:t>
-      </w:r>
-      <w:r>
-        <w:rPr>
-          <w:rFonts w:ascii="Calibri" w:cs="Calibri" w:eastAsia="Calibri" w:hAnsi="Calibri"/>
-          <w:sz w:val="21"/>
-          <w:szCs w:val="21"/>
-        </w:rPr>
-        <w:t xml:space="preserve"> </w:t>
+        <w:t xml:space="preserve">Two figures, because they answer different questions.</w:t>
+      </w:r>
+      <w:r>
+        <w:rPr>
+          <w:rFonts w:ascii="Calibri" w:cs="Calibri" w:eastAsia="Calibri" w:hAnsi="Calibri"/>
+          <w:sz w:val="21"/>
+          <w:szCs w:val="21"/>
+        </w:rPr>
+        <w:t xml:space="preserve"> The exam counts as one step beside the sections, so a three-section book has four things to do:</w:t>
+      </w:r>
+    </w:p>
+    <w:p>
+      <w:pPr>
+        <w:shd w:fill="F6F6F4" w:val="clear"/>
+        <w:spacing w:after="0" w:before="120" w:line="240"/>
+        <w:ind w:left="180" w:right="180"/>
+      </w:pPr>
+      <w:r>
+        <w:rPr>
+          <w:rFonts w:ascii="Consolas" w:cs="Consolas" w:eastAsia="Consolas" w:hAnsi="Consolas"/>
+          <w:sz w:val="17"/>
+          <w:szCs w:val="17"/>
+        </w:rPr>
+        <w:t xml:space="preserve">nothing done    read_percent   0    percent   0</w:t>
+      </w:r>
+    </w:p>
+    <w:p>
+      <w:pPr>
+        <w:shd w:fill="F6F6F4" w:val="clear"/>
+        <w:spacing w:after="0" w:before="0" w:line="240"/>
+        <w:ind w:left="180" w:right="180"/>
+      </w:pPr>
+      <w:r>
+        <w:rPr>
+          <w:rFonts w:ascii="Consolas" w:cs="Consolas" w:eastAsia="Consolas" w:hAnsi="Consolas"/>
+          <w:sz w:val="17"/>
+          <w:szCs w:val="17"/>
+        </w:rPr>
+        <w:t xml:space="preserve">1 of 3 read                   33             25</w:t>
+      </w:r>
+    </w:p>
+    <w:p>
+      <w:pPr>
+        <w:shd w:fill="F6F6F4" w:val="clear"/>
+        <w:spacing w:after="0" w:before="0" w:line="240"/>
+        <w:ind w:left="180" w:right="180"/>
+      </w:pPr>
+      <w:r>
+        <w:rPr>
+          <w:rFonts w:ascii="Consolas" w:cs="Consolas" w:eastAsia="Consolas" w:hAnsi="Consolas"/>
+          <w:sz w:val="17"/>
+          <w:szCs w:val="17"/>
+        </w:rPr>
+        <w:t xml:space="preserve">2 of 3 read                   67             50</w:t>
+      </w:r>
+    </w:p>
+    <w:p>
+      <w:pPr>
+        <w:shd w:fill="F6F6F4" w:val="clear"/>
+        <w:spacing w:after="0" w:before="0" w:line="240"/>
+        <w:ind w:left="180" w:right="180"/>
+      </w:pPr>
+      <w:r>
+        <w:rPr>
+          <w:rFonts w:ascii="Consolas" w:cs="Consolas" w:eastAsia="Consolas" w:hAnsi="Consolas"/>
+          <w:sz w:val="17"/>
+          <w:szCs w:val="17"/>
+        </w:rPr>
+        <w:t xml:space="preserve">3 of 3 read                  100             75   ← the exam opens here</w:t>
+      </w:r>
+    </w:p>
+    <w:p>
+      <w:pPr>
+        <w:shd w:fill="F6F6F4" w:val="clear"/>
+        <w:spacing w:after="160" w:before="0" w:line="240"/>
+        <w:ind w:left="180" w:right="180"/>
+      </w:pPr>
+      <w:r>
+        <w:rPr>
+          <w:rFonts w:ascii="Consolas" w:cs="Consolas" w:eastAsia="Consolas" w:hAnsi="Consolas"/>
+          <w:sz w:val="17"/>
+          <w:szCs w:val="17"/>
+        </w:rPr>
+        <w:t xml:space="preserve">exam passed                  100            100</w:t>
+      </w:r>
+    </w:p>
+    <w:p>
+      <w:pPr>
+        <w:spacing w:after="140" w:line="300"/>
+        <w:jc w:val="left"/>
+      </w:pPr>
+      <w:r>
+        <w:rPr>
+          <w:rFonts w:ascii="Calibri" w:cs="Calibri" w:eastAsia="Calibri" w:hAnsi="Calibri"/>
+          <w:sz w:val="21"/>
+          <w:szCs w:val="21"/>
+        </w:rPr>
+        <w:t xml:space="preserve">Use </w:t>
       </w:r>
       <w:r>
         <w:rPr>
@@ -1912,15 +2281,15 @@
           <w:sz w:val="19"/>
           <w:szCs w:val="19"/>
         </w:rPr>
-        <w:t xml:space="preserve">completed</w:t>
-      </w:r>
-      <w:r>
-        <w:rPr>
-          <w:rFonts w:ascii="Calibri" w:cs="Calibri" w:eastAsia="Calibri" w:hAnsi="Calibri"/>
-          <w:sz w:val="21"/>
-          <w:szCs w:val="21"/>
-        </w:rPr>
-        <w:t xml:space="preserve"> is a separate idea: reading every section gets you to 100% and opens the exam; passing the exam is what makes </w:t>
+        <w:t xml:space="preserve">percent</w:t>
+      </w:r>
+      <w:r>
+        <w:rPr>
+          <w:rFonts w:ascii="Calibri" w:cs="Calibri" w:eastAsia="Calibri" w:hAnsi="Calibri"/>
+          <w:sz w:val="21"/>
+          <w:szCs w:val="21"/>
+        </w:rPr>
+        <w:t xml:space="preserve"> for a completion bar and </w:t>
       </w:r>
       <w:r>
         <w:rPr>
@@ -1929,6 +2298,23 @@
           <w:sz w:val="19"/>
           <w:szCs w:val="19"/>
         </w:rPr>
+        <w:t xml:space="preserve">read_percent</w:t>
+      </w:r>
+      <w:r>
+        <w:rPr>
+          <w:rFonts w:ascii="Calibri" w:cs="Calibri" w:eastAsia="Calibri" w:hAnsi="Calibri"/>
+          <w:sz w:val="21"/>
+          <w:szCs w:val="21"/>
+        </w:rPr>
+        <w:t xml:space="preserve"> for a reading bar. Use </w:t>
+      </w:r>
+      <w:r>
+        <w:rPr>
+          <w:rFonts w:ascii="Consolas" w:cs="Consolas" w:eastAsia="Consolas" w:hAnsi="Consolas"/>
+          <w:color w:val="A33B00"/>
+          <w:sz w:val="19"/>
+          <w:szCs w:val="19"/>
+        </w:rPr>
         <w:t xml:space="preserve">completed</w:t>
       </w:r>
       <w:r>
@@ -1937,7 +2323,24 @@
           <w:sz w:val="21"/>
           <w:szCs w:val="21"/>
         </w:rPr>
-        <w:t xml:space="preserve"> true.</w:t>
+        <w:t xml:space="preserve"> for "finished" — never </w:t>
+      </w:r>
+      <w:r>
+        <w:rPr>
+          <w:rFonts w:ascii="Consolas" w:cs="Consolas" w:eastAsia="Consolas" w:hAnsi="Consolas"/>
+          <w:color w:val="A33B00"/>
+          <w:sz w:val="19"/>
+          <w:szCs w:val="19"/>
+        </w:rPr>
+        <w:t xml:space="preserve">percent == 100</w:t>
+      </w:r>
+      <w:r>
+        <w:rPr>
+          <w:rFonts w:ascii="Calibri" w:cs="Calibri" w:eastAsia="Calibri" w:hAnsi="Calibri"/>
+          <w:sz w:val="21"/>
+          <w:szCs w:val="21"/>
+        </w:rPr>
+        <w:t xml:space="preserve">, though they agree.</w:t>
       </w:r>
     </w:p>
     <w:p>
@@ -1998,6 +2401,21 @@
           <w:szCs w:val="17"/>
         </w:rPr>
         <w:t xml:space="preserve">  "read_percent": 100,</w:t>
+      </w:r>
+    </w:p>
+    <w:p>
+      <w:pPr>
+        <w:shd w:fill="F6F6F4" w:val="clear"/>
+        <w:spacing w:after="0" w:before="0" w:line="240"/>
+        <w:ind w:left="180" w:right="180"/>
+      </w:pPr>
+      <w:r>
+        <w:rPr>
+          <w:rFonts w:ascii="Consolas" w:cs="Consolas" w:eastAsia="Consolas" w:hAnsi="Consolas"/>
+          <w:sz w:val="17"/>
+          <w:szCs w:val="17"/>
+        </w:rPr>
+        <w:t xml:space="preserve">  "percent": 100,</w:t>
       </w:r>
     </w:p>
     <w:p>
@@ -4401,22 +4819,22 @@
           <w:sz w:val="17"/>
           <w:szCs w:val="17"/>
         </w:rPr>
-        <w:t xml:space="preserve">      "id": 28,</w:t>
-      </w:r>
-    </w:p>
-    <w:p>
-      <w:pPr>
-        <w:shd w:fill="F6F6F4" w:val="clear"/>
-        <w:spacing w:after="0" w:before="0" w:line="240"/>
-        <w:ind w:left="180" w:right="180"/>
-      </w:pPr>
-      <w:r>
-        <w:rPr>
-          <w:rFonts w:ascii="Consolas" w:cs="Consolas" w:eastAsia="Consolas" w:hAnsi="Consolas"/>
-          <w:sz w:val="17"/>
-          <w:szCs w:val="17"/>
-        </w:rPr>
-        <w:t xml:space="preserve">      "serial": "CERT-2026-VJBDJC",</w:t>
+        <w:t xml:space="preserve">      "id": 29,</w:t>
+      </w:r>
+    </w:p>
+    <w:p>
+      <w:pPr>
+        <w:shd w:fill="F6F6F4" w:val="clear"/>
+        <w:spacing w:after="0" w:before="0" w:line="240"/>
+        <w:ind w:left="180" w:right="180"/>
+      </w:pPr>
+      <w:r>
+        <w:rPr>
+          <w:rFonts w:ascii="Consolas" w:cs="Consolas" w:eastAsia="Consolas" w:hAnsi="Consolas"/>
+          <w:sz w:val="17"/>
+          <w:szCs w:val="17"/>
+        </w:rPr>
+        <w:t xml:space="preserve">      "serial": "CERT-2026-WUL0TB",</w:t>
       </w:r>
     </w:p>
     <w:p>
@@ -4446,22 +4864,22 @@
           <w:sz w:val="17"/>
           <w:szCs w:val="17"/>
         </w:rPr>
-        <w:t xml:space="preserve">      "issued_at": "2026-10-16",</w:t>
-      </w:r>
-    </w:p>
-    <w:p>
-      <w:pPr>
-        <w:shd w:fill="F6F6F4" w:val="clear"/>
-        <w:spacing w:after="0" w:before="0" w:line="240"/>
-        <w:ind w:left="180" w:right="180"/>
-      </w:pPr>
-      <w:r>
-        <w:rPr>
-          <w:rFonts w:ascii="Consolas" w:cs="Consolas" w:eastAsia="Consolas" w:hAnsi="Consolas"/>
-          <w:sz w:val="17"/>
-          <w:szCs w:val="17"/>
-        </w:rPr>
-        <w:t xml:space="preserve">      "verification_url": "http://localhost/api/certificates/verify/101af2ad-41db-4fd9-8b7d-fb022127b208"</w:t>
+        <w:t xml:space="preserve">      "issued_at": "2026-10-17",</w:t>
+      </w:r>
+    </w:p>
+    <w:p>
+      <w:pPr>
+        <w:shd w:fill="F6F6F4" w:val="clear"/>
+        <w:spacing w:after="0" w:before="0" w:line="240"/>
+        <w:ind w:left="180" w:right="180"/>
+      </w:pPr>
+      <w:r>
+        <w:rPr>
+          <w:rFonts w:ascii="Consolas" w:cs="Consolas" w:eastAsia="Consolas" w:hAnsi="Consolas"/>
+          <w:sz w:val="17"/>
+          <w:szCs w:val="17"/>
+        </w:rPr>
+        <w:t xml:space="preserve">      "verification_url": "http://localhost/api/certificates/verify/5783c6bc-557f-40c9-bc2b-b457a4b738fd"</w:t>
       </w:r>
     </w:p>
     <w:p>
@@ -5086,37 +5504,37 @@
           <w:sz w:val="17"/>
           <w:szCs w:val="17"/>
         </w:rPr>
-        <w:t xml:space="preserve">  "serial": "CERT-2026-VJBDJC",</w:t>
-      </w:r>
-    </w:p>
-    <w:p>
-      <w:pPr>
-        <w:shd w:fill="F6F6F4" w:val="clear"/>
-        <w:spacing w:after="0" w:before="0" w:line="240"/>
-        <w:ind w:left="180" w:right="180"/>
-      </w:pPr>
-      <w:r>
-        <w:rPr>
-          <w:rFonts w:ascii="Consolas" w:cs="Consolas" w:eastAsia="Consolas" w:hAnsi="Consolas"/>
-          <w:sz w:val="17"/>
-          <w:szCs w:val="17"/>
-        </w:rPr>
-        <w:t xml:space="preserve">  "issued_at": "2026-10-16",</w:t>
-      </w:r>
-    </w:p>
-    <w:p>
-      <w:pPr>
-        <w:shd w:fill="F6F6F4" w:val="clear"/>
-        <w:spacing w:after="0" w:before="0" w:line="240"/>
-        <w:ind w:left="180" w:right="180"/>
-      </w:pPr>
-      <w:r>
-        <w:rPr>
-          <w:rFonts w:ascii="Consolas" w:cs="Consolas" w:eastAsia="Consolas" w:hAnsi="Consolas"/>
-          <w:sz w:val="17"/>
-          <w:szCs w:val="17"/>
-        </w:rPr>
-        <w:t xml:space="preserve">  "verification_url": "http://localhost/api/certificates/verify/101af2ad-41db-4fd9-8b7d-fb022127b208",</w:t>
+        <w:t xml:space="preserve">  "serial": "CERT-2026-WUL0TB",</w:t>
+      </w:r>
+    </w:p>
+    <w:p>
+      <w:pPr>
+        <w:shd w:fill="F6F6F4" w:val="clear"/>
+        <w:spacing w:after="0" w:before="0" w:line="240"/>
+        <w:ind w:left="180" w:right="180"/>
+      </w:pPr>
+      <w:r>
+        <w:rPr>
+          <w:rFonts w:ascii="Consolas" w:cs="Consolas" w:eastAsia="Consolas" w:hAnsi="Consolas"/>
+          <w:sz w:val="17"/>
+          <w:szCs w:val="17"/>
+        </w:rPr>
+        <w:t xml:space="preserve">  "issued_at": "2026-10-17",</w:t>
+      </w:r>
+    </w:p>
+    <w:p>
+      <w:pPr>
+        <w:shd w:fill="F6F6F4" w:val="clear"/>
+        <w:spacing w:after="0" w:before="0" w:line="240"/>
+        <w:ind w:left="180" w:right="180"/>
+      </w:pPr>
+      <w:r>
+        <w:rPr>
+          <w:rFonts w:ascii="Consolas" w:cs="Consolas" w:eastAsia="Consolas" w:hAnsi="Consolas"/>
+          <w:sz w:val="17"/>
+          <w:szCs w:val="17"/>
+        </w:rPr>
+        <w:t xml:space="preserve">  "verification_url": "http://localhost/api/certificates/verify/5783c6bc-557f-40c9-bc2b-b457a4b738fd",</w:t>
       </w:r>
     </w:p>
     <w:p>

--- a/docs/Himam-Quiz-APIs.docx
+++ b/docs/Himam-Quiz-APIs.docx
@@ -4819,22 +4819,22 @@
           <w:sz w:val="17"/>
           <w:szCs w:val="17"/>
         </w:rPr>
-        <w:t xml:space="preserve">      "id": 29,</w:t>
-      </w:r>
-    </w:p>
-    <w:p>
-      <w:pPr>
-        <w:shd w:fill="F6F6F4" w:val="clear"/>
-        <w:spacing w:after="0" w:before="0" w:line="240"/>
-        <w:ind w:left="180" w:right="180"/>
-      </w:pPr>
-      <w:r>
-        <w:rPr>
-          <w:rFonts w:ascii="Consolas" w:cs="Consolas" w:eastAsia="Consolas" w:hAnsi="Consolas"/>
-          <w:sz w:val="17"/>
-          <w:szCs w:val="17"/>
-        </w:rPr>
-        <w:t xml:space="preserve">      "serial": "CERT-2026-WUL0TB",</w:t>
+        <w:t xml:space="preserve">      "id": 35,</w:t>
+      </w:r>
+    </w:p>
+    <w:p>
+      <w:pPr>
+        <w:shd w:fill="F6F6F4" w:val="clear"/>
+        <w:spacing w:after="0" w:before="0" w:line="240"/>
+        <w:ind w:left="180" w:right="180"/>
+      </w:pPr>
+      <w:r>
+        <w:rPr>
+          <w:rFonts w:ascii="Consolas" w:cs="Consolas" w:eastAsia="Consolas" w:hAnsi="Consolas"/>
+          <w:sz w:val="17"/>
+          <w:szCs w:val="17"/>
+        </w:rPr>
+        <w:t xml:space="preserve">      "serial": "CERT-2026-VZA9DP",</w:t>
       </w:r>
     </w:p>
     <w:p>
@@ -4864,6 +4864,36 @@
           <w:sz w:val="17"/>
           <w:szCs w:val="17"/>
         </w:rPr>
+        <w:t xml:space="preserve">      "image": "http://localhost/api/certificates/verify/92907b4d-c787-4941-bf5e-80fa5348d63b/image",</w:t>
+      </w:r>
+    </w:p>
+    <w:p>
+      <w:pPr>
+        <w:shd w:fill="F6F6F4" w:val="clear"/>
+        <w:spacing w:after="0" w:before="0" w:line="240"/>
+        <w:ind w:left="180" w:right="180"/>
+      </w:pPr>
+      <w:r>
+        <w:rPr>
+          <w:rFonts w:ascii="Consolas" w:cs="Consolas" w:eastAsia="Consolas" w:hAnsi="Consolas"/>
+          <w:sz w:val="17"/>
+          <w:szCs w:val="17"/>
+        </w:rPr>
+        <w:t xml:space="preserve">      "image_template": "http://localhost:8000/storage/uploads/certificate-template.png",</w:t>
+      </w:r>
+    </w:p>
+    <w:p>
+      <w:pPr>
+        <w:shd w:fill="F6F6F4" w:val="clear"/>
+        <w:spacing w:after="0" w:before="0" w:line="240"/>
+        <w:ind w:left="180" w:right="180"/>
+      </w:pPr>
+      <w:r>
+        <w:rPr>
+          <w:rFonts w:ascii="Consolas" w:cs="Consolas" w:eastAsia="Consolas" w:hAnsi="Consolas"/>
+          <w:sz w:val="17"/>
+          <w:szCs w:val="17"/>
+        </w:rPr>
         <w:t xml:space="preserve">      "issued_at": "2026-10-17",</w:t>
       </w:r>
     </w:p>
@@ -4879,7 +4909,7 @@
           <w:sz w:val="17"/>
           <w:szCs w:val="17"/>
         </w:rPr>
-        <w:t xml:space="preserve">      "verification_url": "http://localhost/api/certificates/verify/5783c6bc-557f-40c9-bc2b-b457a4b738fd"</w:t>
+        <w:t xml:space="preserve">      "verification_url": "http://localhost/api/certificates/verify/92907b4d-c787-4941-bf5e-80fa5348d63b"</w:t>
       </w:r>
     </w:p>
     <w:p>
@@ -5504,7 +5534,22 @@
           <w:sz w:val="17"/>
           <w:szCs w:val="17"/>
         </w:rPr>
-        <w:t xml:space="preserve">  "serial": "CERT-2026-WUL0TB",</w:t>
+        <w:t xml:space="preserve">  "image": "http://localhost:8000/storage/uploads/certificate-template.png",</w:t>
+      </w:r>
+    </w:p>
+    <w:p>
+      <w:pPr>
+        <w:shd w:fill="F6F6F4" w:val="clear"/>
+        <w:spacing w:after="0" w:before="0" w:line="240"/>
+        <w:ind w:left="180" w:right="180"/>
+      </w:pPr>
+      <w:r>
+        <w:rPr>
+          <w:rFonts w:ascii="Consolas" w:cs="Consolas" w:eastAsia="Consolas" w:hAnsi="Consolas"/>
+          <w:sz w:val="17"/>
+          <w:szCs w:val="17"/>
+        </w:rPr>
+        <w:t xml:space="preserve">  "serial": "CERT-2026-VZA9DP",</w:t>
       </w:r>
     </w:p>
     <w:p>
@@ -5534,7 +5579,7 @@
           <w:sz w:val="17"/>
           <w:szCs w:val="17"/>
         </w:rPr>
-        <w:t xml:space="preserve">  "verification_url": "http://localhost/api/certificates/verify/5783c6bc-557f-40c9-bc2b-b457a4b738fd",</w:t>
+        <w:t xml:space="preserve">  "verification_url": "http://localhost/api/certificates/verify/92907b4d-c787-4941-bf5e-80fa5348d63b",</w:t>
       </w:r>
     </w:p>
     <w:p>
@@ -5555,36 +5600,6 @@
     <w:p>
       <w:pPr>
         <w:shd w:fill="F6F6F4" w:val="clear"/>
-        <w:spacing w:after="0" w:before="0" w:line="240"/>
-        <w:ind w:left="180" w:right="180"/>
-      </w:pPr>
-      <w:r>
-        <w:rPr>
-          <w:rFonts w:ascii="Consolas" w:cs="Consolas" w:eastAsia="Consolas" w:hAnsi="Consolas"/>
-          <w:sz w:val="17"/>
-          <w:szCs w:val="17"/>
-        </w:rPr>
-        <w:t xml:space="preserve">  "sections_total": 3,</w:t>
-      </w:r>
-    </w:p>
-    <w:p>
-      <w:pPr>
-        <w:shd w:fill="F6F6F4" w:val="clear"/>
-        <w:spacing w:after="0" w:before="0" w:line="240"/>
-        <w:ind w:left="180" w:right="180"/>
-      </w:pPr>
-      <w:r>
-        <w:rPr>
-          <w:rFonts w:ascii="Consolas" w:cs="Consolas" w:eastAsia="Consolas" w:hAnsi="Consolas"/>
-          <w:sz w:val="17"/>
-          <w:szCs w:val="17"/>
-        </w:rPr>
-        <w:t xml:space="preserve">  "percent": 100</w:t>
-      </w:r>
-    </w:p>
-    <w:p>
-      <w:pPr>
-        <w:shd w:fill="F6F6F4" w:val="clear"/>
         <w:spacing w:after="160" w:before="0" w:line="240"/>
         <w:ind w:left="180" w:right="180"/>
       </w:pPr>
@@ -5594,7 +5609,7 @@
           <w:sz w:val="17"/>
           <w:szCs w:val="17"/>
         </w:rPr>
-        <w:t xml:space="preserve">}</w:t>
+        <w:t xml:space="preserve">  …</w:t>
       </w:r>
     </w:p>
     <w:p>
@@ -5670,6 +5685,181 @@
           <w:szCs w:val="21"/>
         </w:rPr>
         <w:t xml:space="preserve">, so a screen that assumes one per event will drop the other.</w:t>
+      </w:r>
+    </w:p>
+    <w:p>
+      <w:pPr>
+        <w:pStyle w:val="Heading2"/>
+        <w:spacing w:after="140" w:before="280"/>
+      </w:pPr>
+      <w:r>
+        <w:rPr>
+          <w:rFonts w:ascii="Calibri" w:cs="Calibri" w:eastAsia="Calibri" w:hAnsi="Calibri"/>
+          <w:b/>
+          <w:bCs/>
+          <w:color w:val="1A1A1A"/>
+          <w:sz w:val="25"/>
+          <w:szCs w:val="25"/>
+        </w:rPr>
+        <w:t xml:space="preserve">The certificate as a document</w:t>
+      </w:r>
+    </w:p>
+    <w:p>
+      <w:pPr>
+        <w:spacing w:after="140" w:line="300"/>
+        <w:jc w:val="left"/>
+      </w:pPr>
+      <w:r>
+        <w:rPr>
+          <w:rFonts w:ascii="Calibri" w:cs="Calibri" w:eastAsia="Calibri" w:hAnsi="Calibri"/>
+          <w:sz w:val="21"/>
+          <w:szCs w:val="21"/>
+        </w:rPr>
+        <w:t xml:space="preserve">Every certificate carries </w:t>
+      </w:r>
+      <w:r>
+        <w:rPr>
+          <w:rFonts w:ascii="Consolas" w:cs="Consolas" w:eastAsia="Consolas" w:hAnsi="Consolas"/>
+          <w:color w:val="A33B00"/>
+          <w:sz w:val="19"/>
+          <w:szCs w:val="19"/>
+        </w:rPr>
+        <w:t xml:space="preserve">image</w:t>
+      </w:r>
+      <w:r>
+        <w:rPr>
+          <w:rFonts w:ascii="Calibri" w:cs="Calibri" w:eastAsia="Calibri" w:hAnsi="Calibri"/>
+          <w:sz w:val="21"/>
+          <w:szCs w:val="21"/>
+        </w:rPr>
+        <w:t xml:space="preserve">: the document itself, already bearing the holder's name, what they finished, the level, the mark and the date of the exam.</w:t>
+      </w:r>
+    </w:p>
+    <w:p>
+      <w:pPr>
+        <w:shd w:fill="F6F6F4" w:val="clear"/>
+        <w:spacing w:after="160" w:before="120" w:line="240"/>
+        <w:ind w:left="180" w:right="180"/>
+      </w:pPr>
+      <w:r>
+        <w:rPr>
+          <w:rFonts w:ascii="Consolas" w:cs="Consolas" w:eastAsia="Consolas" w:hAnsi="Consolas"/>
+          <w:sz w:val="17"/>
+          <w:szCs w:val="17"/>
+        </w:rPr>
+        <w:t xml:space="preserve">GET /api/certificates/verify/{verification_code}/image</w:t>
+      </w:r>
+    </w:p>
+    <w:p>
+      <w:pPr>
+        <w:spacing w:after="140" w:line="300"/>
+        <w:jc w:val="left"/>
+      </w:pPr>
+      <w:r>
+        <w:rPr>
+          <w:rFonts w:ascii="Calibri" w:cs="Calibri" w:eastAsia="Calibri" w:hAnsi="Calibri"/>
+          <w:b/>
+          <w:bCs/>
+          <w:sz w:val="21"/>
+          <w:szCs w:val="21"/>
+        </w:rPr>
+        <w:t xml:space="preserve">Public, and no token.</w:t>
+      </w:r>
+      <w:r>
+        <w:rPr>
+          <w:rFonts w:ascii="Calibri" w:cs="Calibri" w:eastAsia="Calibri" w:hAnsi="Calibri"/>
+          <w:sz w:val="21"/>
+          <w:szCs w:val="21"/>
+        </w:rPr>
+        <w:t xml:space="preserve"> A certificate is shown to people who are not readers of this app, so it can be opened, shared or printed from the link as it stands. It is keyed by the verification code — a UUID, the same one the QR carries — rather than by the certificate id, so the only way to reach one is to be given its link.</w:t>
+      </w:r>
+    </w:p>
+    <w:p>
+      <w:pPr>
+        <w:spacing w:after="140" w:line="300"/>
+        <w:jc w:val="left"/>
+      </w:pPr>
+      <w:r>
+        <w:rPr>
+          <w:rFonts w:ascii="Calibri" w:cs="Calibri" w:eastAsia="Calibri" w:hAnsi="Calibri"/>
+          <w:sz w:val="21"/>
+          <w:szCs w:val="21"/>
+        </w:rPr>
+        <w:t xml:space="preserve">It answers </w:t>
+      </w:r>
+      <w:r>
+        <w:rPr>
+          <w:rFonts w:ascii="Consolas" w:cs="Consolas" w:eastAsia="Consolas" w:hAnsi="Consolas"/>
+          <w:color w:val="A33B00"/>
+          <w:sz w:val="19"/>
+          <w:szCs w:val="19"/>
+        </w:rPr>
+        <w:t xml:space="preserve">image/svg+xml</w:t>
+      </w:r>
+      <w:r>
+        <w:rPr>
+          <w:rFonts w:ascii="Calibri" w:cs="Calibri" w:eastAsia="Calibri" w:hAnsi="Calibri"/>
+          <w:sz w:val="21"/>
+          <w:szCs w:val="21"/>
+        </w:rPr>
+        <w:t xml:space="preserve"> whatever </w:t>
+      </w:r>
+      <w:r>
+        <w:rPr>
+          <w:rFonts w:ascii="Consolas" w:cs="Consolas" w:eastAsia="Consolas" w:hAnsi="Consolas"/>
+          <w:color w:val="A33B00"/>
+          <w:sz w:val="19"/>
+          <w:szCs w:val="19"/>
+        </w:rPr>
+        <w:t xml:space="preserve">Accept</w:t>
+      </w:r>
+      <w:r>
+        <w:rPr>
+          <w:rFonts w:ascii="Calibri" w:cs="Calibri" w:eastAsia="Calibri" w:hAnsi="Calibri"/>
+          <w:sz w:val="21"/>
+          <w:szCs w:val="21"/>
+        </w:rPr>
+        <w:t xml:space="preserve"> asks for, and </w:t>
+      </w:r>
+      <w:r>
+        <w:rPr>
+          <w:rFonts w:ascii="Consolas" w:cs="Consolas" w:eastAsia="Consolas" w:hAnsi="Consolas"/>
+          <w:color w:val="A33B00"/>
+          <w:sz w:val="19"/>
+          <w:szCs w:val="19"/>
+        </w:rPr>
+        <w:t xml:space="preserve">404</w:t>
+      </w:r>
+      <w:r>
+        <w:rPr>
+          <w:rFonts w:ascii="Calibri" w:cs="Calibri" w:eastAsia="Calibri" w:hAnsi="Calibri"/>
+          <w:sz w:val="21"/>
+          <w:szCs w:val="21"/>
+        </w:rPr>
+        <w:t xml:space="preserve"> for a code that does not exist. SVG because the text stays text: the Arabic shapes correctly and it is sharp from a list thumbnail to an A4 print.</w:t>
+      </w:r>
+    </w:p>
+    <w:p>
+      <w:pPr>
+        <w:spacing w:after="140" w:line="300"/>
+        <w:jc w:val="left"/>
+      </w:pPr>
+      <w:r>
+        <w:rPr>
+          <w:rFonts w:ascii="Consolas" w:cs="Consolas" w:eastAsia="Consolas" w:hAnsi="Consolas"/>
+          <w:color w:val="A33B00"/>
+          <w:sz w:val="19"/>
+          <w:szCs w:val="19"/>
+        </w:rPr>
+        <w:t xml:space="preserve">image_template</w:t>
+      </w:r>
+      <w:r>
+        <w:rPr>
+          <w:rFonts w:ascii="Calibri" w:cs="Calibri" w:eastAsia="Calibri" w:hAnsi="Calibri"/>
+          <w:sz w:val="21"/>
+          <w:szCs w:val="21"/>
+        </w:rPr>
+        <w:t xml:space="preserve"> beside it is the blank artwork, for a client that would rather lay the text out itself.</w:t>
       </w:r>
     </w:p>
     <w:p>
